--- a/docs/planificacion/Planificacion_Pilar5_Calidad.docx
+++ b/docs/planificacion/Planificacion_Pilar5_Calidad.docx
@@ -191,7 +191,7 @@
                 <w:sz w:val="20"/>
                 <w:szCs w:val="20"/>
               </w:rPr>
-              <w:t>Pilar 5 — Gestión de código y calidad (el "cómo se trabaja")</w:t>
+              <w:t>Pilar 5 — Gestión de código y calidad ("con qué reglas")</w:t>
             </w:r>
           </w:p>
         </w:tc>
@@ -250,7 +250,7 @@
                 <w:sz w:val="20"/>
                 <w:szCs w:val="20"/>
               </w:rPr>
-              <w:t>1.3 — estructura del repositorio unificada</w:t>
+              <w:t xml:space="preserve">1.5 — el repositorio y los riesgos, al día</w:t>
             </w:r>
           </w:p>
         </w:tc>
@@ -307,7 +307,7 @@
                 <w:sz w:val="20"/>
                 <w:szCs w:val="20"/>
               </w:rPr>
-              <w:t>14 de septiembre de 2026, tarde (versión 1.0: 12 de septiembre de 2026)</w:t>
+              <w:t xml:space="preserve">25 de septiembre de 2026 (versión 1.0: 12 de septiembre de 2026)</w:t>
             </w:r>
           </w:p>
         </w:tc>
@@ -366,7 +366,7 @@
                 <w:sz w:val="20"/>
                 <w:szCs w:val="20"/>
               </w:rPr>
-              <w:t>Pilar 1, Pilar 2 y Pilar 3 versión 1.5, y Pilar 4 versión 1.4</w:t>
+              <w:t xml:space="preserve">Pilar 1, Pilar 2 y Pilar 3 versión 1.7, y Pilar 4 versión 1.6</w:t>
             </w:r>
           </w:p>
         </w:tc>
@@ -423,7 +423,7 @@
                 <w:sz w:val="20"/>
                 <w:szCs w:val="20"/>
               </w:rPr>
-              <w:t>Cierra la fase de planificación. Los cinco pilares quedan en versión aprobada: P1 v1.5, P2 v1.5, P3 v1.5, P4 v1.4 y P5 v1.3, con el anexo A del Pilar 2 en su versión 1.3, aprobado el 14-09-2026. No quedan puntos abiertos.</w:t>
+              <w:t xml:space="preserve">Cierra la fase de planificación. Los cinco pilares quedan en versión aprobada: P1 v1.7, P2 v1.7, P3 v1.7, P4 v1.6 y P5 v1.5, con el anexo A del Pilar 2 en su versión 1.4, cuyo modelo se aprobó el 14-09-2026. No quedan puntos abiertos.</w:t>
             </w:r>
           </w:p>
         </w:tc>
@@ -691,39 +691,7 @@
                 <w:sz w:val="20"/>
                 <w:szCs w:val="20"/>
               </w:rPr>
-              <w:t xml:space="preserve">Estructura del repositorio, convenciones de nombres, flujo de ramas, formato de los </w:t>
-            </w:r>
-            <w:proofErr w:type="spellStart"/>
-            <w:r>
-              <w:rPr>
-                <w:sz w:val="20"/>
-                <w:szCs w:val="20"/>
-              </w:rPr>
-              <w:t>commits</w:t>
-            </w:r>
-            <w:proofErr w:type="spellEnd"/>
-            <w:r>
-              <w:rPr>
-                <w:sz w:val="20"/>
-                <w:szCs w:val="20"/>
-              </w:rPr>
-              <w:t xml:space="preserve">, revisión por Pull </w:t>
-            </w:r>
-            <w:proofErr w:type="spellStart"/>
-            <w:r>
-              <w:rPr>
-                <w:sz w:val="20"/>
-                <w:szCs w:val="20"/>
-              </w:rPr>
-              <w:t>Request</w:t>
-            </w:r>
-            <w:proofErr w:type="spellEnd"/>
-            <w:r>
-              <w:rPr>
-                <w:sz w:val="20"/>
-                <w:szCs w:val="20"/>
-              </w:rPr>
-              <w:t>, estrategia de pruebas, integración continua, herramientas, puesta en marcha y registro único de riesgos y supuestos.</w:t>
+              <w:t xml:space="preserve">Estructura del repositorio, convenciones de nombres, flujo de ramas, formato de los commits, revisión por Pull Request, estrategia de pruebas, integración continua, herramientas, puesta en marcha y registro único de riesgos y supuestos.</w:t>
             </w:r>
           </w:p>
         </w:tc>
@@ -807,10 +775,6 @@
               </w:rPr>
               <w:t>Auditoría cruzada. Los nombres de tabla pasan a singular, para no contradecir al Pilar 2 y al anexo A. La puerta de cobertura del 60 % se activa por etapas, porque activa desde el primer día dejaría sin fusionar a HU-08 y a todo Tutorías hasta el sprint 5. Se convierte en fila de la tabla 7.1 la regla de quién aprueba cuando el autor es el aprobador obligatorio. Se agregan las pruebas obligatorias de RN-02, RN-07 y RN-08, que el RNF-06 exige y faltaban. Se advierte que HU-01 y la sección 14 compiten por las mismas horas. Correcciones menores en 9.4 y en R-21.</w:t>
             </w:r>
-            <w:proofErr w:type="spellStart"/>
-            <w:proofErr w:type="spellEnd"/>
-            <w:proofErr w:type="spellStart"/>
-            <w:proofErr w:type="spellEnd"/>
           </w:p>
         </w:tc>
       </w:tr>
@@ -893,10 +857,6 @@
               </w:rPr>
               <w:t>El modelo de datos del anexo A quedó aprobado, así que las migraciones del sprint 1 ya tienen fuente. La prueba obligatoria de RN-01 cubre además la revalidación al cambiar de carrera o de nivel (ajuste A-13).</w:t>
             </w:r>
-            <w:proofErr w:type="spellStart"/>
-            <w:proofErr w:type="spellEnd"/>
-            <w:proofErr w:type="spellStart"/>
-            <w:proofErr w:type="spellEnd"/>
           </w:p>
         </w:tc>
       </w:tr>
@@ -979,10 +939,170 @@
               </w:rPr>
               <w:t>La sección 3 y la sección 9 del Pilar 2 describían dos árboles de repositorio distintos, y HU-01 lo crea esta semana: ahora son el mismo, con data/seeds, keys y docs/diagramas incorporados. R-17 y R-18 se actualizan, porque el programador ya no solo cierra reservas: también sincroniza el estado de las cuentas y revalida RN-01, así que si no corre se cae más que antes. Se corrige el ejemplo de commit que juntaba Mailpit y el contenedor programador en una sola historia.</w:t>
             </w:r>
-            <w:proofErr w:type="spellStart"/>
-            <w:proofErr w:type="spellEnd"/>
-            <w:proofErr w:type="spellStart"/>
-            <w:proofErr w:type="spellEnd"/>
+          </w:p>
+        </w:tc>
+      </w:tr>
+      <w:tr>
+        <w:tblPrEx>
+          <w:tblCellMar>
+            <w:top w:w="0" w:type="dxa"/>
+            <w:bottom w:w="0" w:type="dxa"/>
+          </w:tblCellMar>
+        </w:tblPrEx>
+        <w:trPr>
+          <w:cantSplit/>
+        </w:trPr>
+        <w:tc>
+          <w:tcPr>
+            <w:tcW w:w="1000" w:type="dxa"/>
+            <w:tcMar>
+              <w:top w:w="80" w:type="dxa"/>
+              <w:left w:w="110" w:type="dxa"/>
+              <w:bottom w:w="80" w:type="dxa"/>
+              <w:right w:w="110" w:type="dxa"/>
+            </w:tcMar>
+          </w:tcPr>
+          <w:p>
+            <w:pPr>
+              <w:spacing w:line="260" w:lineRule="auto"/>
+              <w:jc w:val="center"/>
+            </w:pPr>
+            <w:r>
+              <w:rPr>
+                <w:sz w:val="20"/>
+                <w:szCs w:val="20"/>
+              </w:rPr>
+              <w:t xml:space="preserve">1.4</w:t>
+            </w:r>
+          </w:p>
+        </w:tc>
+        <w:tc>
+          <w:tcPr>
+            <w:tcW w:w="1400" w:type="dxa"/>
+            <w:tcMar>
+              <w:top w:w="80" w:type="dxa"/>
+              <w:left w:w="110" w:type="dxa"/>
+              <w:bottom w:w="80" w:type="dxa"/>
+              <w:right w:w="110" w:type="dxa"/>
+            </w:tcMar>
+          </w:tcPr>
+          <w:p>
+            <w:pPr>
+              <w:spacing w:line="260" w:lineRule="auto"/>
+              <w:jc w:val="center"/>
+            </w:pPr>
+            <w:r>
+              <w:rPr>
+                <w:sz w:val="20"/>
+                <w:szCs w:val="20"/>
+              </w:rPr>
+              <w:t xml:space="preserve">25-09-2026</w:t>
+            </w:r>
+          </w:p>
+        </w:tc>
+        <w:tc>
+          <w:tcPr>
+            <w:tcW w:w="6960" w:type="dxa"/>
+            <w:tcMar>
+              <w:top w:w="80" w:type="dxa"/>
+              <w:left w:w="110" w:type="dxa"/>
+              <w:bottom w:w="80" w:type="dxa"/>
+              <w:right w:w="110" w:type="dxa"/>
+            </w:tcMar>
+          </w:tcPr>
+          <w:p>
+            <w:pPr>
+              <w:spacing w:line="260" w:lineRule="auto"/>
+            </w:pPr>
+            <w:r>
+              <w:rPr>
+                <w:sz w:val="20"/>
+                <w:szCs w:val="20"/>
+              </w:rPr>
+              <w:t xml:space="preserve">S-02 se verificaba con Mailpit, que no puede verificarlo: ningún correo sale a una casilla real, así que HU-04 prueba el flujo, no la entrega ni la pertenencia. Ahora se verifica con un envío real a la casilla @duocuc.cl de un integrante, y el plan B nombra el inicio de sesión institucional (AD-14 del Pilar 2).</w:t>
+            </w:r>
+          </w:p>
+        </w:tc>
+      </w:tr>
+      <w:tr>
+        <w:tblPrEx>
+          <w:tblCellMar>
+            <w:top w:w="0" w:type="dxa"/>
+            <w:bottom w:w="0" w:type="dxa"/>
+          </w:tblCellMar>
+        </w:tblPrEx>
+        <w:trPr>
+          <w:cantSplit/>
+        </w:trPr>
+        <w:tc>
+          <w:tcPr>
+            <w:tcW w:w="1000" w:type="dxa"/>
+            <w:tcMar>
+              <w:top w:w="80" w:type="dxa"/>
+              <w:left w:w="110" w:type="dxa"/>
+              <w:bottom w:w="80" w:type="dxa"/>
+              <w:right w:w="110" w:type="dxa"/>
+            </w:tcMar>
+          </w:tcPr>
+          <w:p>
+            <w:pPr>
+              <w:spacing w:line="260" w:lineRule="auto"/>
+              <w:jc w:val="center"/>
+            </w:pPr>
+            <w:r>
+              <w:rPr>
+                <w:sz w:val="20"/>
+                <w:szCs w:val="20"/>
+              </w:rPr>
+              <w:t>1.5</w:t>
+            </w:r>
+          </w:p>
+        </w:tc>
+        <w:tc>
+          <w:tcPr>
+            <w:tcW w:w="1400" w:type="dxa"/>
+            <w:tcMar>
+              <w:top w:w="80" w:type="dxa"/>
+              <w:left w:w="110" w:type="dxa"/>
+              <w:bottom w:w="80" w:type="dxa"/>
+              <w:right w:w="110" w:type="dxa"/>
+            </w:tcMar>
+          </w:tcPr>
+          <w:p>
+            <w:pPr>
+              <w:spacing w:line="260" w:lineRule="auto"/>
+              <w:jc w:val="center"/>
+            </w:pPr>
+            <w:r>
+              <w:rPr>
+                <w:sz w:val="20"/>
+                <w:szCs w:val="20"/>
+              </w:rPr>
+              <w:t>25-09-2026</w:t>
+            </w:r>
+          </w:p>
+        </w:tc>
+        <w:tc>
+          <w:tcPr>
+            <w:tcW w:w="6960" w:type="dxa"/>
+            <w:tcMar>
+              <w:top w:w="80" w:type="dxa"/>
+              <w:left w:w="110" w:type="dxa"/>
+              <w:bottom w:w="80" w:type="dxa"/>
+              <w:right w:w="110" w:type="dxa"/>
+            </w:tcMar>
+          </w:tcPr>
+          <w:p>
+            <w:pPr>
+              <w:spacing w:line="260" w:lineRule="auto"/>
+            </w:pPr>
+            <w:r>
+              <w:rPr>
+                <w:sz w:val="20"/>
+                <w:szCs w:val="20"/>
+              </w:rPr>
+              <w:t>El encabezado nombra el pilar como el Pilar 1 ("con qué reglas"). Las secciones 2 y 3 describían el repositorio en presente, con el estado del 12 de septiembre: ahora dicen qué creó HU-01 el 21, qué falta y cómo son de verdad la carpeta del gateway y la de cada servicio. La acción del 18-09, feriado, pasa al 17-09, como se decidió en la semana de cimientos. La sección 10 y S-09 reconocen que el repositorio es público desde el 14-09, así que los minutos de Actions no tienen tope, y la prueba de RN-08 (9.3) ya no trata el ajuste A-01 como pendiente. El registro marca lo que ya pasó: R-02 se activó y R-19 se materializó con el prototipo en Express.</w:t>
+            </w:r>
           </w:p>
         </w:tc>
       </w:tr>
@@ -1205,23 +1325,13 @@
             <w:pPr>
               <w:spacing w:line="260" w:lineRule="auto"/>
             </w:pPr>
-            <w:proofErr w:type="spellStart"/>
-            <w:r>
-              <w:rPr>
-                <w:sz w:val="20"/>
-                <w:szCs w:val="20"/>
-              </w:rPr>
-              <w:t>GitFlow</w:t>
-            </w:r>
-            <w:proofErr w:type="spellEnd"/>
-            <w:r>
-              <w:rPr>
-                <w:sz w:val="20"/>
-                <w:szCs w:val="20"/>
-              </w:rPr>
-              <w:t xml:space="preserve"> reducido: </w:t>
-            </w:r>
-            <w:proofErr w:type="spellStart"/>
+            <w:r>
+              <w:rPr>
+                <w:sz w:val="20"/>
+                <w:szCs w:val="20"/>
+              </w:rPr>
+              <w:t xml:space="preserve">GitFlow reducido: </w:t>
+            </w:r>
             <w:r>
               <w:rPr>
                 <w:b/>
@@ -1231,7 +1341,6 @@
               </w:rPr>
               <w:t>main</w:t>
             </w:r>
-            <w:proofErr w:type="spellEnd"/>
             <w:r>
               <w:rPr>
                 <w:sz w:val="20"/>
@@ -1239,7 +1348,6 @@
               </w:rPr>
               <w:t xml:space="preserve"> y </w:t>
             </w:r>
-            <w:proofErr w:type="spellStart"/>
             <w:r>
               <w:rPr>
                 <w:b/>
@@ -1249,7 +1357,6 @@
               </w:rPr>
               <w:t>develop</w:t>
             </w:r>
-            <w:proofErr w:type="spellEnd"/>
             <w:r>
               <w:rPr>
                 <w:sz w:val="20"/>
@@ -1278,55 +1385,7 @@
                 <w:sz w:val="20"/>
                 <w:szCs w:val="20"/>
               </w:rPr>
-              <w:t>Deja una rama siempre presentable ante el profesor (</w:t>
-            </w:r>
-            <w:proofErr w:type="spellStart"/>
-            <w:r>
-              <w:rPr>
-                <w:sz w:val="20"/>
-                <w:szCs w:val="20"/>
-              </w:rPr>
-              <w:t>main</w:t>
-            </w:r>
-            <w:proofErr w:type="spellEnd"/>
-            <w:r>
-              <w:rPr>
-                <w:sz w:val="20"/>
-                <w:szCs w:val="20"/>
-              </w:rPr>
-              <w:t>) y una donde se integra a diario (</w:t>
-            </w:r>
-            <w:proofErr w:type="spellStart"/>
-            <w:r>
-              <w:rPr>
-                <w:sz w:val="20"/>
-                <w:szCs w:val="20"/>
-              </w:rPr>
-              <w:t>develop</w:t>
-            </w:r>
-            <w:proofErr w:type="spellEnd"/>
-            <w:r>
-              <w:rPr>
-                <w:sz w:val="20"/>
-                <w:szCs w:val="20"/>
-              </w:rPr>
-              <w:t xml:space="preserve">). El costo es mantener dos ramas largas; se acepta porque hay un reporte al profesor al cierre de cada sprint y conviene que </w:t>
-            </w:r>
-            <w:proofErr w:type="spellStart"/>
-            <w:r>
-              <w:rPr>
-                <w:sz w:val="20"/>
-                <w:szCs w:val="20"/>
-              </w:rPr>
-              <w:t>main</w:t>
-            </w:r>
-            <w:proofErr w:type="spellEnd"/>
-            <w:r>
-              <w:rPr>
-                <w:sz w:val="20"/>
-                <w:szCs w:val="20"/>
-              </w:rPr>
-              <w:t xml:space="preserve"> sea exactamente eso.</w:t>
+              <w:t xml:space="preserve">Deja una rama siempre presentable ante el profesor (main) y una donde se integra a diario (develop). El costo es mantener dos ramas largas; se acepta porque hay un reporte al profesor al cierre de cada sprint y conviene que main sea exactamente eso.</w:t>
             </w:r>
           </w:p>
         </w:tc>
@@ -1385,23 +1444,7 @@
                 <w:sz w:val="20"/>
                 <w:szCs w:val="20"/>
               </w:rPr>
-              <w:t xml:space="preserve">Un Pull </w:t>
-            </w:r>
-            <w:proofErr w:type="spellStart"/>
-            <w:r>
-              <w:rPr>
-                <w:sz w:val="20"/>
-                <w:szCs w:val="20"/>
-              </w:rPr>
-              <w:t>Request</w:t>
-            </w:r>
-            <w:proofErr w:type="spellEnd"/>
-            <w:r>
-              <w:rPr>
-                <w:sz w:val="20"/>
-                <w:szCs w:val="20"/>
-              </w:rPr>
-              <w:t xml:space="preserve"> se fusiona con </w:t>
+              <w:t xml:space="preserve">Un Pull Request se fusiona con </w:t>
             </w:r>
             <w:r>
               <w:rPr>
@@ -1498,39 +1541,7 @@
                 <w:sz w:val="20"/>
                 <w:szCs w:val="20"/>
               </w:rPr>
-              <w:t xml:space="preserve">GitHub </w:t>
-            </w:r>
-            <w:proofErr w:type="spellStart"/>
-            <w:r>
-              <w:rPr>
-                <w:sz w:val="20"/>
-                <w:szCs w:val="20"/>
-              </w:rPr>
-              <w:t>Actions</w:t>
-            </w:r>
-            <w:proofErr w:type="spellEnd"/>
-            <w:r>
-              <w:rPr>
-                <w:sz w:val="20"/>
-                <w:szCs w:val="20"/>
-              </w:rPr>
-              <w:t xml:space="preserve"> en cada Pull </w:t>
-            </w:r>
-            <w:proofErr w:type="spellStart"/>
-            <w:r>
-              <w:rPr>
-                <w:sz w:val="20"/>
-                <w:szCs w:val="20"/>
-              </w:rPr>
-              <w:t>Request</w:t>
-            </w:r>
-            <w:proofErr w:type="spellEnd"/>
-            <w:r>
-              <w:rPr>
-                <w:sz w:val="20"/>
-                <w:szCs w:val="20"/>
-              </w:rPr>
-              <w:t>: revisores de estilo, pruebas y arranque del sistema completo con Docker.</w:t>
+              <w:t xml:space="preserve">GitHub Actions en cada Pull Request: revisores de estilo, pruebas y arranque del sistema completo con Docker.</w:t>
             </w:r>
           </w:p>
         </w:tc>
@@ -1628,20 +1639,6 @@
               </w:rPr>
               <w:t>Cobertura mínima del 60 % en Identidad y en Tutorías, con la puerta activándose por etapas (sección 9.2). En Catálogo y Pagos, el camino feliz y los errores esperados. En el frontend, sin meta numérica.</w:t>
             </w:r>
-            <w:proofErr w:type="spellStart"/>
-            <w:r>
-              <w:rPr>
-                <w:sz w:val="20"/>
-                <w:szCs w:val="20"/>
-              </w:rPr>
-            </w:r>
-            <w:proofErr w:type="spellEnd"/>
-            <w:r>
-              <w:rPr>
-                <w:sz w:val="20"/>
-                <w:szCs w:val="20"/>
-              </w:rPr>
-            </w:r>
           </w:p>
         </w:tc>
         <w:tc>
@@ -1744,39 +1741,7 @@
                 <w:sz w:val="20"/>
                 <w:szCs w:val="20"/>
               </w:rPr>
-              <w:t xml:space="preserve">La revisión detectó rutas con dos estilos distintos y prefijos en dos idiomas. Una convención escrita cuesta una tabla; descubrirla tarde cuesta renombrar </w:t>
-            </w:r>
-            <w:proofErr w:type="spellStart"/>
-            <w:r>
-              <w:rPr>
-                <w:sz w:val="20"/>
-                <w:szCs w:val="20"/>
-              </w:rPr>
-              <w:t>endpoints</w:t>
-            </w:r>
-            <w:proofErr w:type="spellEnd"/>
-            <w:r>
-              <w:rPr>
-                <w:sz w:val="20"/>
-                <w:szCs w:val="20"/>
-              </w:rPr>
-              <w:t xml:space="preserve"> que ya consume el </w:t>
-            </w:r>
-            <w:proofErr w:type="spellStart"/>
-            <w:r>
-              <w:rPr>
-                <w:sz w:val="20"/>
-                <w:szCs w:val="20"/>
-              </w:rPr>
-              <w:t>frontend</w:t>
-            </w:r>
-            <w:proofErr w:type="spellEnd"/>
-            <w:r>
-              <w:rPr>
-                <w:sz w:val="20"/>
-                <w:szCs w:val="20"/>
-              </w:rPr>
-              <w:t>.</w:t>
+              <w:t xml:space="preserve">La revisión detectó rutas con dos estilos distintos y prefijos en dos idiomas. Una convención escrita cuesta una tabla; descubrirla tarde cuesta renombrar endpoints que ya consume el frontend.</w:t>
             </w:r>
           </w:p>
         </w:tc>
@@ -1787,7 +1752,7 @@
         <w:pStyle w:val="Ttulo1"/>
       </w:pPr>
       <w:r>
-        <w:t>2. El repositorio hoy</w:t>
+        <w:t>2. El repositorio al cerrar la planificación</w:t>
       </w:r>
     </w:p>
     <w:p>
@@ -1795,12 +1760,8 @@
         <w:spacing w:after="120" w:line="276" w:lineRule="auto"/>
         <w:jc w:val="both"/>
       </w:pPr>
-      <w:r/>
-      <w:proofErr w:type="spellStart"/>
-      <w:r/>
-      <w:proofErr w:type="spellEnd"/>
       <w:r>
-        <w:t>El repositorio existe desde la primera semana y contiene el trabajo de frontend descrito en el Pilar 3: seis páginas HTML, una hoja de estilos y un archivo de JavaScript. Conviene mirarlo con honestidad antes de escribir reglas sobre él.</w:t>
+        <w:t>El repositorio existe desde la primera semana. El 12 de septiembre, al escribir este pilar, contenía el trabajo de frontend descrito en el Pilar 3: seis páginas HTML, una hoja de estilos y un archivo de JavaScript. Conviene mirarlo con honestidad antes de escribir reglas sobre él.</w:t>
       </w:r>
     </w:p>
     <w:tbl>
@@ -1907,7 +1868,6 @@
             <w:pPr>
               <w:spacing w:line="260" w:lineRule="auto"/>
             </w:pPr>
-            <w:proofErr w:type="gramStart"/>
             <w:r>
               <w:rPr>
                 <w:b/>
@@ -1916,18 +1876,7 @@
                 <w:sz w:val="20"/>
                 <w:szCs w:val="20"/>
               </w:rPr>
-              <w:t>Cuándo</w:t>
-            </w:r>
-            <w:proofErr w:type="gramEnd"/>
-            <w:r>
-              <w:rPr>
-                <w:b/>
-                <w:bCs/>
-                <w:color w:val="FFFFFF"/>
-                <w:sz w:val="20"/>
-                <w:szCs w:val="20"/>
-              </w:rPr>
-              <w:t xml:space="preserve"> se resuelve</w:t>
+              <w:t xml:space="preserve">Cuándo se resuelve</w:t>
             </w:r>
           </w:p>
         </w:tc>
@@ -1961,55 +1910,7 @@
                 <w:sz w:val="20"/>
                 <w:szCs w:val="20"/>
               </w:rPr>
-              <w:t xml:space="preserve">Una sola rama: </w:t>
-            </w:r>
-            <w:proofErr w:type="spellStart"/>
-            <w:r>
-              <w:rPr>
-                <w:sz w:val="20"/>
-                <w:szCs w:val="20"/>
-              </w:rPr>
-              <w:t>main</w:t>
-            </w:r>
-            <w:proofErr w:type="spellEnd"/>
-            <w:r>
-              <w:rPr>
-                <w:sz w:val="20"/>
-                <w:szCs w:val="20"/>
-              </w:rPr>
-              <w:t xml:space="preserve">. Tres </w:t>
-            </w:r>
-            <w:proofErr w:type="spellStart"/>
-            <w:r>
-              <w:rPr>
-                <w:sz w:val="20"/>
-                <w:szCs w:val="20"/>
-              </w:rPr>
-              <w:t>commits</w:t>
-            </w:r>
-            <w:proofErr w:type="spellEnd"/>
-            <w:r>
-              <w:rPr>
-                <w:sz w:val="20"/>
-                <w:szCs w:val="20"/>
-              </w:rPr>
-              <w:t xml:space="preserve">, uno de ellos una fusión automática de </w:t>
-            </w:r>
-            <w:proofErr w:type="spellStart"/>
-            <w:r>
-              <w:rPr>
-                <w:sz w:val="20"/>
-                <w:szCs w:val="20"/>
-              </w:rPr>
-              <w:t>main</w:t>
-            </w:r>
-            <w:proofErr w:type="spellEnd"/>
-            <w:r>
-              <w:rPr>
-                <w:sz w:val="20"/>
-                <w:szCs w:val="20"/>
-              </w:rPr>
-              <w:t xml:space="preserve"> consigo misma.</w:t>
+              <w:t xml:space="preserve">Una sola rama: main. Tres commits, uno de ellos una fusión automática de main consigo misma.</w:t>
             </w:r>
           </w:p>
         </w:tc>
@@ -2032,39 +1933,7 @@
                 <w:sz w:val="20"/>
                 <w:szCs w:val="20"/>
               </w:rPr>
-              <w:t xml:space="preserve">La rama </w:t>
-            </w:r>
-            <w:proofErr w:type="spellStart"/>
-            <w:r>
-              <w:rPr>
-                <w:sz w:val="20"/>
-                <w:szCs w:val="20"/>
-              </w:rPr>
-              <w:t>develop</w:t>
-            </w:r>
-            <w:proofErr w:type="spellEnd"/>
-            <w:r>
-              <w:rPr>
-                <w:sz w:val="20"/>
-                <w:szCs w:val="20"/>
-              </w:rPr>
-              <w:t xml:space="preserve"> y la protección de </w:t>
-            </w:r>
-            <w:proofErr w:type="spellStart"/>
-            <w:r>
-              <w:rPr>
-                <w:sz w:val="20"/>
-                <w:szCs w:val="20"/>
-              </w:rPr>
-              <w:t>main</w:t>
-            </w:r>
-            <w:proofErr w:type="spellEnd"/>
-            <w:r>
-              <w:rPr>
-                <w:sz w:val="20"/>
-                <w:szCs w:val="20"/>
-              </w:rPr>
-              <w:t>. El historial actual muestra el patrón que este pilar viene a evitar: fusiones automáticas que aparecen sin que nadie las haya decidido.</w:t>
+              <w:t xml:space="preserve">La rama develop y la protección de main. El historial actual muestra el patrón que este pilar viene a evitar: fusiones automáticas que aparecen sin que nadie las haya decidido.</w:t>
             </w:r>
           </w:p>
         </w:tc>
@@ -2146,55 +2015,7 @@
                 <w:sz w:val="20"/>
                 <w:szCs w:val="20"/>
               </w:rPr>
-              <w:t xml:space="preserve">La estructura de carpetas del </w:t>
-            </w:r>
-            <w:proofErr w:type="spellStart"/>
-            <w:r>
-              <w:rPr>
-                <w:sz w:val="20"/>
-                <w:szCs w:val="20"/>
-              </w:rPr>
-              <w:t>monorepo</w:t>
-            </w:r>
-            <w:proofErr w:type="spellEnd"/>
-            <w:r>
-              <w:rPr>
-                <w:sz w:val="20"/>
-                <w:szCs w:val="20"/>
-              </w:rPr>
-              <w:t xml:space="preserve">. Las páginas se mueven a la carpeta del </w:t>
-            </w:r>
-            <w:proofErr w:type="spellStart"/>
-            <w:r>
-              <w:rPr>
-                <w:sz w:val="20"/>
-                <w:szCs w:val="20"/>
-              </w:rPr>
-              <w:t>frontend</w:t>
-            </w:r>
-            <w:proofErr w:type="spellEnd"/>
-            <w:r>
-              <w:rPr>
-                <w:sz w:val="20"/>
-                <w:szCs w:val="20"/>
-              </w:rPr>
-              <w:t xml:space="preserve"> cuando se portan a </w:t>
-            </w:r>
-            <w:proofErr w:type="spellStart"/>
-            <w:r>
-              <w:rPr>
-                <w:sz w:val="20"/>
-                <w:szCs w:val="20"/>
-              </w:rPr>
-              <w:t>React</w:t>
-            </w:r>
-            <w:proofErr w:type="spellEnd"/>
-            <w:r>
-              <w:rPr>
-                <w:sz w:val="20"/>
-                <w:szCs w:val="20"/>
-              </w:rPr>
-              <w:t xml:space="preserve"> (HU-06).</w:t>
+              <w:t xml:space="preserve">La estructura de carpetas del monorepo. Las páginas se mueven a la carpeta del frontend cuando se portan a React (HU-06).</w:t>
             </w:r>
           </w:p>
         </w:tc>
@@ -2218,23 +2039,7 @@
                 <w:sz w:val="20"/>
                 <w:szCs w:val="20"/>
               </w:rPr>
-              <w:t xml:space="preserve">Sprint 1. Hasta entonces se quedan </w:t>
-            </w:r>
-            <w:proofErr w:type="spellStart"/>
-            <w:r>
-              <w:rPr>
-                <w:sz w:val="20"/>
-                <w:szCs w:val="20"/>
-              </w:rPr>
-              <w:t>donde</w:t>
-            </w:r>
-            <w:proofErr w:type="spellEnd"/>
-            <w:r>
-              <w:rPr>
-                <w:sz w:val="20"/>
-                <w:szCs w:val="20"/>
-              </w:rPr>
-              <w:t xml:space="preserve"> están.</w:t>
+              <w:t xml:space="preserve">Sprint 1. Hasta entonces se quedan donde están.</w:t>
             </w:r>
           </w:p>
         </w:tc>
@@ -2349,32 +2154,7 @@
                 <w:sz w:val="20"/>
                 <w:szCs w:val="20"/>
               </w:rPr>
-              <w:t xml:space="preserve">Sin archivo de exclusiones </w:t>
-            </w:r>
-            <w:proofErr w:type="gramStart"/>
-            <w:r>
-              <w:rPr>
-                <w:sz w:val="20"/>
-                <w:szCs w:val="20"/>
-              </w:rPr>
-              <w:t>(.</w:t>
-            </w:r>
-            <w:proofErr w:type="spellStart"/>
-            <w:r>
-              <w:rPr>
-                <w:sz w:val="20"/>
-                <w:szCs w:val="20"/>
-              </w:rPr>
-              <w:t>gitignore</w:t>
-            </w:r>
-            <w:proofErr w:type="spellEnd"/>
-            <w:proofErr w:type="gramEnd"/>
-            <w:r>
-              <w:rPr>
-                <w:sz w:val="20"/>
-                <w:szCs w:val="20"/>
-              </w:rPr>
-              <w:t>).</w:t>
+              <w:t xml:space="preserve">Sin archivo de exclusiones (.gitignore).</w:t>
             </w:r>
           </w:p>
         </w:tc>
@@ -2393,55 +2173,12 @@
             <w:pPr>
               <w:spacing w:line="260" w:lineRule="auto"/>
             </w:pPr>
-            <w:proofErr w:type="gramStart"/>
-            <w:r>
-              <w:rPr>
-                <w:sz w:val="20"/>
-                <w:szCs w:val="20"/>
-              </w:rPr>
-              <w:t>Un .</w:t>
-            </w:r>
-            <w:proofErr w:type="spellStart"/>
-            <w:r>
-              <w:rPr>
-                <w:sz w:val="20"/>
-                <w:szCs w:val="20"/>
-              </w:rPr>
-              <w:t>gitignore</w:t>
-            </w:r>
-            <w:proofErr w:type="spellEnd"/>
-            <w:proofErr w:type="gramEnd"/>
-            <w:r>
-              <w:rPr>
-                <w:sz w:val="20"/>
-                <w:szCs w:val="20"/>
-              </w:rPr>
-              <w:t xml:space="preserve"> que impida subir entornos virtuales, dependencias, archivos de configuración del editor y, sobre todo, el </w:t>
-            </w:r>
-            <w:proofErr w:type="gramStart"/>
-            <w:r>
-              <w:rPr>
-                <w:sz w:val="20"/>
-                <w:szCs w:val="20"/>
-              </w:rPr>
-              <w:t>archivo .</w:t>
-            </w:r>
-            <w:proofErr w:type="spellStart"/>
-            <w:r>
-              <w:rPr>
-                <w:sz w:val="20"/>
-                <w:szCs w:val="20"/>
-              </w:rPr>
-              <w:t>env</w:t>
-            </w:r>
-            <w:proofErr w:type="spellEnd"/>
-            <w:proofErr w:type="gramEnd"/>
-            <w:r>
-              <w:rPr>
-                <w:sz w:val="20"/>
-                <w:szCs w:val="20"/>
-              </w:rPr>
-              <w:t xml:space="preserve"> con las claves.</w:t>
+            <w:r>
+              <w:rPr>
+                <w:sz w:val="20"/>
+                <w:szCs w:val="20"/>
+              </w:rPr>
+              <w:t xml:space="preserve">Un .gitignore que impida subir entornos virtuales, dependencias, archivos de configuración del editor y, sobre todo, el archivo .env con las claves.</w:t>
             </w:r>
           </w:p>
         </w:tc>
@@ -2465,23 +2202,7 @@
                 <w:sz w:val="20"/>
                 <w:szCs w:val="20"/>
               </w:rPr>
-              <w:t xml:space="preserve">Antes del primer </w:t>
-            </w:r>
-            <w:proofErr w:type="spellStart"/>
-            <w:r>
-              <w:rPr>
-                <w:sz w:val="20"/>
-                <w:szCs w:val="20"/>
-              </w:rPr>
-              <w:t>commit</w:t>
-            </w:r>
-            <w:proofErr w:type="spellEnd"/>
-            <w:r>
-              <w:rPr>
-                <w:sz w:val="20"/>
-                <w:szCs w:val="20"/>
-              </w:rPr>
-              <w:t xml:space="preserve"> de código, esta semana.</w:t>
+              <w:t xml:space="preserve">Antes del primer commit de código, esta semana.</w:t>
             </w:r>
           </w:p>
         </w:tc>
@@ -2515,23 +2236,7 @@
                 <w:sz w:val="20"/>
                 <w:szCs w:val="20"/>
               </w:rPr>
-              <w:t>Sin archivo de atributos (.</w:t>
-            </w:r>
-            <w:proofErr w:type="spellStart"/>
-            <w:r>
-              <w:rPr>
-                <w:sz w:val="20"/>
-                <w:szCs w:val="20"/>
-              </w:rPr>
-              <w:t>gitattributes</w:t>
-            </w:r>
-            <w:proofErr w:type="spellEnd"/>
-            <w:r>
-              <w:rPr>
-                <w:sz w:val="20"/>
-                <w:szCs w:val="20"/>
-              </w:rPr>
-              <w:t>).</w:t>
+              <w:t>Sin archivo de atributos (.gitattributes).</w:t>
             </w:r>
           </w:p>
         </w:tc>
@@ -2577,23 +2282,7 @@
                 <w:sz w:val="20"/>
                 <w:szCs w:val="20"/>
               </w:rPr>
-              <w:t xml:space="preserve">Antes del primer </w:t>
-            </w:r>
-            <w:proofErr w:type="spellStart"/>
-            <w:r>
-              <w:rPr>
-                <w:sz w:val="20"/>
-                <w:szCs w:val="20"/>
-              </w:rPr>
-              <w:t>commit</w:t>
-            </w:r>
-            <w:proofErr w:type="spellEnd"/>
-            <w:r>
-              <w:rPr>
-                <w:sz w:val="20"/>
-                <w:szCs w:val="20"/>
-              </w:rPr>
-              <w:t xml:space="preserve"> de código, esta semana.</w:t>
+              <w:t xml:space="preserve">Antes del primer commit de código, esta semana.</w:t>
             </w:r>
           </w:p>
         </w:tc>
@@ -2605,15 +2294,7 @@
         <w:jc w:val="both"/>
       </w:pPr>
       <w:r>
-        <w:t xml:space="preserve">Ninguna de estas ausencias es grave hoy, con nueve archivos. Todas lo serían en el sprint 2, con cuatro servicios y un </w:t>
-      </w:r>
-      <w:proofErr w:type="spellStart"/>
-      <w:r>
-        <w:t>frontend</w:t>
-      </w:r>
-      <w:proofErr w:type="spellEnd"/>
-      <w:r>
-        <w:t xml:space="preserve"> en construcción.</w:t>
+        <w:t xml:space="preserve">Ninguna de esas ausencias era grave entonces, con nueve archivos; todas lo habrían sido en el sprint 2, con cuatro servicios y un frontend en construcción. Esa noche entró además un prototipo de backend en Express y MySQL, escrito sin contrato y contra AD-02 (R-19 del anexo). HU-01, fusionada el 21 de septiembre, creó develop, la estructura de carpetas, el README, el .env.example, el .gitignore y el .gitattributes, y sacó de develop el prototipo, que quedó archivado en la rama legacy/prototipo-express.</w:t>
       </w:r>
     </w:p>
     <w:p>
@@ -2621,13 +2302,8 @@
         <w:pStyle w:val="Ttulo1"/>
       </w:pPr>
       <w:r>
-        <w:t xml:space="preserve">3. Estructura del </w:t>
+        <w:t xml:space="preserve">3. Estructura del monorepo</w:t>
       </w:r>
-      <w:proofErr w:type="spellStart"/>
-      <w:r>
-        <w:t>monorepo</w:t>
-      </w:r>
-      <w:proofErr w:type="spellEnd"/>
     </w:p>
     <w:p>
       <w:pPr>
@@ -2635,7 +2311,7 @@
         <w:jc w:val="both"/>
       </w:pPr>
       <w:r>
-        <w:t>La decisión AD-04 del Pilar 2 fijó un único repositorio con una carpeta por servicio. Esta es la estructura acordada, idéntica a la que muestra la sección 9 del Pilar 2: cada carpeta de primer nivel corresponde a algo que se puede construir, probar y levantar por separado, y HU-01 la crea tal cual esta semana.</w:t>
+        <w:t>La decisión AD-04 del Pilar 2 fijó un único repositorio con una carpeta por servicio. Esta es la estructura acordada, idéntica a la que muestra la sección 9 del Pilar 2: cada carpeta de primer nivel corresponde a algo que se puede construir, probar y levantar por separado. HU-01 la creó el 21 de septiembre, salvo frontend/, que llega con HU-06, y docs/diagramas/, cuyos cinco diagramas todavía falta subir.</w:t>
       </w:r>
     </w:p>
     <w:p>
@@ -2647,8 +2323,6 @@
         </w:rPr>
         <w:t>plataforma-tutorias/</w:t>
       </w:r>
-      <w:proofErr w:type="spellStart"/>
-      <w:proofErr w:type="spellEnd"/>
     </w:p>
     <w:p>
       <w:r>
@@ -2659,14 +2333,6 @@
         </w:rPr>
         <w:t>├── .github/workflows/          # ci.yml, el canal de integración continua</w:t>
       </w:r>
-      <w:proofErr w:type="gramStart"/>
-      <w:proofErr w:type="spellStart"/>
-      <w:proofErr w:type="spellEnd"/>
-      <w:proofErr w:type="gramEnd"/>
-      <w:proofErr w:type="spellStart"/>
-      <w:proofErr w:type="spellEnd"/>
-      <w:proofErr w:type="spellStart"/>
-      <w:proofErr w:type="spellEnd"/>
     </w:p>
     <w:p>
       <w:r>
@@ -2677,8 +2343,6 @@
         </w:rPr>
         <w:t>├── docker-compose.yml          # levanta el sistema completo</w:t>
       </w:r>
-      <w:proofErr w:type="spellStart"/>
-      <w:proofErr w:type="spellEnd"/>
     </w:p>
     <w:p>
       <w:r>
@@ -2689,16 +2353,6 @@
         </w:rPr>
         <w:t>├── .env.example                # variables de entorno, sin secretos reales</w:t>
       </w:r>
-      <w:proofErr w:type="spellStart"/>
-      <w:proofErr w:type="spellEnd"/>
-      <w:proofErr w:type="spellStart"/>
-      <w:proofErr w:type="gramStart"/>
-      <w:proofErr w:type="spellEnd"/>
-      <w:proofErr w:type="gramEnd"/>
-      <w:proofErr w:type="spellStart"/>
-      <w:proofErr w:type="gramStart"/>
-      <w:proofErr w:type="spellEnd"/>
-      <w:proofErr w:type="gramEnd"/>
     </w:p>
     <w:p>
       <w:r>
@@ -2709,8 +2363,6 @@
         </w:rPr>
         <w:t>├── .gitignore                  # nunca el .env, el entorno virtual ni node_modules</w:t>
       </w:r>
-      <w:proofErr w:type="spellStart"/>
-      <w:proofErr w:type="spellEnd"/>
     </w:p>
     <w:p>
       <w:r>
@@ -2741,10 +2393,6 @@
         </w:rPr>
         <w:t>├── infra/</w:t>
       </w:r>
-      <w:proofErr w:type="spellStart"/>
-      <w:proofErr w:type="spellEnd"/>
-      <w:proofErr w:type="spellStart"/>
-      <w:proofErr w:type="spellEnd"/>
     </w:p>
     <w:p>
       <w:r>
@@ -2753,10 +2401,8 @@
           <w:sz w:val="17"/>
           <w:szCs w:val="17"/>
         </w:rPr>
-        <w:t>│   ├── nginx/                  # Dockerfile y nginx.conf del gateway</w:t>
+        <w:t>│   ├── nginx/                  # nginx.conf y página de estado del gateway</w:t>
       </w:r>
-      <w:proofErr w:type="spellStart"/>
-      <w:proofErr w:type="spellEnd"/>
     </w:p>
     <w:p>
       <w:r>
@@ -2767,8 +2413,6 @@
         </w:rPr>
         <w:t>│   └── postgres/               # scripts de inicialización</w:t>
       </w:r>
-      <w:proofErr w:type="spellStart"/>
-      <w:proofErr w:type="spellEnd"/>
     </w:p>
     <w:p>
       <w:r>
@@ -2779,8 +2423,6 @@
         </w:rPr>
         <w:t>├── services/</w:t>
       </w:r>
-      <w:proofErr w:type="spellStart"/>
-      <w:proofErr w:type="spellEnd"/>
     </w:p>
     <w:p>
       <w:r>
@@ -2789,10 +2431,8 @@
           <w:sz w:val="17"/>
           <w:szCs w:val="17"/>
         </w:rPr>
-        <w:t>│   ├── identity/               # Dockerfile, requirements.txt, app/, tests/</w:t>
+        <w:t>│   ├── identity/               # Dockerfile, requirements.txt, manage.py y apps</w:t>
       </w:r>
-      <w:proofErr w:type="spellStart"/>
-      <w:proofErr w:type="spellEnd"/>
     </w:p>
     <w:p>
       <w:r>
@@ -2803,8 +2443,6 @@
         </w:rPr>
         <w:t>│   ├── catalog/</w:t>
       </w:r>
-      <w:proofErr w:type="spellStart"/>
-      <w:proofErr w:type="spellEnd"/>
     </w:p>
     <w:p>
       <w:r>
@@ -2815,8 +2453,6 @@
         </w:rPr>
         <w:t>│   ├── tutoring/               # incluye el comando del programador</w:t>
       </w:r>
-      <w:proofErr w:type="spellStart"/>
-      <w:proofErr w:type="spellEnd"/>
     </w:p>
     <w:p>
       <w:r>
@@ -2827,10 +2463,6 @@
         </w:rPr>
         <w:t>│   └── payments/</w:t>
       </w:r>
-      <w:proofErr w:type="spellStart"/>
-      <w:proofErr w:type="spellEnd"/>
-      <w:proofErr w:type="spellStart"/>
-      <w:proofErr w:type="spellEnd"/>
     </w:p>
     <w:p>
       <w:r>
@@ -2851,8 +2483,6 @@
         </w:rPr>
         <w:t>├── scripts/                    # carga del catálogo y sincronización manual</w:t>
       </w:r>
-      <w:proofErr w:type="spellStart"/>
-      <w:proofErr w:type="spellEnd"/>
     </w:p>
     <w:p>
       <w:r>
@@ -2863,10 +2493,6 @@
         </w:rPr>
         <w:t>├── data/seeds/                 # carreras.csv, sedes.csv, asignaturas.csv, mallas.csv</w:t>
       </w:r>
-      <w:proofErr w:type="gramStart"/>
-      <w:proofErr w:type="spellStart"/>
-      <w:proofErr w:type="gramEnd"/>
-      <w:proofErr w:type="spellEnd"/>
     </w:p>
     <w:p>
       <w:r>
@@ -2877,8 +2503,6 @@
         </w:rPr>
         <w:t>├── keys/                       # jwt_public.pem (la privada NO se versiona)</w:t>
       </w:r>
-      <w:proofErr w:type="spellStart"/>
-      <w:proofErr w:type="spellEnd"/>
     </w:p>
     <w:p>
       <w:r>
@@ -2889,10 +2513,6 @@
         </w:rPr>
         <w:t>└── docs/</w:t>
       </w:r>
-      <w:proofErr w:type="gramStart"/>
-      <w:proofErr w:type="spellStart"/>
-      <w:proofErr w:type="spellEnd"/>
-      <w:proofErr w:type="gramEnd"/>
     </w:p>
     <w:p>
       <w:r>
@@ -2956,31 +2576,15 @@
           <w:bCs/>
         </w:rPr>
       </w:r>
-      <w:r/>
-      <w:proofErr w:type="spellStart"/>
-      <w:r/>
-      <w:proofErr w:type="spellEnd"/>
       <w:r>
-        <w:t>Dos reglas sobre esta estructura. La primera: cada servicio es autocontenido. Su carpeta tiene su propio Dockerfile, su archivo de dependencias y su carpeta de pruebas; nada de un servicio importa código de otro, porque eso convierte cuatro microservicios en un monolito repartido en cuatro carpetas. El gateway vive en infra/nginx, junto a los scripts de inicialización de PostgreSQL, porque las dos cosas son infraestructura y ninguna es un servicio. La segunda regla: docs/api es el contrato. Lo que está ahí es lo que los otros servicios y el frontend pueden asumir; lo que no está ahí, no existe todavía.</w:t>
+        <w:t>Dos reglas sobre esta estructura. La primera: cada servicio es autocontenido. Su carpeta tiene su propio Dockerfile, su archivo de dependencias y sus pruebas; nada de un servicio importa código de otro, porque eso convierte cuatro microservicios en un monolito repartido en cuatro carpetas. El gateway vive en infra/nginx, junto a los scripts de inicialización de PostgreSQL, porque las dos cosas son infraestructura y ninguna es un servicio. La segunda regla: docs/api es el contrato. Lo que está ahí es lo que los otros servicios y el frontend pueden asumir; lo que no está ahí, no existe todavía.</w:t>
       </w:r>
-      <w:proofErr w:type="spellStart"/>
       <w:r>
         <w:rPr>
           <w:b/>
           <w:bCs/>
         </w:rPr>
       </w:r>
-      <w:proofErr w:type="spellEnd"/>
-      <w:r>
-        <w:rPr>
-          <w:b/>
-          <w:bCs/>
-        </w:rPr>
-      </w:r>
-      <w:r/>
-      <w:proofErr w:type="spellStart"/>
-      <w:r/>
-      <w:proofErr w:type="spellEnd"/>
       <w:r/>
     </w:p>
     <w:p>
@@ -2997,23 +2601,7 @@
         <w:jc w:val="both"/>
       </w:pPr>
       <w:r>
-        <w:t xml:space="preserve">La revisión del Pilar 2 encontró rutas escritas de dos formas distintas y prefijos en inglés conviviendo con recursos en español. No es un problema estético: cuando el </w:t>
-      </w:r>
-      <w:proofErr w:type="spellStart"/>
-      <w:r>
-        <w:t>frontend</w:t>
-      </w:r>
-      <w:proofErr w:type="spellEnd"/>
-      <w:r>
-        <w:t xml:space="preserve"> consume una ruta y alguien la renombra, se rompen pantallas. La regla se fija ahora, antes de que existan </w:t>
-      </w:r>
-      <w:proofErr w:type="spellStart"/>
-      <w:r>
-        <w:t>endpoints</w:t>
-      </w:r>
-      <w:proofErr w:type="spellEnd"/>
-      <w:r>
-        <w:t xml:space="preserve"> reales.</w:t>
+        <w:t xml:space="preserve">La revisión del Pilar 2 encontró rutas escritas de dos formas distintas y prefijos en inglés conviviendo con recursos en español. No es un problema estético: cuando el frontend consume una ruta y alguien la renombra, se rompen pantallas. La regla se fija ahora, antes de que existan endpoints reales.</w:t>
       </w:r>
     </w:p>
     <w:p>
@@ -3246,31 +2834,13 @@
             <w:pPr>
               <w:spacing w:line="260" w:lineRule="auto"/>
             </w:pPr>
-            <w:proofErr w:type="spellStart"/>
-            <w:r>
-              <w:rPr>
-                <w:sz w:val="20"/>
-                <w:szCs w:val="20"/>
-              </w:rPr>
-              <w:t>services</w:t>
-            </w:r>
-            <w:proofErr w:type="spellEnd"/>
-            <w:r>
-              <w:rPr>
-                <w:sz w:val="20"/>
-                <w:szCs w:val="20"/>
-              </w:rPr>
-              <w:t>/</w:t>
-            </w:r>
-            <w:proofErr w:type="spellStart"/>
-            <w:r>
-              <w:rPr>
-                <w:sz w:val="20"/>
-                <w:szCs w:val="20"/>
-              </w:rPr>
-              <w:t>tutoring</w:t>
-            </w:r>
-            <w:proofErr w:type="spellEnd"/>
+            <w:r>
+              <w:rPr>
+                <w:sz w:val="20"/>
+                <w:szCs w:val="20"/>
+              </w:rPr>
+              <w:t>services/tutoring</w:t>
+            </w:r>
           </w:p>
         </w:tc>
         <w:tc>
@@ -3287,31 +2857,13 @@
             <w:pPr>
               <w:spacing w:line="260" w:lineRule="auto"/>
             </w:pPr>
-            <w:proofErr w:type="spellStart"/>
-            <w:r>
-              <w:rPr>
-                <w:sz w:val="20"/>
-                <w:szCs w:val="20"/>
-              </w:rPr>
-              <w:t>services</w:t>
-            </w:r>
-            <w:proofErr w:type="spellEnd"/>
-            <w:r>
-              <w:rPr>
-                <w:sz w:val="20"/>
-                <w:szCs w:val="20"/>
-              </w:rPr>
-              <w:t>/</w:t>
-            </w:r>
-            <w:proofErr w:type="spellStart"/>
-            <w:r>
-              <w:rPr>
-                <w:sz w:val="20"/>
-                <w:szCs w:val="20"/>
-              </w:rPr>
-              <w:t>Tutorias</w:t>
-            </w:r>
-            <w:proofErr w:type="spellEnd"/>
+            <w:r>
+              <w:rPr>
+                <w:sz w:val="20"/>
+                <w:szCs w:val="20"/>
+              </w:rPr>
+              <w:t>services/Tutorias</w:t>
+            </w:r>
           </w:p>
         </w:tc>
       </w:tr>
@@ -3393,23 +2945,7 @@
                 <w:sz w:val="20"/>
                 <w:szCs w:val="20"/>
               </w:rPr>
-              <w:t>/api/</w:t>
-            </w:r>
-            <w:proofErr w:type="spellStart"/>
-            <w:r>
-              <w:rPr>
-                <w:sz w:val="20"/>
-                <w:szCs w:val="20"/>
-              </w:rPr>
-              <w:t>tutoring</w:t>
-            </w:r>
-            <w:proofErr w:type="spellEnd"/>
-            <w:r>
-              <w:rPr>
-                <w:sz w:val="20"/>
-                <w:szCs w:val="20"/>
-              </w:rPr>
-              <w:t>/v1</w:t>
+              <w:t>/api/tutoring/v1</w:t>
             </w:r>
           </w:p>
         </w:tc>
@@ -3433,17 +2969,8 @@
                 <w:sz w:val="20"/>
                 <w:szCs w:val="20"/>
               </w:rPr>
-              <w:t>/api/</w:t>
-            </w:r>
-            <w:proofErr w:type="spellStart"/>
-            <w:r>
-              <w:rPr>
-                <w:sz w:val="20"/>
-                <w:szCs w:val="20"/>
-              </w:rPr>
-              <w:t>tutorias</w:t>
-            </w:r>
-            <w:proofErr w:type="spellEnd"/>
+              <w:t>/api/tutorias</w:t>
+            </w:r>
           </w:p>
         </w:tc>
       </w:tr>
@@ -3545,17 +3072,8 @@
                 <w:sz w:val="20"/>
                 <w:szCs w:val="20"/>
               </w:rPr>
-              <w:t>/reservas/{id}/</w:t>
-            </w:r>
-            <w:proofErr w:type="spellStart"/>
-            <w:r>
-              <w:rPr>
-                <w:sz w:val="20"/>
-                <w:szCs w:val="20"/>
-              </w:rPr>
-              <w:t>confirmarReserva</w:t>
-            </w:r>
-            <w:proofErr w:type="spellEnd"/>
+              <w:t>/reservas/{id}/confirmarReserva</w:t>
+            </w:r>
           </w:p>
         </w:tc>
       </w:tr>
@@ -3632,31 +3150,13 @@
             <w:pPr>
               <w:spacing w:line="260" w:lineRule="auto"/>
             </w:pPr>
-            <w:proofErr w:type="spellStart"/>
-            <w:r>
-              <w:rPr>
-                <w:sz w:val="20"/>
-                <w:szCs w:val="20"/>
-              </w:rPr>
-              <w:t>estado_pago</w:t>
-            </w:r>
-            <w:proofErr w:type="spellEnd"/>
-            <w:r>
-              <w:rPr>
-                <w:sz w:val="20"/>
-                <w:szCs w:val="20"/>
-              </w:rPr>
-              <w:t xml:space="preserve">, </w:t>
-            </w:r>
-            <w:proofErr w:type="spellStart"/>
-            <w:r>
-              <w:rPr>
-                <w:sz w:val="20"/>
-                <w:szCs w:val="20"/>
-              </w:rPr>
-              <w:t>fecha_inicio</w:t>
-            </w:r>
-            <w:proofErr w:type="spellEnd"/>
+            <w:r>
+              <w:rPr>
+                <w:sz w:val="20"/>
+                <w:szCs w:val="20"/>
+              </w:rPr>
+              <w:t xml:space="preserve">estado_pago, fecha_inicio</w:t>
+            </w:r>
           </w:p>
         </w:tc>
         <w:tc>
@@ -3674,31 +3174,13 @@
             <w:pPr>
               <w:spacing w:line="260" w:lineRule="auto"/>
             </w:pPr>
-            <w:proofErr w:type="spellStart"/>
-            <w:r>
-              <w:rPr>
-                <w:sz w:val="20"/>
-                <w:szCs w:val="20"/>
-              </w:rPr>
-              <w:t>estadoPago</w:t>
-            </w:r>
-            <w:proofErr w:type="spellEnd"/>
-            <w:r>
-              <w:rPr>
-                <w:sz w:val="20"/>
-                <w:szCs w:val="20"/>
-              </w:rPr>
-              <w:t xml:space="preserve">, </w:t>
-            </w:r>
-            <w:proofErr w:type="spellStart"/>
-            <w:r>
-              <w:rPr>
-                <w:sz w:val="20"/>
-                <w:szCs w:val="20"/>
-              </w:rPr>
-              <w:t>FechaInicio</w:t>
-            </w:r>
-            <w:proofErr w:type="spellEnd"/>
+            <w:r>
+              <w:rPr>
+                <w:sz w:val="20"/>
+                <w:szCs w:val="20"/>
+              </w:rPr>
+              <w:t xml:space="preserve">estadoPago, FechaInicio</w:t>
+            </w:r>
           </w:p>
         </w:tc>
       </w:tr>
@@ -3772,7 +3254,6 @@
             <w:pPr>
               <w:spacing w:line="260" w:lineRule="auto"/>
             </w:pPr>
-            <w:proofErr w:type="spellStart"/>
             <w:r>
               <w:rPr>
                 <w:sz w:val="20"/>
@@ -3780,7 +3261,6 @@
               </w:rPr>
               <w:t>bloque_disponibilidad</w:t>
             </w:r>
-            <w:proofErr w:type="spellEnd"/>
           </w:p>
         </w:tc>
         <w:tc>
@@ -3797,7 +3277,6 @@
             <w:pPr>
               <w:spacing w:line="260" w:lineRule="auto"/>
             </w:pPr>
-            <w:proofErr w:type="spellStart"/>
             <w:r>
               <w:rPr>
                 <w:sz w:val="20"/>
@@ -3805,7 +3284,6 @@
               </w:rPr>
               <w:t>BloqueDisponibilidad · bloques_disponibilidad</w:t>
             </w:r>
-            <w:proofErr w:type="spellEnd"/>
           </w:p>
         </w:tc>
       </w:tr>
@@ -3882,7 +3360,6 @@
             <w:pPr>
               <w:spacing w:line="260" w:lineRule="auto"/>
             </w:pPr>
-            <w:proofErr w:type="spellStart"/>
             <w:r>
               <w:rPr>
                 <w:sz w:val="20"/>
@@ -3890,7 +3367,6 @@
               </w:rPr>
               <w:t>BloqueDisponibilidad</w:t>
             </w:r>
-            <w:proofErr w:type="spellEnd"/>
           </w:p>
         </w:tc>
         <w:tc>
@@ -3908,7 +3384,6 @@
             <w:pPr>
               <w:spacing w:line="260" w:lineRule="auto"/>
             </w:pPr>
-            <w:proofErr w:type="spellStart"/>
             <w:r>
               <w:rPr>
                 <w:sz w:val="20"/>
@@ -3916,7 +3391,6 @@
               </w:rPr>
               <w:t>bloque_disponibilidad</w:t>
             </w:r>
-            <w:proofErr w:type="spellEnd"/>
           </w:p>
         </w:tc>
       </w:tr>
@@ -3949,17 +3423,8 @@
                 <w:sz w:val="20"/>
                 <w:szCs w:val="20"/>
               </w:rPr>
-              <w:t xml:space="preserve">Componente de </w:t>
-            </w:r>
-            <w:proofErr w:type="spellStart"/>
-            <w:r>
-              <w:rPr>
-                <w:sz w:val="20"/>
-                <w:szCs w:val="20"/>
-              </w:rPr>
-              <w:t>React</w:t>
-            </w:r>
-            <w:proofErr w:type="spellEnd"/>
+              <w:t xml:space="preserve">Componente de React</w:t>
+            </w:r>
           </w:p>
         </w:tc>
         <w:tc>
@@ -3999,7 +3464,6 @@
             <w:pPr>
               <w:spacing w:line="260" w:lineRule="auto"/>
             </w:pPr>
-            <w:proofErr w:type="spellStart"/>
             <w:r>
               <w:rPr>
                 <w:sz w:val="20"/>
@@ -4007,7 +3471,6 @@
               </w:rPr>
               <w:t>TarjetaTutor.jsx</w:t>
             </w:r>
-            <w:proofErr w:type="spellEnd"/>
           </w:p>
         </w:tc>
         <w:tc>
@@ -4029,17 +3492,8 @@
                 <w:sz w:val="20"/>
                 <w:szCs w:val="20"/>
               </w:rPr>
-              <w:t>tarjeta-</w:t>
-            </w:r>
-            <w:proofErr w:type="spellStart"/>
-            <w:r>
-              <w:rPr>
-                <w:sz w:val="20"/>
-                <w:szCs w:val="20"/>
-              </w:rPr>
-              <w:t>tutor.jsx</w:t>
-            </w:r>
-            <w:proofErr w:type="spellEnd"/>
+              <w:t>tarjeta-tutor.jsx</w:t>
+            </w:r>
           </w:p>
         </w:tc>
       </w:tr>
@@ -4116,62 +3570,12 @@
             <w:pPr>
               <w:spacing w:line="260" w:lineRule="auto"/>
             </w:pPr>
-            <w:proofErr w:type="spellStart"/>
-            <w:r>
-              <w:rPr>
-                <w:sz w:val="20"/>
-                <w:szCs w:val="20"/>
-              </w:rPr>
-              <w:t>calcular_</w:t>
-            </w:r>
-            <w:proofErr w:type="gramStart"/>
-            <w:r>
-              <w:rPr>
-                <w:sz w:val="20"/>
-                <w:szCs w:val="20"/>
-              </w:rPr>
-              <w:t>reputacion</w:t>
-            </w:r>
-            <w:proofErr w:type="spellEnd"/>
-            <w:r>
-              <w:rPr>
-                <w:sz w:val="20"/>
-                <w:szCs w:val="20"/>
-              </w:rPr>
-              <w:t>(</w:t>
-            </w:r>
-            <w:proofErr w:type="gramEnd"/>
-            <w:r>
-              <w:rPr>
-                <w:sz w:val="20"/>
-                <w:szCs w:val="20"/>
-              </w:rPr>
-              <w:t xml:space="preserve">) · </w:t>
-            </w:r>
-            <w:proofErr w:type="spellStart"/>
-            <w:proofErr w:type="gramStart"/>
-            <w:r>
-              <w:rPr>
-                <w:sz w:val="20"/>
-                <w:szCs w:val="20"/>
-              </w:rPr>
-              <w:t>calcularReputacion</w:t>
-            </w:r>
-            <w:proofErr w:type="spellEnd"/>
-            <w:r>
-              <w:rPr>
-                <w:sz w:val="20"/>
-                <w:szCs w:val="20"/>
-              </w:rPr>
-              <w:t>(</w:t>
-            </w:r>
-            <w:proofErr w:type="gramEnd"/>
-            <w:r>
-              <w:rPr>
-                <w:sz w:val="20"/>
-                <w:szCs w:val="20"/>
-              </w:rPr>
-              <w:t>)</w:t>
+            <w:r>
+              <w:rPr>
+                <w:sz w:val="20"/>
+                <w:szCs w:val="20"/>
+              </w:rPr>
+              <w:t xml:space="preserve">calcular_reputacion() · calcularReputacion()</w:t>
             </w:r>
           </w:p>
         </w:tc>
@@ -4190,30 +3594,12 @@
             <w:pPr>
               <w:spacing w:line="260" w:lineRule="auto"/>
             </w:pPr>
-            <w:proofErr w:type="spellStart"/>
-            <w:proofErr w:type="gramStart"/>
-            <w:r>
-              <w:rPr>
-                <w:sz w:val="20"/>
-                <w:szCs w:val="20"/>
-              </w:rPr>
-              <w:t>CalcularReputacion</w:t>
-            </w:r>
-            <w:proofErr w:type="spellEnd"/>
-            <w:r>
-              <w:rPr>
-                <w:sz w:val="20"/>
-                <w:szCs w:val="20"/>
-              </w:rPr>
-              <w:t>(</w:t>
-            </w:r>
-            <w:proofErr w:type="gramEnd"/>
-            <w:r>
-              <w:rPr>
-                <w:sz w:val="20"/>
-                <w:szCs w:val="20"/>
-              </w:rPr>
-              <w:t>)</w:t>
+            <w:r>
+              <w:rPr>
+                <w:sz w:val="20"/>
+                <w:szCs w:val="20"/>
+              </w:rPr>
+              <w:t>CalcularReputacion()</w:t>
             </w:r>
           </w:p>
         </w:tc>
@@ -4311,7 +3697,6 @@
             <w:pPr>
               <w:spacing w:line="260" w:lineRule="auto"/>
             </w:pPr>
-            <w:proofErr w:type="spellStart"/>
             <w:r>
               <w:rPr>
                 <w:sz w:val="20"/>
@@ -4319,7 +3704,6 @@
               </w:rPr>
               <w:t>postgresPassword</w:t>
             </w:r>
-            <w:proofErr w:type="spellEnd"/>
           </w:p>
         </w:tc>
       </w:tr>
@@ -4377,34 +3761,6 @@
                 <w:sz w:val="20"/>
                 <w:szCs w:val="20"/>
               </w:rPr>
-            </w:r>
-            <w:proofErr w:type="spellStart"/>
-            <w:r>
-              <w:rPr>
-                <w:sz w:val="20"/>
-                <w:szCs w:val="20"/>
-              </w:rPr>
-            </w:r>
-            <w:proofErr w:type="spellEnd"/>
-            <w:r>
-              <w:rPr>
-                <w:sz w:val="20"/>
-                <w:szCs w:val="20"/>
-              </w:rPr>
-            </w:r>
-            <w:proofErr w:type="spellStart"/>
-            <w:r>
-              <w:rPr>
-                <w:sz w:val="20"/>
-                <w:szCs w:val="20"/>
-              </w:rPr>
-            </w:r>
-            <w:proofErr w:type="spellEnd"/>
-            <w:r>
-              <w:rPr>
-                <w:sz w:val="20"/>
-                <w:szCs w:val="20"/>
-              </w:rPr>
               <w:t>tipo/HU-nn-descripcion-corta, sin tildes y en minúsculas, salvo el identificador de la historia, que va tal cual: HU-04.</w:t>
             </w:r>
           </w:p>
@@ -4424,21 +3780,12 @@
             <w:pPr>
               <w:spacing w:line="260" w:lineRule="auto"/>
             </w:pPr>
-            <w:proofErr w:type="spellStart"/>
-            <w:r>
-              <w:rPr>
-                <w:sz w:val="20"/>
-                <w:szCs w:val="20"/>
-              </w:rPr>
-              <w:t>feat</w:t>
-            </w:r>
-            <w:proofErr w:type="spellEnd"/>
-            <w:r>
-              <w:rPr>
-                <w:sz w:val="20"/>
-                <w:szCs w:val="20"/>
-              </w:rPr>
-              <w:t>/HU-04-registro-usuario</w:t>
+            <w:r>
+              <w:rPr>
+                <w:sz w:val="20"/>
+                <w:szCs w:val="20"/>
+              </w:rPr>
+              <w:t>feat/HU-04-registro-usuario</w:t>
             </w:r>
           </w:p>
         </w:tc>
@@ -4462,17 +3809,8 @@
                 <w:sz w:val="20"/>
                 <w:szCs w:val="20"/>
               </w:rPr>
-              <w:t>rama-</w:t>
-            </w:r>
-            <w:proofErr w:type="spellStart"/>
-            <w:r>
-              <w:rPr>
-                <w:sz w:val="20"/>
-                <w:szCs w:val="20"/>
-              </w:rPr>
-              <w:t>bryan</w:t>
-            </w:r>
-            <w:proofErr w:type="spellEnd"/>
+              <w:t>rama-bryan</w:t>
+            </w:r>
           </w:p>
         </w:tc>
       </w:tr>
@@ -4604,15 +3942,7 @@
         <w:jc w:val="both"/>
       </w:pPr>
       <w:r>
-        <w:t xml:space="preserve">El equipo trabaja con dos ramas permanentes y ramas cortas por historia. Es el esquema conocido como </w:t>
-      </w:r>
-      <w:proofErr w:type="spellStart"/>
-      <w:r>
-        <w:t>GitFlow</w:t>
-      </w:r>
-      <w:proofErr w:type="spellEnd"/>
-      <w:r>
-        <w:t xml:space="preserve"> reducido: tiene una rama de integración y una rama estable, pero sin las ramas de publicación ni de corrección que un proyecto con versiones en producción necesitaría y este no.</w:t>
+        <w:t xml:space="preserve">El equipo trabaja con dos ramas permanentes y ramas cortas por historia. Es el esquema conocido como GitFlow reducido: tiene una rama de integración y una rama estable, pero sin las ramas de publicación ni de corrección que un proyecto con versiones en producción necesitaría y este no.</w:t>
       </w:r>
     </w:p>
     <w:p>
@@ -4793,7 +4123,6 @@
               <w:spacing w:line="260" w:lineRule="auto"/>
               <w:jc w:val="center"/>
             </w:pPr>
-            <w:proofErr w:type="spellStart"/>
             <w:r>
               <w:rPr>
                 <w:sz w:val="20"/>
@@ -4801,7 +4130,6 @@
               </w:rPr>
               <w:t>main</w:t>
             </w:r>
-            <w:proofErr w:type="spellEnd"/>
           </w:p>
         </w:tc>
         <w:tc>
@@ -4846,23 +4174,7 @@
                 <w:sz w:val="20"/>
                 <w:szCs w:val="20"/>
               </w:rPr>
-              <w:t xml:space="preserve">Nadie directamente. Solo recibe fusiones desde </w:t>
-            </w:r>
-            <w:proofErr w:type="spellStart"/>
-            <w:r>
-              <w:rPr>
-                <w:sz w:val="20"/>
-                <w:szCs w:val="20"/>
-              </w:rPr>
-              <w:t>develop</w:t>
-            </w:r>
-            <w:proofErr w:type="spellEnd"/>
-            <w:r>
-              <w:rPr>
-                <w:sz w:val="20"/>
-                <w:szCs w:val="20"/>
-              </w:rPr>
-              <w:t>, decididas en el cierre de sprint.</w:t>
+              <w:t xml:space="preserve">Nadie directamente. Solo recibe fusiones desde develop, decididas en el cierre de sprint.</w:t>
             </w:r>
           </w:p>
         </w:tc>
@@ -4916,7 +4228,6 @@
               <w:spacing w:line="260" w:lineRule="auto"/>
               <w:jc w:val="center"/>
             </w:pPr>
-            <w:proofErr w:type="spellStart"/>
             <w:r>
               <w:rPr>
                 <w:sz w:val="20"/>
@@ -4924,7 +4235,6 @@
               </w:rPr>
               <w:t>develop</w:t>
             </w:r>
-            <w:proofErr w:type="spellEnd"/>
           </w:p>
         </w:tc>
         <w:tc>
@@ -4947,23 +4257,7 @@
                 <w:sz w:val="20"/>
                 <w:szCs w:val="20"/>
               </w:rPr>
-              <w:t xml:space="preserve">El estado actual del trabajo del sprint. Es lo que cada uno debe traer a su rama antes de abrir un Pull </w:t>
-            </w:r>
-            <w:proofErr w:type="spellStart"/>
-            <w:r>
-              <w:rPr>
-                <w:sz w:val="20"/>
-                <w:szCs w:val="20"/>
-              </w:rPr>
-              <w:t>Request</w:t>
-            </w:r>
-            <w:proofErr w:type="spellEnd"/>
-            <w:r>
-              <w:rPr>
-                <w:sz w:val="20"/>
-                <w:szCs w:val="20"/>
-              </w:rPr>
-              <w:t>.</w:t>
+              <w:t xml:space="preserve">El estado actual del trabajo del sprint. Es lo que cada uno debe traer a su rama antes de abrir un Pull Request.</w:t>
             </w:r>
           </w:p>
         </w:tc>
@@ -4987,23 +4281,7 @@
                 <w:sz w:val="20"/>
                 <w:szCs w:val="20"/>
               </w:rPr>
-              <w:t xml:space="preserve">Nadie directamente. Solo recibe fusiones desde ramas de historia, por Pull </w:t>
-            </w:r>
-            <w:proofErr w:type="spellStart"/>
-            <w:r>
-              <w:rPr>
-                <w:sz w:val="20"/>
-                <w:szCs w:val="20"/>
-              </w:rPr>
-              <w:t>Request</w:t>
-            </w:r>
-            <w:proofErr w:type="spellEnd"/>
-            <w:r>
-              <w:rPr>
-                <w:sz w:val="20"/>
-                <w:szCs w:val="20"/>
-              </w:rPr>
-              <w:t>.</w:t>
+              <w:t xml:space="preserve">Nadie directamente. Solo recibe fusiones desde ramas de historia, por Pull Request.</w:t>
             </w:r>
           </w:p>
         </w:tc>
@@ -5039,23 +4317,7 @@
         <w:jc w:val="both"/>
       </w:pPr>
       <w:r>
-        <w:t xml:space="preserve">Que nadie escriba directamente en las dos ramas permanentes es la regla que sostiene todo lo demás. Si alguien puede subir a </w:t>
-      </w:r>
-      <w:proofErr w:type="spellStart"/>
-      <w:r>
-        <w:t>develop</w:t>
-      </w:r>
-      <w:proofErr w:type="spellEnd"/>
-      <w:r>
-        <w:t xml:space="preserve"> sin Pull </w:t>
-      </w:r>
-      <w:proofErr w:type="spellStart"/>
-      <w:r>
-        <w:t>Request</w:t>
-      </w:r>
-      <w:proofErr w:type="spellEnd"/>
-      <w:r>
-        <w:t>, la revisión pasa a ser voluntaria y deja de existir en la primera semana apretada.</w:t>
+        <w:t xml:space="preserve">Que nadie escriba directamente en las dos ramas permanentes es la regla que sostiene todo lo demás. Si alguien puede subir a develop sin Pull Request, la revisión pasa a ser voluntaria y deja de existir en la primera semana apretada.</w:t>
       </w:r>
     </w:p>
     <w:p>
@@ -5072,31 +4334,7 @@
         <w:jc w:val="both"/>
       </w:pPr>
       <w:r>
-        <w:t xml:space="preserve">Cada historia del backlog del Pilar 4 nace de </w:t>
-      </w:r>
-      <w:proofErr w:type="spellStart"/>
-      <w:r>
-        <w:t>develop</w:t>
-      </w:r>
-      <w:proofErr w:type="spellEnd"/>
-      <w:r>
-        <w:t xml:space="preserve"> en su propia rama y vuelve a </w:t>
-      </w:r>
-      <w:proofErr w:type="spellStart"/>
-      <w:r>
-        <w:t>develop</w:t>
-      </w:r>
-      <w:proofErr w:type="spellEnd"/>
-      <w:r>
-        <w:t xml:space="preserve"> por Pull </w:t>
-      </w:r>
-      <w:proofErr w:type="spellStart"/>
-      <w:r>
-        <w:t>Request</w:t>
-      </w:r>
-      <w:proofErr w:type="spellEnd"/>
-      <w:r>
-        <w:t>. El nombre lleva el identificador de la historia, así que basta leer la lista de ramas para saber qué se está construyendo.</w:t>
+        <w:t xml:space="preserve">Cada historia del backlog del Pilar 4 nace de develop en su propia rama y vuelve a develop por Pull Request. El nombre lleva el identificador de la historia, así que basta leer la lista de ramas para saber qué se está construyendo.</w:t>
       </w:r>
     </w:p>
     <w:tbl>
@@ -5176,7 +4414,6 @@
             <w:pPr>
               <w:spacing w:line="260" w:lineRule="auto"/>
             </w:pPr>
-            <w:proofErr w:type="gramStart"/>
             <w:r>
               <w:rPr>
                 <w:b/>
@@ -5185,18 +4422,7 @@
                 <w:sz w:val="20"/>
                 <w:szCs w:val="20"/>
               </w:rPr>
-              <w:t>Cuándo</w:t>
-            </w:r>
-            <w:proofErr w:type="gramEnd"/>
-            <w:r>
-              <w:rPr>
-                <w:b/>
-                <w:bCs/>
-                <w:color w:val="FFFFFF"/>
-                <w:sz w:val="20"/>
-                <w:szCs w:val="20"/>
-              </w:rPr>
-              <w:t xml:space="preserve"> se usa</w:t>
+              <w:t xml:space="preserve">Cuándo se usa</w:t>
             </w:r>
           </w:p>
         </w:tc>
@@ -5253,21 +4479,12 @@
               <w:spacing w:line="260" w:lineRule="auto"/>
               <w:jc w:val="center"/>
             </w:pPr>
-            <w:proofErr w:type="spellStart"/>
-            <w:r>
-              <w:rPr>
-                <w:sz w:val="20"/>
-                <w:szCs w:val="20"/>
-              </w:rPr>
-              <w:t>feat</w:t>
-            </w:r>
-            <w:proofErr w:type="spellEnd"/>
-            <w:r>
-              <w:rPr>
-                <w:sz w:val="20"/>
-                <w:szCs w:val="20"/>
-              </w:rPr>
-              <w:t>/</w:t>
+            <w:r>
+              <w:rPr>
+                <w:sz w:val="20"/>
+                <w:szCs w:val="20"/>
+              </w:rPr>
+              <w:t>feat/</w:t>
             </w:r>
           </w:p>
         </w:tc>
@@ -5308,21 +4525,12 @@
             <w:pPr>
               <w:spacing w:line="260" w:lineRule="auto"/>
             </w:pPr>
-            <w:proofErr w:type="spellStart"/>
-            <w:r>
-              <w:rPr>
-                <w:sz w:val="20"/>
-                <w:szCs w:val="20"/>
-              </w:rPr>
-              <w:t>feat</w:t>
-            </w:r>
-            <w:proofErr w:type="spellEnd"/>
-            <w:r>
-              <w:rPr>
-                <w:sz w:val="20"/>
-                <w:szCs w:val="20"/>
-              </w:rPr>
-              <w:t>/HU-14-declarar-asignaturas</w:t>
+            <w:r>
+              <w:rPr>
+                <w:sz w:val="20"/>
+                <w:szCs w:val="20"/>
+              </w:rPr>
+              <w:t>feat/HU-14-declarar-asignaturas</w:t>
             </w:r>
           </w:p>
         </w:tc>
@@ -5353,21 +4561,12 @@
               <w:spacing w:line="260" w:lineRule="auto"/>
               <w:jc w:val="center"/>
             </w:pPr>
-            <w:proofErr w:type="spellStart"/>
-            <w:r>
-              <w:rPr>
-                <w:sz w:val="20"/>
-                <w:szCs w:val="20"/>
-              </w:rPr>
-              <w:t>fix</w:t>
-            </w:r>
-            <w:proofErr w:type="spellEnd"/>
-            <w:r>
-              <w:rPr>
-                <w:sz w:val="20"/>
-                <w:szCs w:val="20"/>
-              </w:rPr>
-              <w:t>/</w:t>
+            <w:r>
+              <w:rPr>
+                <w:sz w:val="20"/>
+                <w:szCs w:val="20"/>
+              </w:rPr>
+              <w:t>fix/</w:t>
             </w:r>
           </w:p>
         </w:tc>
@@ -5410,21 +4609,12 @@
             <w:pPr>
               <w:spacing w:line="260" w:lineRule="auto"/>
             </w:pPr>
-            <w:proofErr w:type="spellStart"/>
-            <w:r>
-              <w:rPr>
-                <w:sz w:val="20"/>
-                <w:szCs w:val="20"/>
-              </w:rPr>
-              <w:t>fix</w:t>
-            </w:r>
-            <w:proofErr w:type="spellEnd"/>
-            <w:r>
-              <w:rPr>
-                <w:sz w:val="20"/>
-                <w:szCs w:val="20"/>
-              </w:rPr>
-              <w:t>/HU-22-bloque-no-se-libera</w:t>
+            <w:r>
+              <w:rPr>
+                <w:sz w:val="20"/>
+                <w:szCs w:val="20"/>
+              </w:rPr>
+              <w:t>fix/HU-22-bloque-no-se-libera</w:t>
             </w:r>
           </w:p>
         </w:tc>
@@ -5482,23 +4672,7 @@
                 <w:sz w:val="20"/>
                 <w:szCs w:val="20"/>
               </w:rPr>
-              <w:t xml:space="preserve">Contenedores, </w:t>
-            </w:r>
-            <w:proofErr w:type="spellStart"/>
-            <w:r>
-              <w:rPr>
-                <w:sz w:val="20"/>
-                <w:szCs w:val="20"/>
-              </w:rPr>
-              <w:t>gateway</w:t>
-            </w:r>
-            <w:proofErr w:type="spellEnd"/>
-            <w:r>
-              <w:rPr>
-                <w:sz w:val="20"/>
-                <w:szCs w:val="20"/>
-              </w:rPr>
-              <w:t>, base de datos, canal de integración.</w:t>
+              <w:t xml:space="preserve">Contenedores, gateway, base de datos, canal de integración.</w:t>
             </w:r>
           </w:p>
         </w:tc>
@@ -5552,21 +4726,12 @@
               <w:spacing w:line="260" w:lineRule="auto"/>
               <w:jc w:val="center"/>
             </w:pPr>
-            <w:proofErr w:type="spellStart"/>
-            <w:r>
-              <w:rPr>
-                <w:sz w:val="20"/>
-                <w:szCs w:val="20"/>
-              </w:rPr>
-              <w:t>docs</w:t>
-            </w:r>
-            <w:proofErr w:type="spellEnd"/>
-            <w:r>
-              <w:rPr>
-                <w:sz w:val="20"/>
-                <w:szCs w:val="20"/>
-              </w:rPr>
-              <w:t>/</w:t>
+            <w:r>
+              <w:rPr>
+                <w:sz w:val="20"/>
+                <w:szCs w:val="20"/>
+              </w:rPr>
+              <w:t>docs/</w:t>
             </w:r>
           </w:p>
         </w:tc>
@@ -5590,23 +4755,7 @@
                 <w:sz w:val="20"/>
                 <w:szCs w:val="20"/>
               </w:rPr>
-              <w:t xml:space="preserve">Documentación, contratos </w:t>
-            </w:r>
-            <w:proofErr w:type="spellStart"/>
-            <w:r>
-              <w:rPr>
-                <w:sz w:val="20"/>
-                <w:szCs w:val="20"/>
-              </w:rPr>
-              <w:t>OpenAPI</w:t>
-            </w:r>
-            <w:proofErr w:type="spellEnd"/>
-            <w:r>
-              <w:rPr>
-                <w:sz w:val="20"/>
-                <w:szCs w:val="20"/>
-              </w:rPr>
-              <w:t>, evidencia del portafolio.</w:t>
+              <w:t xml:space="preserve">Documentación, contratos OpenAPI, evidencia del portafolio.</w:t>
             </w:r>
           </w:p>
         </w:tc>
@@ -5625,21 +4774,12 @@
             <w:pPr>
               <w:spacing w:line="260" w:lineRule="auto"/>
             </w:pPr>
-            <w:proofErr w:type="spellStart"/>
-            <w:r>
-              <w:rPr>
-                <w:sz w:val="20"/>
-                <w:szCs w:val="20"/>
-              </w:rPr>
-              <w:t>docs</w:t>
-            </w:r>
-            <w:proofErr w:type="spellEnd"/>
-            <w:r>
-              <w:rPr>
-                <w:sz w:val="20"/>
-                <w:szCs w:val="20"/>
-              </w:rPr>
-              <w:t>/contratos-sprint-2</w:t>
+            <w:r>
+              <w:rPr>
+                <w:sz w:val="20"/>
+                <w:szCs w:val="20"/>
+              </w:rPr>
+              <w:t>docs/contratos-sprint-2</w:t>
             </w:r>
           </w:p>
         </w:tc>
@@ -5659,23 +4799,7 @@
         <w:t>Una rama de historia no debería vivir más de tres días.</w:t>
       </w:r>
       <w:r>
-        <w:t xml:space="preserve"> Si una historia necesita más, se parte: la mitad que ya funciona entra a </w:t>
-      </w:r>
-      <w:proofErr w:type="spellStart"/>
-      <w:r>
-        <w:t>develop</w:t>
-      </w:r>
-      <w:proofErr w:type="spellEnd"/>
-      <w:r>
-        <w:t xml:space="preserve"> detrás de una pantalla o un </w:t>
-      </w:r>
-      <w:proofErr w:type="spellStart"/>
-      <w:r>
-        <w:t>endpoint</w:t>
-      </w:r>
-      <w:proofErr w:type="spellEnd"/>
-      <w:r>
-        <w:t xml:space="preserve"> todavía no enlazado, y el resto sigue en otra rama. Una rama de dos semanas garantiza un conflicto de fusión grande justo el día del cierre del sprint.</w:t>
+        <w:t xml:space="preserve"> Si una historia necesita más, se parte: la mitad que ya funciona entra a develop detrás de una pantalla o un endpoint todavía no enlazado, y el resto sigue en otra rama. Una rama de dos semanas garantiza un conflicto de fusión grande justo el día del cierre del sprint.</w:t>
       </w:r>
     </w:p>
     <w:p>
@@ -5749,51 +4873,7 @@
           <w:sz w:val="20"/>
           <w:szCs w:val="20"/>
         </w:rPr>
-        <w:t xml:space="preserve">Figura 1. Las dos ramas permanentes y las ramas de historia durante un sprint. Al cierre, </w:t>
-      </w:r>
-      <w:proofErr w:type="spellStart"/>
-      <w:r>
-        <w:rPr>
-          <w:i/>
-          <w:iCs/>
-          <w:color w:val="595959"/>
-          <w:sz w:val="20"/>
-          <w:szCs w:val="20"/>
-        </w:rPr>
-        <w:t>develop</w:t>
-      </w:r>
-      <w:proofErr w:type="spellEnd"/>
-      <w:r>
-        <w:rPr>
-          <w:i/>
-          <w:iCs/>
-          <w:color w:val="595959"/>
-          <w:sz w:val="20"/>
-          <w:szCs w:val="20"/>
-        </w:rPr>
-        <w:t xml:space="preserve"> se fusiona a </w:t>
-      </w:r>
-      <w:proofErr w:type="spellStart"/>
-      <w:r>
-        <w:rPr>
-          <w:i/>
-          <w:iCs/>
-          <w:color w:val="595959"/>
-          <w:sz w:val="20"/>
-          <w:szCs w:val="20"/>
-        </w:rPr>
-        <w:t>main</w:t>
-      </w:r>
-      <w:proofErr w:type="spellEnd"/>
-      <w:r>
-        <w:rPr>
-          <w:i/>
-          <w:iCs/>
-          <w:color w:val="595959"/>
-          <w:sz w:val="20"/>
-          <w:szCs w:val="20"/>
-        </w:rPr>
-        <w:t xml:space="preserve"> y la versión queda etiquetada.</w:t>
+        <w:t xml:space="preserve">Figura 1. Las dos ramas permanentes y las ramas de historia durante un sprint. Al cierre, develop se fusiona a main y la versión queda etiquetada.</w:t>
       </w:r>
     </w:p>
     <w:p>
@@ -5814,23 +4894,7 @@
         <w:t>Al abrir el sprint.</w:t>
       </w:r>
       <w:r>
-        <w:t xml:space="preserve"> Se congelan los contratos </w:t>
-      </w:r>
-      <w:proofErr w:type="spellStart"/>
-      <w:r>
-        <w:t>OpenAPI</w:t>
-      </w:r>
-      <w:proofErr w:type="spellEnd"/>
-      <w:r>
-        <w:t xml:space="preserve"> del sprint (acuerdo del Pilar 2) y cada uno crea sus ramas desde </w:t>
-      </w:r>
-      <w:proofErr w:type="spellStart"/>
-      <w:r>
-        <w:t>develop</w:t>
-      </w:r>
-      <w:proofErr w:type="spellEnd"/>
-      <w:r>
-        <w:t xml:space="preserve"> actualizado.</w:t>
+        <w:t xml:space="preserve"> Se congelan los contratos OpenAPI del sprint (acuerdo del Pilar 2) y cada uno crea sus ramas desde develop actualizado.</w:t>
       </w:r>
     </w:p>
     <w:p>
@@ -5851,23 +4915,7 @@
         <w:t>Durante el sprint.</w:t>
       </w:r>
       <w:r>
-        <w:t xml:space="preserve"> Cada historia termina en un Pull </w:t>
-      </w:r>
-      <w:proofErr w:type="spellStart"/>
-      <w:r>
-        <w:t>Request</w:t>
-      </w:r>
-      <w:proofErr w:type="spellEnd"/>
-      <w:r>
-        <w:t xml:space="preserve"> hacia </w:t>
-      </w:r>
-      <w:proofErr w:type="spellStart"/>
-      <w:r>
-        <w:t>develop</w:t>
-      </w:r>
-      <w:proofErr w:type="spellEnd"/>
-      <w:r>
-        <w:t>, con la integración continua en verde y una aprobación. Quien fusiona es el autor, no el revisor: el autor es quien sabe si su trabajo está realmente listo.</w:t>
+        <w:t xml:space="preserve"> Cada historia termina en un Pull Request hacia develop, con la integración continua en verde y una aprobación. Quien fusiona es el autor, no el revisor: el autor es quien sabe si su trabajo está realmente listo.</w:t>
       </w:r>
     </w:p>
     <w:p>
@@ -5888,15 +4936,7 @@
         <w:t>Todos los días, antes de empezar.</w:t>
       </w:r>
       <w:r>
-        <w:t xml:space="preserve"> Cada uno trae </w:t>
-      </w:r>
-      <w:proofErr w:type="spellStart"/>
-      <w:r>
-        <w:t>develop</w:t>
-      </w:r>
-      <w:proofErr w:type="spellEnd"/>
-      <w:r>
-        <w:t xml:space="preserve"> a su rama. Es un minuto y evita el 90 % de los conflictos.</w:t>
+        <w:t xml:space="preserve"> Cada uno trae develop a su rama. Es un minuto y evita el 90 % de los conflictos.</w:t>
       </w:r>
     </w:p>
     <w:p>
@@ -5917,31 +4957,7 @@
         <w:t>Al cerrar el sprint.</w:t>
       </w:r>
       <w:r>
-        <w:t xml:space="preserve"> Se verifica que </w:t>
-      </w:r>
-      <w:proofErr w:type="spellStart"/>
-      <w:r>
-        <w:t>develop</w:t>
-      </w:r>
-      <w:proofErr w:type="spellEnd"/>
-      <w:r>
-        <w:t xml:space="preserve"> levante completo y pase las pruebas, se fusiona a </w:t>
-      </w:r>
-      <w:proofErr w:type="spellStart"/>
-      <w:r>
-        <w:t>main</w:t>
-      </w:r>
-      <w:proofErr w:type="spellEnd"/>
-      <w:r>
-        <w:t xml:space="preserve"> con un Pull </w:t>
-      </w:r>
-      <w:proofErr w:type="spellStart"/>
-      <w:r>
-        <w:t>Request</w:t>
-      </w:r>
-      <w:proofErr w:type="spellEnd"/>
-      <w:r>
-        <w:t xml:space="preserve"> que aprueba el líder, y se etiqueta (v0.1, v0.2, ...). Esa etiqueta es lo que se muestra en el reporte al profesor.</w:t>
+        <w:t xml:space="preserve"> Se verifica que develop levante completo y pase las pruebas, se fusiona a main con un Pull Request que aprueba el líder, y se etiqueta (v0.1, v0.2, ...). Esa etiqueta es lo que se muestra en el reporte al profesor.</w:t>
       </w:r>
     </w:p>
     <w:p>
@@ -5958,62 +4974,14 @@
         <w:jc w:val="both"/>
       </w:pPr>
       <w:r>
-        <w:t xml:space="preserve">Si algo se rompe en </w:t>
-      </w:r>
-      <w:proofErr w:type="spellStart"/>
-      <w:r>
-        <w:t>main</w:t>
-      </w:r>
-      <w:proofErr w:type="spellEnd"/>
-      <w:r>
-        <w:t xml:space="preserve"> entre dos cierres de sprint —por ejemplo, un día antes de una presentación— la corrección sale de </w:t>
-      </w:r>
-      <w:proofErr w:type="spellStart"/>
-      <w:r>
-        <w:t>main</w:t>
-      </w:r>
-      <w:proofErr w:type="spellEnd"/>
-      <w:r>
-        <w:t xml:space="preserve"> en una rama </w:t>
-      </w:r>
-      <w:proofErr w:type="spellStart"/>
-      <w:r>
-        <w:t>fix</w:t>
-      </w:r>
-      <w:proofErr w:type="spellEnd"/>
-      <w:r>
-        <w:t xml:space="preserve">/, vuelve a </w:t>
-      </w:r>
-      <w:proofErr w:type="spellStart"/>
-      <w:r>
-        <w:t>main</w:t>
-      </w:r>
-      <w:proofErr w:type="spellEnd"/>
-      <w:r>
-        <w:t xml:space="preserve"> con la aprobación del líder y </w:t>
+        <w:t xml:space="preserve">Si algo se rompe en main entre dos cierres de sprint —por ejemplo, un día antes de una presentación— la corrección sale de main en una rama fix/, vuelve a main con la aprobación del líder y </w:t>
       </w:r>
       <w:r>
         <w:rPr>
           <w:b/>
           <w:bCs/>
         </w:rPr>
-        <w:t xml:space="preserve">se fusiona también a </w:t>
-      </w:r>
-      <w:proofErr w:type="spellStart"/>
-      <w:r>
-        <w:rPr>
-          <w:b/>
-          <w:bCs/>
-        </w:rPr>
-        <w:t>develop</w:t>
-      </w:r>
-      <w:proofErr w:type="spellEnd"/>
-      <w:r>
-        <w:rPr>
-          <w:b/>
-          <w:bCs/>
-        </w:rPr>
-        <w:t xml:space="preserve"> el mismo día</w:t>
+        <w:t xml:space="preserve">se fusiona también a develop el mismo día</w:t>
       </w:r>
       <w:r>
         <w:t>. Olvidar ese segundo paso es la forma clásica de que un error corregido reaparezca dos semanas después.</w:t>
@@ -6043,23 +5011,7 @@
           <w:b/>
           <w:bCs/>
         </w:rPr>
-        <w:t xml:space="preserve">Traer </w:t>
-      </w:r>
-      <w:proofErr w:type="spellStart"/>
-      <w:r>
-        <w:rPr>
-          <w:b/>
-          <w:bCs/>
-        </w:rPr>
-        <w:t>develop</w:t>
-      </w:r>
-      <w:proofErr w:type="spellEnd"/>
-      <w:r>
-        <w:rPr>
-          <w:b/>
-          <w:bCs/>
-        </w:rPr>
-        <w:t xml:space="preserve"> a diario.</w:t>
+        <w:t xml:space="preserve">Traer develop a diario.</w:t>
       </w:r>
       <w:r>
         <w:t xml:space="preserve"> Un conflicto de un día se resuelve en minutos; uno de dos semanas obliga a reconstruir trabajo.</w:t>
@@ -6080,23 +5032,7 @@
           <w:b/>
           <w:bCs/>
         </w:rPr>
-        <w:t xml:space="preserve">Ramas cortas y Pull </w:t>
-      </w:r>
-      <w:proofErr w:type="spellStart"/>
-      <w:r>
-        <w:rPr>
-          <w:b/>
-          <w:bCs/>
-        </w:rPr>
-        <w:t>Request</w:t>
-      </w:r>
-      <w:proofErr w:type="spellEnd"/>
-      <w:r>
-        <w:rPr>
-          <w:b/>
-          <w:bCs/>
-        </w:rPr>
-        <w:t xml:space="preserve"> pequeños.</w:t>
+        <w:t xml:space="preserve">Ramas cortas y Pull Request pequeños.</w:t>
       </w:r>
       <w:r>
         <w:t xml:space="preserve"> Un cambio de 200 líneas se revisa bien; uno de 2.000 se aprueba sin leer, que es lo mismo que no tener revisión.</w:t>
@@ -6120,31 +5056,7 @@
         <w:t>Nunca fusionar una rama dentro de sí misma.</w:t>
       </w:r>
       <w:r>
-        <w:t xml:space="preserve"> El historial actual tiene una fusión de </w:t>
-      </w:r>
-      <w:proofErr w:type="spellStart"/>
-      <w:r>
-        <w:t>main</w:t>
-      </w:r>
-      <w:proofErr w:type="spellEnd"/>
-      <w:r>
-        <w:t xml:space="preserve"> con </w:t>
-      </w:r>
-      <w:proofErr w:type="spellStart"/>
-      <w:r>
-        <w:t>main</w:t>
-      </w:r>
-      <w:proofErr w:type="spellEnd"/>
-      <w:r>
-        <w:t xml:space="preserve">, producto de subir y bajar sin sincronizar. Con las ramas protegidas y el Pull </w:t>
-      </w:r>
-      <w:proofErr w:type="spellStart"/>
-      <w:r>
-        <w:t>Request</w:t>
-      </w:r>
-      <w:proofErr w:type="spellEnd"/>
-      <w:r>
-        <w:t xml:space="preserve"> obligatorio eso deja de ser posible.</w:t>
+        <w:t xml:space="preserve"> El historial actual tiene una fusión de main con main, producto de subir y bajar sin sincronizar. Con las ramas protegidas y el Pull Request obligatorio eso deja de ser posible.</w:t>
       </w:r>
     </w:p>
     <w:p>
@@ -6152,13 +5064,8 @@
         <w:pStyle w:val="Ttulo1"/>
       </w:pPr>
       <w:r>
-        <w:t xml:space="preserve">6. </w:t>
+        <w:t xml:space="preserve">6. Commits</w:t>
       </w:r>
-      <w:proofErr w:type="spellStart"/>
-      <w:r>
-        <w:t>Commits</w:t>
-      </w:r>
-      <w:proofErr w:type="spellEnd"/>
     </w:p>
     <w:p>
       <w:pPr>
@@ -6166,23 +5073,7 @@
         <w:jc w:val="both"/>
       </w:pPr>
       <w:r>
-        <w:t xml:space="preserve">El historial del repositorio es parte de la evidencia del portafolio: muestra quién hizo qué y cuándo, y es lo primero que mira alguien que quiere entender un cambio. Un historial con tres </w:t>
-      </w:r>
-      <w:proofErr w:type="spellStart"/>
-      <w:r>
-        <w:t>commits</w:t>
-      </w:r>
-      <w:proofErr w:type="spellEnd"/>
-      <w:r>
-        <w:t xml:space="preserve"> llamados "Primer </w:t>
-      </w:r>
-      <w:proofErr w:type="spellStart"/>
-      <w:r>
-        <w:t>commit</w:t>
-      </w:r>
-      <w:proofErr w:type="spellEnd"/>
-      <w:r>
-        <w:t>" no demuestra nada. El formato acordado es corto y no requiere ninguna herramienta:</w:t>
+        <w:t xml:space="preserve">El historial del repositorio es parte de la evidencia del portafolio: muestra quién hizo qué y cuándo, y es lo primero que mira alguien que quiere entender un cambio. Un historial con tres commits llamados "Primer commit" no demuestra nada. El formato acordado es corto y no requiere ninguna herramienta:</w:t>
       </w:r>
     </w:p>
     <w:p>
@@ -6200,79 +5091,13 @@
     </w:p>
     <w:p/>
     <w:p>
-      <w:proofErr w:type="spellStart"/>
       <w:r>
         <w:rPr>
           <w:rFonts w:ascii="Consolas" w:eastAsia="Consolas" w:hAnsi="Consolas" w:cs="Consolas"/>
           <w:sz w:val="17"/>
           <w:szCs w:val="17"/>
         </w:rPr>
-        <w:t>feat</w:t>
-      </w:r>
-      <w:proofErr w:type="spellEnd"/>
-      <w:r>
-        <w:rPr>
-          <w:rFonts w:ascii="Consolas" w:eastAsia="Consolas" w:hAnsi="Consolas" w:cs="Consolas"/>
-          <w:sz w:val="17"/>
-          <w:szCs w:val="17"/>
-        </w:rPr>
-        <w:t>(</w:t>
-      </w:r>
-      <w:proofErr w:type="spellStart"/>
-      <w:r>
-        <w:rPr>
-          <w:rFonts w:ascii="Consolas" w:eastAsia="Consolas" w:hAnsi="Consolas" w:cs="Consolas"/>
-          <w:sz w:val="17"/>
-          <w:szCs w:val="17"/>
-        </w:rPr>
-        <w:t>tutoring</w:t>
-      </w:r>
-      <w:proofErr w:type="spellEnd"/>
-      <w:r>
-        <w:rPr>
-          <w:rFonts w:ascii="Consolas" w:eastAsia="Consolas" w:hAnsi="Consolas" w:cs="Consolas"/>
-          <w:sz w:val="17"/>
-          <w:szCs w:val="17"/>
-        </w:rPr>
-        <w:t>): confirmar reserva y rechazar las solicitudes restantes (HU-22)</w:t>
-      </w:r>
-    </w:p>
-    <w:p>
-      <w:proofErr w:type="spellStart"/>
-      <w:r>
-        <w:rPr>
-          <w:rFonts w:ascii="Consolas" w:eastAsia="Consolas" w:hAnsi="Consolas" w:cs="Consolas"/>
-          <w:sz w:val="17"/>
-          <w:szCs w:val="17"/>
-        </w:rPr>
-        <w:t>fix</w:t>
-      </w:r>
-      <w:proofErr w:type="spellEnd"/>
-      <w:r>
-        <w:rPr>
-          <w:rFonts w:ascii="Consolas" w:eastAsia="Consolas" w:hAnsi="Consolas" w:cs="Consolas"/>
-          <w:sz w:val="17"/>
-          <w:szCs w:val="17"/>
-        </w:rPr>
-        <w:t>(</w:t>
-      </w:r>
-      <w:proofErr w:type="spellStart"/>
-      <w:r>
-        <w:rPr>
-          <w:rFonts w:ascii="Consolas" w:eastAsia="Consolas" w:hAnsi="Consolas" w:cs="Consolas"/>
-          <w:sz w:val="17"/>
-          <w:szCs w:val="17"/>
-        </w:rPr>
-        <w:t>identity</w:t>
-      </w:r>
-      <w:proofErr w:type="spellEnd"/>
-      <w:r>
-        <w:rPr>
-          <w:rFonts w:ascii="Consolas" w:eastAsia="Consolas" w:hAnsi="Consolas" w:cs="Consolas"/>
-          <w:sz w:val="17"/>
-          <w:szCs w:val="17"/>
-        </w:rPr>
-        <w:t>): el token de renovación no expiraba al cerrar sesión (HU-05)</w:t>
+        <w:t>feat(tutoring): confirmar reserva y rechazar las solicitudes restantes (HU-22)</w:t>
       </w:r>
     </w:p>
     <w:p>
@@ -6282,32 +5107,10 @@
           <w:sz w:val="17"/>
           <w:szCs w:val="17"/>
         </w:rPr>
+        <w:t>fix(identity): el token de renovación no expiraba al cerrar sesión (HU-05)</w:t>
       </w:r>
-      <w:proofErr w:type="spellStart"/>
-      <w:r>
-        <w:rPr>
-          <w:rFonts w:ascii="Consolas" w:eastAsia="Consolas" w:hAnsi="Consolas" w:cs="Consolas"/>
-          <w:sz w:val="17"/>
-          <w:szCs w:val="17"/>
-        </w:rPr>
-      </w:r>
-      <w:proofErr w:type="spellEnd"/>
-      <w:r>
-        <w:rPr>
-          <w:rFonts w:ascii="Consolas" w:eastAsia="Consolas" w:hAnsi="Consolas" w:cs="Consolas"/>
-          <w:sz w:val="17"/>
-          <w:szCs w:val="17"/>
-        </w:rPr>
-      </w:r>
-      <w:proofErr w:type="spellStart"/>
-      <w:r>
-        <w:rPr>
-          <w:rFonts w:ascii="Consolas" w:eastAsia="Consolas" w:hAnsi="Consolas" w:cs="Consolas"/>
-          <w:sz w:val="17"/>
-          <w:szCs w:val="17"/>
-        </w:rPr>
-      </w:r>
-      <w:proofErr w:type="spellEnd"/>
+    </w:p>
+    <w:p>
       <w:r>
         <w:rPr>
           <w:rFonts w:ascii="Consolas" w:eastAsia="Consolas" w:hAnsi="Consolas" w:cs="Consolas"/>
@@ -6324,48 +5127,20 @@
           <w:sz w:val="17"/>
           <w:szCs w:val="17"/>
         </w:rPr>
-        <w:t>test(</w:t>
+        <w:t>test(tutoring): pruebas de la regla de habilitación (RN-01)</w:t>
       </w:r>
-      <w:proofErr w:type="spellStart"/>
+    </w:p>
+    <w:p>
+      <w:pPr>
+        <w:spacing w:after="160"/>
+      </w:pPr>
       <w:r>
         <w:rPr>
           <w:rFonts w:ascii="Consolas" w:eastAsia="Consolas" w:hAnsi="Consolas" w:cs="Consolas"/>
           <w:sz w:val="17"/>
           <w:szCs w:val="17"/>
         </w:rPr>
-        <w:t>tutoring</w:t>
-      </w:r>
-      <w:proofErr w:type="spellEnd"/>
-      <w:r>
-        <w:rPr>
-          <w:rFonts w:ascii="Consolas" w:eastAsia="Consolas" w:hAnsi="Consolas" w:cs="Consolas"/>
-          <w:sz w:val="17"/>
-          <w:szCs w:val="17"/>
-        </w:rPr>
-        <w:t>): pruebas de la regla de habilitación (RN-01)</w:t>
-      </w:r>
-    </w:p>
-    <w:p>
-      <w:pPr>
-        <w:spacing w:after="160"/>
-      </w:pPr>
-      <w:proofErr w:type="spellStart"/>
-      <w:r>
-        <w:rPr>
-          <w:rFonts w:ascii="Consolas" w:eastAsia="Consolas" w:hAnsi="Consolas" w:cs="Consolas"/>
-          <w:sz w:val="17"/>
-          <w:szCs w:val="17"/>
-        </w:rPr>
-        <w:t>docs</w:t>
-      </w:r>
-      <w:proofErr w:type="spellEnd"/>
-      <w:r>
-        <w:rPr>
-          <w:rFonts w:ascii="Consolas" w:eastAsia="Consolas" w:hAnsi="Consolas" w:cs="Consolas"/>
-          <w:sz w:val="17"/>
-          <w:szCs w:val="17"/>
-        </w:rPr>
-        <w:t>(api): contrato de Catálogo congelado para el sprint 2</w:t>
+        <w:t>docs(api): contrato de Catálogo congelado para el sprint 2</w:t>
       </w:r>
     </w:p>
     <w:tbl>
@@ -6482,7 +5257,6 @@
               <w:spacing w:line="260" w:lineRule="auto"/>
               <w:jc w:val="center"/>
             </w:pPr>
-            <w:proofErr w:type="spellStart"/>
             <w:r>
               <w:rPr>
                 <w:sz w:val="20"/>
@@ -6490,7 +5264,6 @@
               </w:rPr>
               <w:t>feat</w:t>
             </w:r>
-            <w:proofErr w:type="spellEnd"/>
           </w:p>
         </w:tc>
         <w:tc>
@@ -6543,7 +5316,6 @@
               <w:spacing w:line="260" w:lineRule="auto"/>
               <w:jc w:val="center"/>
             </w:pPr>
-            <w:proofErr w:type="spellStart"/>
             <w:r>
               <w:rPr>
                 <w:sz w:val="20"/>
@@ -6551,7 +5323,6 @@
               </w:rPr>
               <w:t>fix</w:t>
             </w:r>
-            <w:proofErr w:type="spellEnd"/>
           </w:p>
         </w:tc>
         <w:tc>
@@ -6632,23 +5403,7 @@
                 <w:sz w:val="20"/>
                 <w:szCs w:val="20"/>
               </w:rPr>
-              <w:t xml:space="preserve">Contenedores, </w:t>
-            </w:r>
-            <w:proofErr w:type="spellStart"/>
-            <w:r>
-              <w:rPr>
-                <w:sz w:val="20"/>
-                <w:szCs w:val="20"/>
-              </w:rPr>
-              <w:t>gateway</w:t>
-            </w:r>
-            <w:proofErr w:type="spellEnd"/>
-            <w:r>
-              <w:rPr>
-                <w:sz w:val="20"/>
-                <w:szCs w:val="20"/>
-              </w:rPr>
-              <w:t>, base de datos, canal de integración, variables de entorno.</w:t>
+              <w:t xml:space="preserve">Contenedores, gateway, base de datos, canal de integración, variables de entorno.</w:t>
             </w:r>
           </w:p>
         </w:tc>
@@ -6738,7 +5493,6 @@
               <w:spacing w:line="260" w:lineRule="auto"/>
               <w:jc w:val="center"/>
             </w:pPr>
-            <w:proofErr w:type="spellStart"/>
             <w:r>
               <w:rPr>
                 <w:sz w:val="20"/>
@@ -6746,7 +5500,6 @@
               </w:rPr>
               <w:t>refactor</w:t>
             </w:r>
-            <w:proofErr w:type="spellEnd"/>
           </w:p>
         </w:tc>
         <w:tc>
@@ -6799,7 +5552,6 @@
               <w:spacing w:line="260" w:lineRule="auto"/>
               <w:jc w:val="center"/>
             </w:pPr>
-            <w:proofErr w:type="spellStart"/>
             <w:r>
               <w:rPr>
                 <w:sz w:val="20"/>
@@ -6807,7 +5559,6 @@
               </w:rPr>
               <w:t>docs</w:t>
             </w:r>
-            <w:proofErr w:type="spellEnd"/>
           </w:p>
         </w:tc>
         <w:tc>
@@ -6900,55 +5651,7 @@
         <w:jc w:val="both"/>
       </w:pPr>
       <w:r>
-        <w:t>El ámbito entre paréntesis es el nombre de la carpeta del servicio o del área (</w:t>
-      </w:r>
-      <w:proofErr w:type="spellStart"/>
-      <w:r>
-        <w:t>identity</w:t>
-      </w:r>
-      <w:proofErr w:type="spellEnd"/>
-      <w:r>
-        <w:t xml:space="preserve">, </w:t>
-      </w:r>
-      <w:proofErr w:type="spellStart"/>
-      <w:r>
-        <w:t>catalog</w:t>
-      </w:r>
-      <w:proofErr w:type="spellEnd"/>
-      <w:r>
-        <w:t xml:space="preserve">, </w:t>
-      </w:r>
-      <w:proofErr w:type="spellStart"/>
-      <w:r>
-        <w:t>tutoring</w:t>
-      </w:r>
-      <w:proofErr w:type="spellEnd"/>
-      <w:r>
-        <w:t xml:space="preserve">, </w:t>
-      </w:r>
-      <w:proofErr w:type="spellStart"/>
-      <w:r>
-        <w:t>payments</w:t>
-      </w:r>
-      <w:proofErr w:type="spellEnd"/>
-      <w:r>
-        <w:t xml:space="preserve">, </w:t>
-      </w:r>
-      <w:proofErr w:type="spellStart"/>
-      <w:r>
-        <w:t>frontend</w:t>
-      </w:r>
-      <w:proofErr w:type="spellEnd"/>
-      <w:r>
-        <w:t xml:space="preserve">, </w:t>
-      </w:r>
-      <w:proofErr w:type="spellStart"/>
-      <w:r>
-        <w:t>compose</w:t>
-      </w:r>
-      <w:proofErr w:type="spellEnd"/>
-      <w:r>
-        <w:t>, api). La referencia a la historia entre paréntesis al final es lo que permite responder, en la defensa, "¿dónde está el código de este requisito?" en diez segundos.</w:t>
+        <w:t xml:space="preserve">El ámbito entre paréntesis es el nombre de la carpeta del servicio o del área (identity, catalog, tutoring, payments, frontend, compose, api). La referencia a la historia entre paréntesis al final es lo que permite responder, en la defensa, "¿dónde está el código de este requisito?" en diez segundos.</w:t>
       </w:r>
     </w:p>
     <w:p>
@@ -6961,47 +5664,10 @@
           <w:b/>
           <w:bCs/>
         </w:rPr>
-        <w:t xml:space="preserve">Lo que nunca entra en un </w:t>
-      </w:r>
-      <w:proofErr w:type="spellStart"/>
-      <w:r>
-        <w:rPr>
-          <w:b/>
-          <w:bCs/>
-        </w:rPr>
-        <w:t>commit</w:t>
-      </w:r>
-      <w:proofErr w:type="spellEnd"/>
-      <w:r>
-        <w:rPr>
-          <w:b/>
-          <w:bCs/>
-        </w:rPr>
-        <w:t>:</w:t>
+        <w:t xml:space="preserve">Lo que nunca entra en un commit:</w:t>
       </w:r>
       <w:r>
-        <w:t xml:space="preserve"> el </w:t>
-      </w:r>
-      <w:proofErr w:type="gramStart"/>
-      <w:r>
-        <w:t>archivo .</w:t>
-      </w:r>
-      <w:proofErr w:type="spellStart"/>
-      <w:r>
-        <w:t>env</w:t>
-      </w:r>
-      <w:proofErr w:type="spellEnd"/>
-      <w:proofErr w:type="gramEnd"/>
-      <w:r>
-        <w:t xml:space="preserve"> o cualquier clave, el entorno virtual, </w:t>
-      </w:r>
-      <w:proofErr w:type="spellStart"/>
-      <w:r>
-        <w:t>node_modules</w:t>
-      </w:r>
-      <w:proofErr w:type="spellEnd"/>
-      <w:r>
-        <w:t>, volcados de la base de datos, archivos del editor, datos personales reales y código comentado "por si acaso". Para esto último está el historial: el código borrado no se pierde.</w:t>
+        <w:t xml:space="preserve"> el archivo .env o cualquier clave, el entorno virtual, node_modules, volcados de la base de datos, archivos del editor, datos personales reales y código comentado "por si acaso". Para esto último está el historial: el código borrado no se pierde.</w:t>
       </w:r>
     </w:p>
     <w:p>
@@ -7010,15 +5676,7 @@
       </w:pPr>
       <w:r>
         <w:lastRenderedPageBreak/>
-        <w:t xml:space="preserve">7. Pull </w:t>
-      </w:r>
-      <w:proofErr w:type="spellStart"/>
-      <w:r>
-        <w:t>Request</w:t>
-      </w:r>
-      <w:proofErr w:type="spellEnd"/>
-      <w:r>
-        <w:t xml:space="preserve"> y revisión de código</w:t>
+        <w:t xml:space="preserve">7. Pull Request y revisión de código</w:t>
       </w:r>
     </w:p>
     <w:p>
@@ -7155,23 +5813,7 @@
                 <w:sz w:val="20"/>
                 <w:szCs w:val="20"/>
               </w:rPr>
-              <w:t xml:space="preserve">Una historia dentro de un servicio, o pantallas del </w:t>
-            </w:r>
-            <w:proofErr w:type="spellStart"/>
-            <w:r>
-              <w:rPr>
-                <w:sz w:val="20"/>
-                <w:szCs w:val="20"/>
-              </w:rPr>
-              <w:t>frontend</w:t>
-            </w:r>
-            <w:proofErr w:type="spellEnd"/>
-            <w:r>
-              <w:rPr>
-                <w:sz w:val="20"/>
-                <w:szCs w:val="20"/>
-              </w:rPr>
-              <w:t>.</w:t>
+              <w:t xml:space="preserve">Una historia dentro de un servicio, o pantallas del frontend.</w:t>
             </w:r>
           </w:p>
         </w:tc>
@@ -7224,53 +5866,12 @@
             <w:pPr>
               <w:spacing w:line="260" w:lineRule="auto"/>
             </w:pPr>
-            <w:proofErr w:type="spellStart"/>
-            <w:r>
-              <w:rPr>
-                <w:sz w:val="20"/>
-                <w:szCs w:val="20"/>
-              </w:rPr>
-              <w:t>docker-compose.yml</w:t>
-            </w:r>
-            <w:proofErr w:type="spellEnd"/>
-            <w:r>
-              <w:rPr>
-                <w:sz w:val="20"/>
-                <w:szCs w:val="20"/>
-              </w:rPr>
-              <w:t xml:space="preserve">, </w:t>
-            </w:r>
-            <w:proofErr w:type="spellStart"/>
-            <w:r>
-              <w:rPr>
-                <w:sz w:val="20"/>
-                <w:szCs w:val="20"/>
-              </w:rPr>
-              <w:t>Dockerfile</w:t>
-            </w:r>
-            <w:proofErr w:type="spellEnd"/>
-            <w:r>
-              <w:rPr>
-                <w:sz w:val="20"/>
-                <w:szCs w:val="20"/>
-              </w:rPr>
-              <w:t xml:space="preserve">, configuración de </w:t>
-            </w:r>
-            <w:proofErr w:type="spellStart"/>
-            <w:r>
-              <w:rPr>
-                <w:sz w:val="20"/>
-                <w:szCs w:val="20"/>
-              </w:rPr>
-              <w:t>Nginx</w:t>
-            </w:r>
-            <w:proofErr w:type="spellEnd"/>
-            <w:r>
-              <w:rPr>
-                <w:sz w:val="20"/>
-                <w:szCs w:val="20"/>
-              </w:rPr>
-              <w:t>, variables de entorno, canal de integración.</w:t>
+            <w:r>
+              <w:rPr>
+                <w:sz w:val="20"/>
+                <w:szCs w:val="20"/>
+              </w:rPr>
+              <w:t xml:space="preserve">docker-compose.yml, Dockerfile, configuración de Nginx, variables de entorno, canal de integración.</w:t>
             </w:r>
           </w:p>
         </w:tc>
@@ -7328,23 +5929,7 @@
                 <w:sz w:val="20"/>
                 <w:szCs w:val="20"/>
               </w:rPr>
-              <w:t xml:space="preserve">Un contrato en </w:t>
-            </w:r>
-            <w:proofErr w:type="spellStart"/>
-            <w:r>
-              <w:rPr>
-                <w:sz w:val="20"/>
-                <w:szCs w:val="20"/>
-              </w:rPr>
-              <w:t>docs</w:t>
-            </w:r>
-            <w:proofErr w:type="spellEnd"/>
-            <w:r>
-              <w:rPr>
-                <w:sz w:val="20"/>
-                <w:szCs w:val="20"/>
-              </w:rPr>
-              <w:t>/api que ya está congelado para el sprint.</w:t>
+              <w:t xml:space="preserve">Un contrato en docs/api que ya está congelado para el sprint.</w:t>
             </w:r>
           </w:p>
         </w:tc>
@@ -7460,39 +6045,7 @@
                 <w:sz w:val="20"/>
                 <w:szCs w:val="20"/>
               </w:rPr>
-              <w:t xml:space="preserve">Una fusión de </w:t>
-            </w:r>
-            <w:proofErr w:type="spellStart"/>
-            <w:r>
-              <w:rPr>
-                <w:sz w:val="20"/>
-                <w:szCs w:val="20"/>
-              </w:rPr>
-              <w:t>develop</w:t>
-            </w:r>
-            <w:proofErr w:type="spellEnd"/>
-            <w:r>
-              <w:rPr>
-                <w:sz w:val="20"/>
-                <w:szCs w:val="20"/>
-              </w:rPr>
-              <w:t xml:space="preserve"> a </w:t>
-            </w:r>
-            <w:proofErr w:type="spellStart"/>
-            <w:r>
-              <w:rPr>
-                <w:sz w:val="20"/>
-                <w:szCs w:val="20"/>
-              </w:rPr>
-              <w:t>main</w:t>
-            </w:r>
-            <w:proofErr w:type="spellEnd"/>
-            <w:r>
-              <w:rPr>
-                <w:sz w:val="20"/>
-                <w:szCs w:val="20"/>
-              </w:rPr>
-              <w:t xml:space="preserve"> al cierre del sprint.</w:t>
+              <w:t xml:space="preserve">Una fusión de develop a main al cierre del sprint.</w:t>
             </w:r>
           </w:p>
         </w:tc>
@@ -7551,10 +6104,6 @@
               </w:rPr>
               <w:t>El autor del cambio es, además, quien debería aprobarlo. Ocurre en HU-01 a HU-05, que son de Bryan.</w:t>
             </w:r>
-            <w:proofErr w:type="spellStart"/>
-            <w:proofErr w:type="spellEnd"/>
-            <w:proofErr w:type="spellStart"/>
-            <w:proofErr w:type="spellEnd"/>
           </w:p>
         </w:tc>
         <w:tc>
@@ -7595,15 +6144,7 @@
         <w:t>Regla de desbloqueo:</w:t>
       </w:r>
       <w:r>
-        <w:t xml:space="preserve"> si un Pull </w:t>
-      </w:r>
-      <w:proofErr w:type="spellStart"/>
-      <w:r>
-        <w:t>Request</w:t>
-      </w:r>
-      <w:proofErr w:type="spellEnd"/>
-      <w:r>
-        <w:t xml:space="preserve"> lleva 24 horas sin revisión y la integración continua está en verde, el autor lo avisa en el grupo. Si pasan otras 12 horas sin respuesta, el líder aprueba o revisa él mismo. Un proceso que deja a alguien detenido dos días deja de respetarse, y entonces se pierde entero.</w:t>
+        <w:t xml:space="preserve"> si un Pull Request lleva 24 horas sin revisión y la integración continua está en verde, el autor lo avisa en el grupo. Si pasan otras 12 horas sin respuesta, el líder aprueba o revisa él mismo. Un proceso que deja a alguien detenido dos días deja de respetarse, y entonces se pierde entero.</w:t>
       </w:r>
     </w:p>
     <w:p>
@@ -7617,14 +6158,9 @@
           <w:bCs/>
         </w:rPr>
       </w:r>
-      <w:r/>
-      <w:proofErr w:type="spellStart"/>
-      <w:r/>
-      <w:proofErr w:type="spellEnd"/>
       <w:r>
         <w:t>Regla del autor y el aprobador: nadie aprueba su propio Pull Request, ni siquiera el líder. Cuando el autor coincide con el aprobador obligatorio, la revisión pasa a su segundo, que ya está definido en la sección 9 del Pilar 3.</w:t>
       </w:r>
-      <w:r/>
     </w:p>
     <w:p>
       <w:pPr>
@@ -7640,23 +6176,7 @@
         <w:jc w:val="both"/>
       </w:pPr>
       <w:r>
-        <w:t xml:space="preserve">La plantilla del Pull </w:t>
-      </w:r>
-      <w:proofErr w:type="spellStart"/>
-      <w:r>
-        <w:t>Request</w:t>
-      </w:r>
-      <w:proofErr w:type="spellEnd"/>
-      <w:r>
-        <w:t xml:space="preserve"> vive en el repositorio y se completa en dos minutos. Un Pull </w:t>
-      </w:r>
-      <w:proofErr w:type="spellStart"/>
-      <w:r>
-        <w:t>Request</w:t>
-      </w:r>
-      <w:proofErr w:type="spellEnd"/>
-      <w:r>
-        <w:t xml:space="preserve"> sin esto es difícil de revisar y muy fácil de aprobar sin mirar:</w:t>
+        <w:t xml:space="preserve">La plantilla del Pull Request vive en el repositorio y se completa en dos minutos. Un Pull Request sin esto es difícil de revisar y muy fácil de aprobar sin mirar:</w:t>
       </w:r>
     </w:p>
     <w:p>
@@ -7679,25 +6199,7 @@
           <w:sz w:val="17"/>
           <w:szCs w:val="17"/>
         </w:rPr>
-        <w:t xml:space="preserve">HU-14 · El tutor declara las asignaturas que puede </w:t>
-      </w:r>
-      <w:proofErr w:type="spellStart"/>
-      <w:r>
-        <w:rPr>
-          <w:rFonts w:ascii="Consolas" w:eastAsia="Consolas" w:hAnsi="Consolas" w:cs="Consolas"/>
-          <w:sz w:val="17"/>
-          <w:szCs w:val="17"/>
-        </w:rPr>
-        <w:t>tutorear</w:t>
-      </w:r>
-      <w:proofErr w:type="spellEnd"/>
-      <w:r>
-        <w:rPr>
-          <w:rFonts w:ascii="Consolas" w:eastAsia="Consolas" w:hAnsi="Consolas" w:cs="Consolas"/>
-          <w:sz w:val="17"/>
-          <w:szCs w:val="17"/>
-        </w:rPr>
-        <w:t>, con su tarifa.</w:t>
+        <w:t xml:space="preserve">HU-14 · El tutor declara las asignaturas que puede tutorear, con su tarifa.</w:t>
       </w:r>
     </w:p>
     <w:p/>
@@ -7718,43 +6220,7 @@
           <w:sz w:val="17"/>
           <w:szCs w:val="17"/>
         </w:rPr>
-        <w:t xml:space="preserve">1. </w:t>
-      </w:r>
-      <w:proofErr w:type="spellStart"/>
-      <w:r>
-        <w:rPr>
-          <w:rFonts w:ascii="Consolas" w:eastAsia="Consolas" w:hAnsi="Consolas" w:cs="Consolas"/>
-          <w:sz w:val="17"/>
-          <w:szCs w:val="17"/>
-        </w:rPr>
-        <w:t>docker</w:t>
-      </w:r>
-      <w:proofErr w:type="spellEnd"/>
-      <w:r>
-        <w:rPr>
-          <w:rFonts w:ascii="Consolas" w:eastAsia="Consolas" w:hAnsi="Consolas" w:cs="Consolas"/>
-          <w:sz w:val="17"/>
-          <w:szCs w:val="17"/>
-        </w:rPr>
-        <w:t xml:space="preserve"> </w:t>
-      </w:r>
-      <w:proofErr w:type="spellStart"/>
-      <w:r>
-        <w:rPr>
-          <w:rFonts w:ascii="Consolas" w:eastAsia="Consolas" w:hAnsi="Consolas" w:cs="Consolas"/>
-          <w:sz w:val="17"/>
-          <w:szCs w:val="17"/>
-        </w:rPr>
-        <w:t>compose</w:t>
-      </w:r>
-      <w:proofErr w:type="spellEnd"/>
-      <w:r>
-        <w:rPr>
-          <w:rFonts w:ascii="Consolas" w:eastAsia="Consolas" w:hAnsi="Consolas" w:cs="Consolas"/>
-          <w:sz w:val="17"/>
-          <w:szCs w:val="17"/>
-        </w:rPr>
-        <w:t xml:space="preserve"> up</w:t>
+        <w:t xml:space="preserve">1. docker compose up</w:t>
       </w:r>
     </w:p>
     <w:p>
@@ -7805,25 +6271,7 @@
           <w:sz w:val="17"/>
           <w:szCs w:val="17"/>
         </w:rPr>
-        <w:t xml:space="preserve">- </w:t>
-      </w:r>
-      <w:proofErr w:type="gramStart"/>
-      <w:r>
-        <w:rPr>
-          <w:rFonts w:ascii="Consolas" w:eastAsia="Consolas" w:hAnsi="Consolas" w:cs="Consolas"/>
-          <w:sz w:val="17"/>
-          <w:szCs w:val="17"/>
-        </w:rPr>
-        <w:t>[ ]</w:t>
-      </w:r>
-      <w:proofErr w:type="gramEnd"/>
-      <w:r>
-        <w:rPr>
-          <w:rFonts w:ascii="Consolas" w:eastAsia="Consolas" w:hAnsi="Consolas" w:cs="Consolas"/>
-          <w:sz w:val="17"/>
-          <w:szCs w:val="17"/>
-        </w:rPr>
-        <w:t xml:space="preserve"> Pruebas nuevas o actualizadas</w:t>
+        <w:t xml:space="preserve">- [ ] Pruebas nuevas o actualizadas</w:t>
       </w:r>
     </w:p>
     <w:p>
@@ -7833,43 +6281,7 @@
           <w:sz w:val="17"/>
           <w:szCs w:val="17"/>
         </w:rPr>
-        <w:t xml:space="preserve">- </w:t>
-      </w:r>
-      <w:proofErr w:type="gramStart"/>
-      <w:r>
-        <w:rPr>
-          <w:rFonts w:ascii="Consolas" w:eastAsia="Consolas" w:hAnsi="Consolas" w:cs="Consolas"/>
-          <w:sz w:val="17"/>
-          <w:szCs w:val="17"/>
-        </w:rPr>
-        <w:t>[ ]</w:t>
-      </w:r>
-      <w:proofErr w:type="gramEnd"/>
-      <w:r>
-        <w:rPr>
-          <w:rFonts w:ascii="Consolas" w:eastAsia="Consolas" w:hAnsi="Consolas" w:cs="Consolas"/>
-          <w:sz w:val="17"/>
-          <w:szCs w:val="17"/>
-        </w:rPr>
-        <w:t xml:space="preserve"> Contrato de </w:t>
-      </w:r>
-      <w:proofErr w:type="spellStart"/>
-      <w:r>
-        <w:rPr>
-          <w:rFonts w:ascii="Consolas" w:eastAsia="Consolas" w:hAnsi="Consolas" w:cs="Consolas"/>
-          <w:sz w:val="17"/>
-          <w:szCs w:val="17"/>
-        </w:rPr>
-        <w:t>docs</w:t>
-      </w:r>
-      <w:proofErr w:type="spellEnd"/>
-      <w:r>
-        <w:rPr>
-          <w:rFonts w:ascii="Consolas" w:eastAsia="Consolas" w:hAnsi="Consolas" w:cs="Consolas"/>
-          <w:sz w:val="17"/>
-          <w:szCs w:val="17"/>
-        </w:rPr>
-        <w:t>/api actualizado si cambió la API</w:t>
+        <w:t xml:space="preserve">- [ ] Contrato de docs/api actualizado si cambió la API</w:t>
       </w:r>
     </w:p>
     <w:p>
@@ -7879,25 +6291,7 @@
           <w:sz w:val="17"/>
           <w:szCs w:val="17"/>
         </w:rPr>
-        <w:t xml:space="preserve">- </w:t>
-      </w:r>
-      <w:proofErr w:type="gramStart"/>
-      <w:r>
-        <w:rPr>
-          <w:rFonts w:ascii="Consolas" w:eastAsia="Consolas" w:hAnsi="Consolas" w:cs="Consolas"/>
-          <w:sz w:val="17"/>
-          <w:szCs w:val="17"/>
-        </w:rPr>
-        <w:t>[ ]</w:t>
-      </w:r>
-      <w:proofErr w:type="gramEnd"/>
-      <w:r>
-        <w:rPr>
-          <w:rFonts w:ascii="Consolas" w:eastAsia="Consolas" w:hAnsi="Consolas" w:cs="Consolas"/>
-          <w:sz w:val="17"/>
-          <w:szCs w:val="17"/>
-        </w:rPr>
-        <w:t xml:space="preserve"> Migración incluida y probada sobre base vacía</w:t>
+        <w:t xml:space="preserve">- [ ] Migración incluida y probada sobre base vacía</w:t>
       </w:r>
     </w:p>
     <w:p>
@@ -7910,25 +6304,7 @@
           <w:sz w:val="17"/>
           <w:szCs w:val="17"/>
         </w:rPr>
-        <w:t xml:space="preserve">- </w:t>
-      </w:r>
-      <w:proofErr w:type="gramStart"/>
-      <w:r>
-        <w:rPr>
-          <w:rFonts w:ascii="Consolas" w:eastAsia="Consolas" w:hAnsi="Consolas" w:cs="Consolas"/>
-          <w:sz w:val="17"/>
-          <w:szCs w:val="17"/>
-        </w:rPr>
-        <w:t>[ ]</w:t>
-      </w:r>
-      <w:proofErr w:type="gramEnd"/>
-      <w:r>
-        <w:rPr>
-          <w:rFonts w:ascii="Consolas" w:eastAsia="Consolas" w:hAnsi="Consolas" w:cs="Consolas"/>
-          <w:sz w:val="17"/>
-          <w:szCs w:val="17"/>
-        </w:rPr>
-        <w:t xml:space="preserve"> No hay claves ni datos reales en el cambio</w:t>
+        <w:t xml:space="preserve">- [ ] No hay claves ni datos reales en el cambio</w:t>
       </w:r>
     </w:p>
     <w:p>
@@ -7979,15 +6355,7 @@
         <w:t>¿Respeta el contrato?</w:t>
       </w:r>
       <w:r>
-        <w:t xml:space="preserve"> Nombres de rutas y de campos, códigos de estado y forma de la respuesta, según </w:t>
-      </w:r>
-      <w:proofErr w:type="spellStart"/>
-      <w:r>
-        <w:t>docs</w:t>
-      </w:r>
-      <w:proofErr w:type="spellEnd"/>
-      <w:r>
-        <w:t>/api y la sección 4.</w:t>
+        <w:t xml:space="preserve"> Nombres de rutas y de campos, códigos de estado y forma de la respuesta, según docs/api y la sección 4.</w:t>
       </w:r>
     </w:p>
     <w:p>
@@ -8029,23 +6397,7 @@
         <w:t>¿Se puede levantar?</w:t>
       </w:r>
       <w:r>
-        <w:t xml:space="preserve"> Si el cambio agrega una variable de entorno, tiene que estar </w:t>
-      </w:r>
-      <w:proofErr w:type="gramStart"/>
-      <w:r>
-        <w:t>en .</w:t>
-      </w:r>
-      <w:proofErr w:type="spellStart"/>
-      <w:r>
-        <w:t>env</w:t>
-      </w:r>
-      <w:proofErr w:type="gramEnd"/>
-      <w:r>
-        <w:t>.example</w:t>
-      </w:r>
-      <w:proofErr w:type="spellEnd"/>
-      <w:r>
-        <w:t>.</w:t>
+        <w:t xml:space="preserve"> Si el cambio agrega una variable de entorno, tiene que estar en .env.example.</w:t>
       </w:r>
     </w:p>
     <w:p>
@@ -8133,15 +6485,7 @@
         <w:jc w:val="both"/>
       </w:pPr>
       <w:r>
-        <w:t xml:space="preserve">El Pilar 3 acordó una definición de Listo para el equipo. Esta es la versión operativa, la que se verifica en el Pull </w:t>
-      </w:r>
-      <w:proofErr w:type="spellStart"/>
-      <w:r>
-        <w:t>Request</w:t>
-      </w:r>
-      <w:proofErr w:type="spellEnd"/>
-      <w:r>
-        <w:t>. Una historia no se mueve a "Listo" en el tablero mientras falte una casilla.</w:t>
+        <w:t xml:space="preserve">El Pilar 3 acordó una definición de Listo para el equipo. Esta es la versión operativa, la que se verifica en el Pull Request. Una historia no se mueve a "Listo" en el tablero mientras falte una casilla.</w:t>
       </w:r>
     </w:p>
     <w:tbl>
@@ -8284,23 +6628,7 @@
                 <w:sz w:val="20"/>
                 <w:szCs w:val="20"/>
               </w:rPr>
-              <w:t xml:space="preserve">El revisor sigue los pasos de la sección "Cómo probarlo" del Pull </w:t>
-            </w:r>
-            <w:proofErr w:type="spellStart"/>
-            <w:r>
-              <w:rPr>
-                <w:sz w:val="20"/>
-                <w:szCs w:val="20"/>
-              </w:rPr>
-              <w:t>Request</w:t>
-            </w:r>
-            <w:proofErr w:type="spellEnd"/>
-            <w:r>
-              <w:rPr>
-                <w:sz w:val="20"/>
-                <w:szCs w:val="20"/>
-              </w:rPr>
-              <w:t>.</w:t>
+              <w:t xml:space="preserve">El revisor sigue los pasos de la sección "Cómo probarlo" del Pull Request.</w:t>
             </w:r>
           </w:p>
         </w:tc>
@@ -8416,23 +6744,7 @@
                 <w:sz w:val="20"/>
                 <w:szCs w:val="20"/>
               </w:rPr>
-              <w:t xml:space="preserve">GitHub </w:t>
-            </w:r>
-            <w:proofErr w:type="spellStart"/>
-            <w:r>
-              <w:rPr>
-                <w:sz w:val="20"/>
-                <w:szCs w:val="20"/>
-              </w:rPr>
-              <w:t>Actions</w:t>
-            </w:r>
-            <w:proofErr w:type="spellEnd"/>
-            <w:r>
-              <w:rPr>
-                <w:sz w:val="20"/>
-                <w:szCs w:val="20"/>
-              </w:rPr>
-              <w:t>, sin excepciones ni "lo arreglo después".</w:t>
+              <w:t xml:space="preserve">GitHub Actions, sin excepciones ni "lo arreglo después".</w:t>
             </w:r>
           </w:p>
         </w:tc>
@@ -8491,23 +6803,7 @@
                 <w:sz w:val="20"/>
                 <w:szCs w:val="20"/>
               </w:rPr>
-              <w:t xml:space="preserve">Aprobación registrada en el Pull </w:t>
-            </w:r>
-            <w:proofErr w:type="spellStart"/>
-            <w:r>
-              <w:rPr>
-                <w:sz w:val="20"/>
-                <w:szCs w:val="20"/>
-              </w:rPr>
-              <w:t>Request</w:t>
-            </w:r>
-            <w:proofErr w:type="spellEnd"/>
-            <w:r>
-              <w:rPr>
-                <w:sz w:val="20"/>
-                <w:szCs w:val="20"/>
-              </w:rPr>
-              <w:t>.</w:t>
+              <w:t xml:space="preserve">Aprobación registrada en el Pull Request.</w:t>
             </w:r>
           </w:p>
         </w:tc>
@@ -8541,23 +6837,7 @@
                 <w:sz w:val="20"/>
                 <w:szCs w:val="20"/>
               </w:rPr>
-              <w:t xml:space="preserve">El contrato en </w:t>
-            </w:r>
-            <w:proofErr w:type="spellStart"/>
-            <w:r>
-              <w:rPr>
-                <w:sz w:val="20"/>
-                <w:szCs w:val="20"/>
-              </w:rPr>
-              <w:t>docs</w:t>
-            </w:r>
-            <w:proofErr w:type="spellEnd"/>
-            <w:r>
-              <w:rPr>
-                <w:sz w:val="20"/>
-                <w:szCs w:val="20"/>
-              </w:rPr>
-              <w:t>/api refleja la API real.</w:t>
+              <w:t xml:space="preserve">El contrato en docs/api refleja la API real.</w:t>
             </w:r>
           </w:p>
         </w:tc>
@@ -8580,39 +6860,7 @@
                 <w:sz w:val="20"/>
                 <w:szCs w:val="20"/>
               </w:rPr>
-              <w:t xml:space="preserve">Si la historia agregó o cambió </w:t>
-            </w:r>
-            <w:proofErr w:type="spellStart"/>
-            <w:r>
-              <w:rPr>
-                <w:sz w:val="20"/>
-                <w:szCs w:val="20"/>
-              </w:rPr>
-              <w:t>endpoints</w:t>
-            </w:r>
-            <w:proofErr w:type="spellEnd"/>
-            <w:r>
-              <w:rPr>
-                <w:sz w:val="20"/>
-                <w:szCs w:val="20"/>
-              </w:rPr>
-              <w:t xml:space="preserve">, el archivo del servicio está actualizado en el mismo Pull </w:t>
-            </w:r>
-            <w:proofErr w:type="spellStart"/>
-            <w:r>
-              <w:rPr>
-                <w:sz w:val="20"/>
-                <w:szCs w:val="20"/>
-              </w:rPr>
-              <w:t>Request</w:t>
-            </w:r>
-            <w:proofErr w:type="spellEnd"/>
-            <w:r>
-              <w:rPr>
-                <w:sz w:val="20"/>
-                <w:szCs w:val="20"/>
-              </w:rPr>
-              <w:t>.</w:t>
+              <w:t xml:space="preserve">Si la historia agregó o cambió endpoints, el archivo del servicio está actualizado en el mismo Pull Request.</w:t>
             </w:r>
           </w:p>
         </w:tc>
@@ -8671,39 +6919,7 @@
                 <w:sz w:val="20"/>
                 <w:szCs w:val="20"/>
               </w:rPr>
-              <w:t xml:space="preserve">Las variables nuevas están </w:t>
-            </w:r>
-            <w:proofErr w:type="gramStart"/>
-            <w:r>
-              <w:rPr>
-                <w:sz w:val="20"/>
-                <w:szCs w:val="20"/>
-              </w:rPr>
-              <w:t>en .</w:t>
-            </w:r>
-            <w:proofErr w:type="spellStart"/>
-            <w:r>
-              <w:rPr>
-                <w:sz w:val="20"/>
-                <w:szCs w:val="20"/>
-              </w:rPr>
-              <w:t>env</w:t>
-            </w:r>
-            <w:proofErr w:type="gramEnd"/>
-            <w:r>
-              <w:rPr>
-                <w:sz w:val="20"/>
-                <w:szCs w:val="20"/>
-              </w:rPr>
-              <w:t>.example</w:t>
-            </w:r>
-            <w:proofErr w:type="spellEnd"/>
-            <w:r>
-              <w:rPr>
-                <w:sz w:val="20"/>
-                <w:szCs w:val="20"/>
-              </w:rPr>
-              <w:t xml:space="preserve"> y el README dice qué hacer con ellas.</w:t>
+              <w:t xml:space="preserve">Las variables nuevas están en .env.example y el README dice qué hacer con ellas.</w:t>
             </w:r>
           </w:p>
         </w:tc>
@@ -8737,23 +6953,7 @@
                 <w:sz w:val="20"/>
                 <w:szCs w:val="20"/>
               </w:rPr>
-              <w:t xml:space="preserve">Está fusionada a </w:t>
-            </w:r>
-            <w:proofErr w:type="spellStart"/>
-            <w:r>
-              <w:rPr>
-                <w:sz w:val="20"/>
-                <w:szCs w:val="20"/>
-              </w:rPr>
-              <w:t>develop</w:t>
-            </w:r>
-            <w:proofErr w:type="spellEnd"/>
-            <w:r>
-              <w:rPr>
-                <w:sz w:val="20"/>
-                <w:szCs w:val="20"/>
-              </w:rPr>
-              <w:t>.</w:t>
+              <w:t xml:space="preserve">Está fusionada a develop.</w:t>
             </w:r>
           </w:p>
         </w:tc>
@@ -8939,7 +7139,6 @@
             <w:pPr>
               <w:spacing w:line="260" w:lineRule="auto"/>
             </w:pPr>
-            <w:proofErr w:type="gramStart"/>
             <w:r>
               <w:rPr>
                 <w:b/>
@@ -8948,18 +7147,7 @@
                 <w:sz w:val="20"/>
                 <w:szCs w:val="20"/>
               </w:rPr>
-              <w:t>Cuándo</w:t>
-            </w:r>
-            <w:proofErr w:type="gramEnd"/>
-            <w:r>
-              <w:rPr>
-                <w:b/>
-                <w:bCs/>
-                <w:color w:val="FFFFFF"/>
-                <w:sz w:val="20"/>
-                <w:szCs w:val="20"/>
-              </w:rPr>
-              <w:t xml:space="preserve"> corre</w:t>
+              <w:t xml:space="preserve">Cuándo corre</w:t>
             </w:r>
           </w:p>
         </w:tc>
@@ -9011,7 +7199,6 @@
             <w:pPr>
               <w:spacing w:line="260" w:lineRule="auto"/>
             </w:pPr>
-            <w:proofErr w:type="spellStart"/>
             <w:r>
               <w:rPr>
                 <w:sz w:val="20"/>
@@ -9019,7 +7206,6 @@
               </w:rPr>
               <w:t>pytest</w:t>
             </w:r>
-            <w:proofErr w:type="spellEnd"/>
           </w:p>
         </w:tc>
         <w:tc>
@@ -9064,23 +7250,7 @@
                 <w:sz w:val="20"/>
                 <w:szCs w:val="20"/>
               </w:rPr>
-              <w:t xml:space="preserve">En cada Pull </w:t>
-            </w:r>
-            <w:proofErr w:type="spellStart"/>
-            <w:r>
-              <w:rPr>
-                <w:sz w:val="20"/>
-                <w:szCs w:val="20"/>
-              </w:rPr>
-              <w:t>Request</w:t>
-            </w:r>
-            <w:proofErr w:type="spellEnd"/>
-            <w:r>
-              <w:rPr>
-                <w:sz w:val="20"/>
-                <w:szCs w:val="20"/>
-              </w:rPr>
-              <w:t>.</w:t>
+              <w:t xml:space="preserve">En cada Pull Request.</w:t>
             </w:r>
           </w:p>
         </w:tc>
@@ -9134,21 +7304,12 @@
             <w:pPr>
               <w:spacing w:line="260" w:lineRule="auto"/>
             </w:pPr>
-            <w:proofErr w:type="spellStart"/>
-            <w:r>
-              <w:rPr>
-                <w:sz w:val="20"/>
-                <w:szCs w:val="20"/>
-              </w:rPr>
-              <w:t>pytest</w:t>
-            </w:r>
-            <w:proofErr w:type="spellEnd"/>
-            <w:r>
-              <w:rPr>
-                <w:sz w:val="20"/>
-                <w:szCs w:val="20"/>
-              </w:rPr>
-              <w:t xml:space="preserve"> + cliente de pruebas de Django REST</w:t>
+            <w:r>
+              <w:rPr>
+                <w:sz w:val="20"/>
+                <w:szCs w:val="20"/>
+              </w:rPr>
+              <w:t xml:space="preserve">pytest + cliente de pruebas de Django REST</w:t>
             </w:r>
           </w:p>
         </w:tc>
@@ -9172,23 +7333,7 @@
                 <w:sz w:val="20"/>
                 <w:szCs w:val="20"/>
               </w:rPr>
-              <w:t xml:space="preserve">Que un </w:t>
-            </w:r>
-            <w:proofErr w:type="spellStart"/>
-            <w:r>
-              <w:rPr>
-                <w:sz w:val="20"/>
-                <w:szCs w:val="20"/>
-              </w:rPr>
-              <w:t>endpoint</w:t>
-            </w:r>
-            <w:proofErr w:type="spellEnd"/>
-            <w:r>
-              <w:rPr>
-                <w:sz w:val="20"/>
-                <w:szCs w:val="20"/>
-              </w:rPr>
-              <w:t xml:space="preserve"> responde el código y el cuerpo que promete su contrato, con y sin token, con datos válidos e inválidos.</w:t>
+              <w:t xml:space="preserve">Que un endpoint responde el código y el cuerpo que promete su contrato, con y sin token, con datos válidos e inválidos.</w:t>
             </w:r>
           </w:p>
         </w:tc>
@@ -9212,23 +7357,7 @@
                 <w:sz w:val="20"/>
                 <w:szCs w:val="20"/>
               </w:rPr>
-              <w:t xml:space="preserve">En cada Pull </w:t>
-            </w:r>
-            <w:proofErr w:type="spellStart"/>
-            <w:r>
-              <w:rPr>
-                <w:sz w:val="20"/>
-                <w:szCs w:val="20"/>
-              </w:rPr>
-              <w:t>Request</w:t>
-            </w:r>
-            <w:proofErr w:type="spellEnd"/>
-            <w:r>
-              <w:rPr>
-                <w:sz w:val="20"/>
-                <w:szCs w:val="20"/>
-              </w:rPr>
-              <w:t>.</w:t>
+              <w:t xml:space="preserve">En cada Pull Request.</w:t>
             </w:r>
           </w:p>
         </w:tc>
@@ -9285,23 +7414,7 @@
                 <w:sz w:val="20"/>
                 <w:szCs w:val="20"/>
               </w:rPr>
-              <w:t xml:space="preserve">Comparación del esquema de </w:t>
-            </w:r>
-            <w:proofErr w:type="spellStart"/>
-            <w:r>
-              <w:rPr>
-                <w:sz w:val="20"/>
-                <w:szCs w:val="20"/>
-              </w:rPr>
-              <w:t>docs</w:t>
-            </w:r>
-            <w:proofErr w:type="spellEnd"/>
-            <w:r>
-              <w:rPr>
-                <w:sz w:val="20"/>
-                <w:szCs w:val="20"/>
-              </w:rPr>
-              <w:t>/api con la respuesta real</w:t>
+              <w:t xml:space="preserve">Comparación del esquema de docs/api con la respuesta real</w:t>
             </w:r>
           </w:p>
         </w:tc>
@@ -9324,23 +7437,7 @@
                 <w:sz w:val="20"/>
                 <w:szCs w:val="20"/>
               </w:rPr>
-              <w:t xml:space="preserve">Que el servicio no se desvió de lo que el </w:t>
-            </w:r>
-            <w:proofErr w:type="spellStart"/>
-            <w:r>
-              <w:rPr>
-                <w:sz w:val="20"/>
-                <w:szCs w:val="20"/>
-              </w:rPr>
-              <w:t>frontend</w:t>
-            </w:r>
-            <w:proofErr w:type="spellEnd"/>
-            <w:r>
-              <w:rPr>
-                <w:sz w:val="20"/>
-                <w:szCs w:val="20"/>
-              </w:rPr>
-              <w:t xml:space="preserve"> y los otros servicios esperan.</w:t>
+              <w:t xml:space="preserve">Que el servicio no se desvió de lo que el frontend y los otros servicios esperan.</w:t>
             </w:r>
           </w:p>
         </w:tc>
@@ -9363,23 +7460,7 @@
                 <w:sz w:val="20"/>
                 <w:szCs w:val="20"/>
               </w:rPr>
-              <w:t xml:space="preserve">En cada Pull </w:t>
-            </w:r>
-            <w:proofErr w:type="spellStart"/>
-            <w:r>
-              <w:rPr>
-                <w:sz w:val="20"/>
-                <w:szCs w:val="20"/>
-              </w:rPr>
-              <w:t>Request</w:t>
-            </w:r>
-            <w:proofErr w:type="spellEnd"/>
-            <w:r>
-              <w:rPr>
-                <w:sz w:val="20"/>
-                <w:szCs w:val="20"/>
-              </w:rPr>
-              <w:t xml:space="preserve"> del servicio.</w:t>
+              <w:t xml:space="preserve">En cada Pull Request del servicio.</w:t>
             </w:r>
           </w:p>
         </w:tc>
@@ -9433,21 +7514,12 @@
             <w:pPr>
               <w:spacing w:line="260" w:lineRule="auto"/>
             </w:pPr>
-            <w:proofErr w:type="spellStart"/>
-            <w:r>
-              <w:rPr>
-                <w:sz w:val="20"/>
-                <w:szCs w:val="20"/>
-              </w:rPr>
-              <w:t>pytest</w:t>
-            </w:r>
-            <w:proofErr w:type="spellEnd"/>
-            <w:r>
-              <w:rPr>
-                <w:sz w:val="20"/>
-                <w:szCs w:val="20"/>
-              </w:rPr>
-              <w:t xml:space="preserve"> sobre el sistema levantado con Docker</w:t>
+            <w:r>
+              <w:rPr>
+                <w:sz w:val="20"/>
+                <w:szCs w:val="20"/>
+              </w:rPr>
+              <w:t xml:space="preserve">pytest sobre el sistema levantado con Docker</w:t>
             </w:r>
           </w:p>
         </w:tc>
@@ -9529,17 +7601,8 @@
                 <w:sz w:val="20"/>
                 <w:szCs w:val="20"/>
               </w:rPr>
-              <w:t xml:space="preserve">De </w:t>
-            </w:r>
-            <w:proofErr w:type="spellStart"/>
-            <w:r>
-              <w:rPr>
-                <w:sz w:val="20"/>
-                <w:szCs w:val="20"/>
-              </w:rPr>
-              <w:t>frontend</w:t>
-            </w:r>
-            <w:proofErr w:type="spellEnd"/>
+              <w:t xml:space="preserve">De frontend</w:t>
+            </w:r>
           </w:p>
         </w:tc>
         <w:tc>
@@ -9556,37 +7619,12 @@
             <w:pPr>
               <w:spacing w:line="260" w:lineRule="auto"/>
             </w:pPr>
-            <w:proofErr w:type="spellStart"/>
-            <w:r>
-              <w:rPr>
-                <w:sz w:val="20"/>
-                <w:szCs w:val="20"/>
-              </w:rPr>
-              <w:t>Vitest</w:t>
-            </w:r>
-            <w:proofErr w:type="spellEnd"/>
-            <w:r>
-              <w:rPr>
-                <w:sz w:val="20"/>
-                <w:szCs w:val="20"/>
-              </w:rPr>
-              <w:t xml:space="preserve"> + </w:t>
-            </w:r>
-            <w:proofErr w:type="spellStart"/>
-            <w:r>
-              <w:rPr>
-                <w:sz w:val="20"/>
-                <w:szCs w:val="20"/>
-              </w:rPr>
-              <w:t>Testing</w:t>
-            </w:r>
-            <w:proofErr w:type="spellEnd"/>
-            <w:r>
-              <w:rPr>
-                <w:sz w:val="20"/>
-                <w:szCs w:val="20"/>
-              </w:rPr>
-              <w:t xml:space="preserve"> Library</w:t>
+            <w:r>
+              <w:rPr>
+                <w:sz w:val="20"/>
+                <w:szCs w:val="20"/>
+              </w:rPr>
+              <w:t xml:space="preserve">Vitest + Testing Library</w:t>
             </w:r>
           </w:p>
         </w:tc>
@@ -9632,39 +7670,7 @@
                 <w:sz w:val="20"/>
                 <w:szCs w:val="20"/>
               </w:rPr>
-              <w:t xml:space="preserve">En cada Pull </w:t>
-            </w:r>
-            <w:proofErr w:type="spellStart"/>
-            <w:r>
-              <w:rPr>
-                <w:sz w:val="20"/>
-                <w:szCs w:val="20"/>
-              </w:rPr>
-              <w:t>Request</w:t>
-            </w:r>
-            <w:proofErr w:type="spellEnd"/>
-            <w:r>
-              <w:rPr>
-                <w:sz w:val="20"/>
-                <w:szCs w:val="20"/>
-              </w:rPr>
-              <w:t xml:space="preserve"> del </w:t>
-            </w:r>
-            <w:proofErr w:type="spellStart"/>
-            <w:r>
-              <w:rPr>
-                <w:sz w:val="20"/>
-                <w:szCs w:val="20"/>
-              </w:rPr>
-              <w:t>frontend</w:t>
-            </w:r>
-            <w:proofErr w:type="spellEnd"/>
-            <w:r>
-              <w:rPr>
-                <w:sz w:val="20"/>
-                <w:szCs w:val="20"/>
-              </w:rPr>
-              <w:t>.</w:t>
+              <w:t xml:space="preserve">En cada Pull Request del frontend.</w:t>
             </w:r>
           </w:p>
         </w:tc>
@@ -9694,7 +7700,6 @@
             <w:pPr>
               <w:spacing w:line="260" w:lineRule="auto"/>
             </w:pPr>
-            <w:proofErr w:type="gramStart"/>
             <w:r>
               <w:rPr>
                 <w:sz w:val="20"/>
@@ -9702,7 +7707,6 @@
               </w:rPr>
               <w:t>Manual guionada</w:t>
             </w:r>
-            <w:proofErr w:type="gramEnd"/>
           </w:p>
         </w:tc>
         <w:tc>
@@ -10253,7 +8257,6 @@
             <w:pPr>
               <w:spacing w:line="260" w:lineRule="auto"/>
             </w:pPr>
-            <w:proofErr w:type="spellStart"/>
             <w:r>
               <w:rPr>
                 <w:sz w:val="20"/>
@@ -10262,7 +8265,6 @@
               <w:lastRenderedPageBreak/>
               <w:t>Frontend</w:t>
             </w:r>
-            <w:proofErr w:type="spellEnd"/>
           </w:p>
         </w:tc>
         <w:tc>
@@ -10307,23 +8309,7 @@
                 <w:sz w:val="20"/>
                 <w:szCs w:val="20"/>
               </w:rPr>
-              <w:t xml:space="preserve">Se prueban las validaciones de formulario y los estados de error. El resto se verifica mirando la pantalla, que es </w:t>
-            </w:r>
-            <w:proofErr w:type="gramStart"/>
-            <w:r>
-              <w:rPr>
-                <w:sz w:val="20"/>
-                <w:szCs w:val="20"/>
-              </w:rPr>
-              <w:t>más barato y más honesto</w:t>
-            </w:r>
-            <w:proofErr w:type="gramEnd"/>
-            <w:r>
-              <w:rPr>
-                <w:sz w:val="20"/>
-                <w:szCs w:val="20"/>
-              </w:rPr>
-              <w:t>.</w:t>
+              <w:t xml:space="preserve">Se prueban las validaciones de formulario y los estados de error. El resto se verifica mirando la pantalla, que es más barato y más honesto.</w:t>
             </w:r>
           </w:p>
         </w:tc>
@@ -10334,10 +8320,6 @@
         <w:spacing w:after="120" w:line="276" w:lineRule="auto"/>
         <w:jc w:val="both"/>
       </w:pPr>
-      <w:r/>
-      <w:proofErr w:type="spellStart"/>
-      <w:r/>
-      <w:proofErr w:type="spellEnd"/>
       <w:r/>
       <w:r>
         <w:rPr>
@@ -10362,10 +8344,6 @@
         <w:spacing w:after="120" w:line="276" w:lineRule="auto"/>
         <w:jc w:val="both"/>
       </w:pPr>
-      <w:r/>
-      <w:proofErr w:type="gramStart"/>
-      <w:r/>
-      <w:proofErr w:type="gramEnd"/>
       <w:r>
         <w:t>Independiente del porcentaje, las ocho reglas de negocio del Pilar 1 tienen que tener una prueba automática que falle si alguien las rompe. Es lo que el RNF-06 exige, y por eso están las ocho. Son las que el profesor va a intentar quebrar en la defensa.</w:t>
       </w:r>
@@ -10803,8 +8781,6 @@
               </w:rPr>
               <w:t>La reputación del tutor se recalcula al recibir una evaluación y solo considera tutorías realizadas.</w:t>
             </w:r>
-            <w:proofErr w:type="spellStart"/>
-            <w:proofErr w:type="spellEnd"/>
           </w:p>
         </w:tc>
       </w:tr>
@@ -10864,8 +8840,6 @@
               </w:rPr>
               <w:t>No se puede confirmar una reserva sin modalidad y sin lugar o enlace. Cae dentro de HU-22.</w:t>
             </w:r>
-            <w:proofErr w:type="spellStart"/>
-            <w:proofErr w:type="spellEnd"/>
           </w:p>
         </w:tc>
       </w:tr>
@@ -10923,10 +8897,8 @@
                 <w:sz w:val="20"/>
                 <w:szCs w:val="20"/>
               </w:rPr>
-              <w:t>Una cuenta desactivada no puede iniciar sesión y, además, no aparece en las búsquedas. La segunda mitad es justamente lo que hoy no se cumple sin el ajuste A-01 del anexo, así que esta prueba es la que lo detecta.</w:t>
-            </w:r>
-            <w:proofErr w:type="spellStart"/>
-            <w:proofErr w:type="spellEnd"/>
+              <w:t>Una cuenta desactivada no puede iniciar sesión y, además, no aparece en las búsquedas. La segunda mitad depende del ajuste A-01 del anexo, así que esta prueba es la que comprueba que se implementó.</w:t>
+            </w:r>
           </w:p>
         </w:tc>
       </w:tr>
@@ -10986,8 +8958,6 @@
               </w:rPr>
               <w:t>Un endpoint protegido rechaza una petición sin token, con token vencido y con token firmado por otra clave.</w:t>
             </w:r>
-            <w:proofErr w:type="spellStart"/>
-            <w:proofErr w:type="spellEnd"/>
           </w:p>
         </w:tc>
       </w:tr>
@@ -11008,10 +8978,6 @@
       <w:r>
         <w:t>Las pruebas construyen sus propios datos y no dependen de la base del compañero. Nada de datos personales reales: los correos de prueba son ficticios del dominio institucional y las mallas de prueba son recortes de una carrera. Esto no es una formalidad: el Pilar 1 excluyó explícitamente los datos reales del alcance, y la ley 21.719 entra en vigencia el 1 de diciembre de 2026, dos días después del cierre del proyecto. El 1 de septiembre de 2026 el Gobierno ingresó al Senado el boletín 18.623-07 para postergarla un año, todavía sin despachar; el plan no se apoya en esa postergación.</w:t>
       </w:r>
-      <w:proofErr w:type="gramStart"/>
-      <w:r/>
-      <w:proofErr w:type="gramEnd"/>
-      <w:r/>
     </w:p>
     <w:p>
       <w:pPr>
@@ -11027,23 +8993,7 @@
         <w:jc w:val="both"/>
       </w:pPr>
       <w:r>
-        <w:t xml:space="preserve">Cada Pull </w:t>
-      </w:r>
-      <w:proofErr w:type="spellStart"/>
-      <w:r>
-        <w:t>Request</w:t>
-      </w:r>
-      <w:proofErr w:type="spellEnd"/>
-      <w:r>
-        <w:t xml:space="preserve"> dispara un canal automático en GitHub </w:t>
-      </w:r>
-      <w:proofErr w:type="spellStart"/>
-      <w:r>
-        <w:t>Actions</w:t>
-      </w:r>
-      <w:proofErr w:type="spellEnd"/>
-      <w:r>
-        <w:t>. Es lo que convierte las reglas de este documento en algo que se cumple solo, en vez de algo que alguien tiene que recordar a las once de la noche.</w:t>
+        <w:t xml:space="preserve">Cada Pull Request dispara un canal automático en GitHub Actions. Es lo que convierte las reglas de este documento en algo que se cumple solo, en vez de algo que alguien tiene que recordar a las once de la noche.</w:t>
       </w:r>
     </w:p>
     <w:p>
@@ -11112,26 +9062,6 @@
         </w:rPr>
         <w:t>Figura 2. El canal que corre en cada Pull Request. Si algo se pone rojo, no hay fusión. La figura agrupa en un bloque los dos trabajos de pruebas que la sección 10.1 separa: pruebas-backend y pruebas-frontend.</w:t>
       </w:r>
-      <w:proofErr w:type="spellStart"/>
-      <w:r>
-        <w:rPr>
-          <w:i/>
-          <w:iCs/>
-          <w:color w:val="595959"/>
-          <w:sz w:val="20"/>
-          <w:szCs w:val="20"/>
-        </w:rPr>
-      </w:r>
-      <w:proofErr w:type="spellEnd"/>
-      <w:r>
-        <w:rPr>
-          <w:i/>
-          <w:iCs/>
-          <w:color w:val="595959"/>
-          <w:sz w:val="20"/>
-          <w:szCs w:val="20"/>
-        </w:rPr>
-      </w:r>
     </w:p>
     <w:p>
       <w:pPr>
@@ -11310,103 +9240,7 @@
                 <w:sz w:val="20"/>
                 <w:szCs w:val="20"/>
               </w:rPr>
-              <w:t xml:space="preserve">Ejecuta </w:t>
-            </w:r>
-            <w:proofErr w:type="spellStart"/>
-            <w:r>
-              <w:rPr>
-                <w:sz w:val="20"/>
-                <w:szCs w:val="20"/>
-              </w:rPr>
-              <w:t>ruff</w:t>
-            </w:r>
-            <w:proofErr w:type="spellEnd"/>
-            <w:r>
-              <w:rPr>
-                <w:sz w:val="20"/>
-                <w:szCs w:val="20"/>
-              </w:rPr>
-              <w:t xml:space="preserve"> y </w:t>
-            </w:r>
-            <w:proofErr w:type="spellStart"/>
-            <w:r>
-              <w:rPr>
-                <w:sz w:val="20"/>
-                <w:szCs w:val="20"/>
-              </w:rPr>
-              <w:t>black</w:t>
-            </w:r>
-            <w:proofErr w:type="spellEnd"/>
-            <w:r>
-              <w:rPr>
-                <w:sz w:val="20"/>
-                <w:szCs w:val="20"/>
-              </w:rPr>
-              <w:t xml:space="preserve"> --</w:t>
-            </w:r>
-            <w:proofErr w:type="spellStart"/>
-            <w:r>
-              <w:rPr>
-                <w:sz w:val="20"/>
-                <w:szCs w:val="20"/>
-              </w:rPr>
-              <w:t>check</w:t>
-            </w:r>
-            <w:proofErr w:type="spellEnd"/>
-            <w:r>
-              <w:rPr>
-                <w:sz w:val="20"/>
-                <w:szCs w:val="20"/>
-              </w:rPr>
-              <w:t xml:space="preserve"> sobre los servicios, y </w:t>
-            </w:r>
-            <w:proofErr w:type="spellStart"/>
-            <w:r>
-              <w:rPr>
-                <w:sz w:val="20"/>
-                <w:szCs w:val="20"/>
-              </w:rPr>
-              <w:t>ESLint</w:t>
-            </w:r>
-            <w:proofErr w:type="spellEnd"/>
-            <w:r>
-              <w:rPr>
-                <w:sz w:val="20"/>
-                <w:szCs w:val="20"/>
-              </w:rPr>
-              <w:t xml:space="preserve"> y </w:t>
-            </w:r>
-            <w:proofErr w:type="spellStart"/>
-            <w:r>
-              <w:rPr>
-                <w:sz w:val="20"/>
-                <w:szCs w:val="20"/>
-              </w:rPr>
-              <w:t>Prettier</w:t>
-            </w:r>
-            <w:proofErr w:type="spellEnd"/>
-            <w:r>
-              <w:rPr>
-                <w:sz w:val="20"/>
-                <w:szCs w:val="20"/>
-              </w:rPr>
-              <w:t xml:space="preserve"> sobre el </w:t>
-            </w:r>
-            <w:proofErr w:type="spellStart"/>
-            <w:r>
-              <w:rPr>
-                <w:sz w:val="20"/>
-                <w:szCs w:val="20"/>
-              </w:rPr>
-              <w:t>frontend</w:t>
-            </w:r>
-            <w:proofErr w:type="spellEnd"/>
-            <w:r>
-              <w:rPr>
-                <w:sz w:val="20"/>
-                <w:szCs w:val="20"/>
-              </w:rPr>
-              <w:t>.</w:t>
+              <w:t xml:space="preserve">Ejecuta ruff y black --check sobre los servicios, y ESLint y Prettier sobre el frontend.</w:t>
             </w:r>
           </w:p>
         </w:tc>
@@ -11465,17 +9299,8 @@
                 <w:sz w:val="20"/>
                 <w:szCs w:val="20"/>
               </w:rPr>
-              <w:t>pruebas-</w:t>
-            </w:r>
-            <w:proofErr w:type="spellStart"/>
-            <w:r>
-              <w:rPr>
-                <w:sz w:val="20"/>
-                <w:szCs w:val="20"/>
-              </w:rPr>
-              <w:t>backend</w:t>
-            </w:r>
-            <w:proofErr w:type="spellEnd"/>
+              <w:t>pruebas-backend</w:t>
+            </w:r>
           </w:p>
         </w:tc>
         <w:tc>
@@ -11498,23 +9323,7 @@
                 <w:sz w:val="20"/>
                 <w:szCs w:val="20"/>
               </w:rPr>
-              <w:t xml:space="preserve">Levanta PostgreSQL, aplica migraciones y corre </w:t>
-            </w:r>
-            <w:proofErr w:type="spellStart"/>
-            <w:r>
-              <w:rPr>
-                <w:sz w:val="20"/>
-                <w:szCs w:val="20"/>
-              </w:rPr>
-              <w:t>pytest</w:t>
-            </w:r>
-            <w:proofErr w:type="spellEnd"/>
-            <w:r>
-              <w:rPr>
-                <w:sz w:val="20"/>
-                <w:szCs w:val="20"/>
-              </w:rPr>
-              <w:t xml:space="preserve"> con cobertura en los cuatro servicios, en paralelo.</w:t>
+              <w:t xml:space="preserve">Levanta PostgreSQL, aplica migraciones y corre pytest con cobertura en los cuatro servicios, en paralelo.</w:t>
             </w:r>
           </w:p>
         </w:tc>
@@ -11573,17 +9382,8 @@
                 <w:sz w:val="20"/>
                 <w:szCs w:val="20"/>
               </w:rPr>
-              <w:t>pruebas-</w:t>
-            </w:r>
-            <w:proofErr w:type="spellStart"/>
-            <w:r>
-              <w:rPr>
-                <w:sz w:val="20"/>
-                <w:szCs w:val="20"/>
-              </w:rPr>
-              <w:t>frontend</w:t>
-            </w:r>
-            <w:proofErr w:type="spellEnd"/>
+              <w:t>pruebas-frontend</w:t>
+            </w:r>
           </w:p>
         </w:tc>
         <w:tc>
@@ -11605,39 +9405,7 @@
                 <w:sz w:val="20"/>
                 <w:szCs w:val="20"/>
               </w:rPr>
-              <w:t xml:space="preserve">Corre </w:t>
-            </w:r>
-            <w:proofErr w:type="spellStart"/>
-            <w:r>
-              <w:rPr>
-                <w:sz w:val="20"/>
-                <w:szCs w:val="20"/>
-              </w:rPr>
-              <w:t>Vitest</w:t>
-            </w:r>
-            <w:proofErr w:type="spellEnd"/>
-            <w:r>
-              <w:rPr>
-                <w:sz w:val="20"/>
-                <w:szCs w:val="20"/>
-              </w:rPr>
-              <w:t xml:space="preserve"> y construye el </w:t>
-            </w:r>
-            <w:proofErr w:type="spellStart"/>
-            <w:r>
-              <w:rPr>
-                <w:sz w:val="20"/>
-                <w:szCs w:val="20"/>
-              </w:rPr>
-              <w:t>frontend</w:t>
-            </w:r>
-            <w:proofErr w:type="spellEnd"/>
-            <w:r>
-              <w:rPr>
-                <w:sz w:val="20"/>
-                <w:szCs w:val="20"/>
-              </w:rPr>
-              <w:t>, para detectar errores que solo aparecen al compilar.</w:t>
+              <w:t xml:space="preserve">Corre Vitest y construye el frontend, para detectar errores que solo aparecen al compilar.</w:t>
             </w:r>
           </w:p>
         </w:tc>
@@ -11720,71 +9488,7 @@
                 <w:sz w:val="20"/>
                 <w:szCs w:val="20"/>
               </w:rPr>
-              <w:t xml:space="preserve">Ejecuta </w:t>
-            </w:r>
-            <w:proofErr w:type="spellStart"/>
-            <w:r>
-              <w:rPr>
-                <w:sz w:val="20"/>
-                <w:szCs w:val="20"/>
-              </w:rPr>
-              <w:t>docker</w:t>
-            </w:r>
-            <w:proofErr w:type="spellEnd"/>
-            <w:r>
-              <w:rPr>
-                <w:sz w:val="20"/>
-                <w:szCs w:val="20"/>
-              </w:rPr>
-              <w:t xml:space="preserve"> </w:t>
-            </w:r>
-            <w:proofErr w:type="spellStart"/>
-            <w:r>
-              <w:rPr>
-                <w:sz w:val="20"/>
-                <w:szCs w:val="20"/>
-              </w:rPr>
-              <w:t>compose</w:t>
-            </w:r>
-            <w:proofErr w:type="spellEnd"/>
-            <w:r>
-              <w:rPr>
-                <w:sz w:val="20"/>
-                <w:szCs w:val="20"/>
-              </w:rPr>
-              <w:t xml:space="preserve"> up y consulta el </w:t>
-            </w:r>
-            <w:proofErr w:type="spellStart"/>
-            <w:r>
-              <w:rPr>
-                <w:sz w:val="20"/>
-                <w:szCs w:val="20"/>
-              </w:rPr>
-              <w:t>endpoint</w:t>
-            </w:r>
-            <w:proofErr w:type="spellEnd"/>
-            <w:r>
-              <w:rPr>
-                <w:sz w:val="20"/>
-                <w:szCs w:val="20"/>
-              </w:rPr>
-              <w:t xml:space="preserve"> de estado de los cuatro servicios a través del </w:t>
-            </w:r>
-            <w:proofErr w:type="spellStart"/>
-            <w:r>
-              <w:rPr>
-                <w:sz w:val="20"/>
-                <w:szCs w:val="20"/>
-              </w:rPr>
-              <w:t>gateway</w:t>
-            </w:r>
-            <w:proofErr w:type="spellEnd"/>
-            <w:r>
-              <w:rPr>
-                <w:sz w:val="20"/>
-                <w:szCs w:val="20"/>
-              </w:rPr>
-              <w:t>.</w:t>
+              <w:t xml:space="preserve">Ejecuta docker compose up y consulta el endpoint de estado de los cuatro servicios a través del gateway.</w:t>
             </w:r>
           </w:p>
         </w:tc>
@@ -11861,21 +9565,8 @@
         <w:spacing w:after="60" w:line="276" w:lineRule="auto"/>
         <w:jc w:val="both"/>
       </w:pPr>
-      <w:proofErr w:type="spellStart"/>
       <w:r>
-        <w:t>main</w:t>
-      </w:r>
-      <w:proofErr w:type="spellEnd"/>
-      <w:r>
-        <w:t xml:space="preserve"> y </w:t>
-      </w:r>
-      <w:proofErr w:type="spellStart"/>
-      <w:r>
-        <w:t>develop</w:t>
-      </w:r>
-      <w:proofErr w:type="spellEnd"/>
-      <w:r>
-        <w:t xml:space="preserve"> no aceptan subidas directas.</w:t>
+        <w:t xml:space="preserve">main y develop no aceptan subidas directas.</w:t>
       </w:r>
     </w:p>
     <w:p>
@@ -11889,15 +9580,7 @@
         <w:jc w:val="both"/>
       </w:pPr>
       <w:r>
-        <w:t xml:space="preserve">Un Pull </w:t>
-      </w:r>
-      <w:proofErr w:type="spellStart"/>
-      <w:r>
-        <w:t>Request</w:t>
-      </w:r>
-      <w:proofErr w:type="spellEnd"/>
-      <w:r>
-        <w:t xml:space="preserve"> necesita </w:t>
+        <w:t xml:space="preserve">Un Pull Request necesita </w:t>
       </w:r>
       <w:r>
         <w:rPr>
@@ -11935,23 +9618,7 @@
         <w:jc w:val="both"/>
       </w:pPr>
       <w:r>
-        <w:t xml:space="preserve">Se usa fusión con squash hacia </w:t>
-      </w:r>
-      <w:proofErr w:type="spellStart"/>
-      <w:r>
-        <w:t>develop</w:t>
-      </w:r>
-      <w:proofErr w:type="spellEnd"/>
-      <w:r>
-        <w:t xml:space="preserve">: una historia, un </w:t>
-      </w:r>
-      <w:proofErr w:type="spellStart"/>
-      <w:r>
-        <w:t>commit</w:t>
-      </w:r>
-      <w:proofErr w:type="spellEnd"/>
-      <w:r>
-        <w:t xml:space="preserve"> en el historial, con el identificador de la historia en el título.</w:t>
+        <w:t xml:space="preserve">Se usa fusión con squash hacia develop: una historia, un commit en el historial, con el identificador de la historia en el título.</w:t>
       </w:r>
     </w:p>
     <w:p>
@@ -11992,35 +9659,9 @@
         <w:t>nadie fusiona con la integración en rojo y nadie deshabilita una prueba para poder avanzar.</w:t>
       </w:r>
       <w:r>
-        <w:t xml:space="preserve"> Si la prueba está mal escrita se corrige en el mismo Pull </w:t>
-      </w:r>
-      <w:proofErr w:type="spellStart"/>
-      <w:r>
-        <w:t>Request</w:t>
-      </w:r>
-      <w:proofErr w:type="spellEnd"/>
-      <w:r>
-        <w:t xml:space="preserve"> y se dice en la descripción. Si lo que falla es </w:t>
-      </w:r>
-      <w:proofErr w:type="spellStart"/>
-      <w:r>
-        <w:t>develop</w:t>
-      </w:r>
-      <w:proofErr w:type="spellEnd"/>
-      <w:r>
-        <w:t xml:space="preserve"> —porque dos cambios correctos por separado se rompen al juntarse— la prioridad de todo el </w:t>
-      </w:r>
-      <w:r>
+        <w:t xml:space="preserve"> Si la prueba está mal escrita se corrige en el mismo Pull Request y se dice en la descripción. Si lo que falla es develop —porque dos cambios correctos por separado se rompen al juntarse— la prioridad de todo el </w:t>
         <w:lastRenderedPageBreak/>
-        <w:t xml:space="preserve">equipo es dejarlo verde antes de seguir con lo propio: sobre </w:t>
-      </w:r>
-      <w:proofErr w:type="spellStart"/>
-      <w:r>
-        <w:t>develop</w:t>
-      </w:r>
-      <w:proofErr w:type="spellEnd"/>
-      <w:r>
-        <w:t xml:space="preserve"> roto, el trabajo de los otros dos también deja de poder integrarse.</w:t>
+        <w:t xml:space="preserve">equipo es dejarlo verde antes de seguir con lo propio: sobre develop roto, el trabajo de los otros dos también deja de poder integrarse.</w:t>
       </w:r>
     </w:p>
     <w:p>
@@ -12029,23 +9670,7 @@
         <w:jc w:val="both"/>
       </w:pPr>
       <w:r>
-        <w:t xml:space="preserve">Sobre el costo: en un repositorio privado, GitHub regala 2.000 minutos de </w:t>
-      </w:r>
-      <w:proofErr w:type="spellStart"/>
-      <w:r>
-        <w:t>Actions</w:t>
-      </w:r>
-      <w:proofErr w:type="spellEnd"/>
-      <w:r>
-        <w:t xml:space="preserve"> al mes en el plan gratuito. Con cuatro trabajos y unos ocho minutos por Pull </w:t>
-      </w:r>
-      <w:proofErr w:type="spellStart"/>
-      <w:r>
-        <w:t>Request</w:t>
-      </w:r>
-      <w:proofErr w:type="spellEnd"/>
-      <w:r>
-        <w:t>, el proyecto cabe de sobra. Si en algún momento se agotaran, hacer público el repositorio los vuelve ilimitados, y es además lo que conviene para el portafolio.</w:t>
+        <w:t xml:space="preserve">Sobre el costo: el repositorio es público desde la semana de cimientos, y en un repositorio público los minutos de GitHub Actions con los ejecutores estándar no se cobran ni tienen tope (S-09). Si alguna vez volviera a ser privado, el plan gratuito da 2.000 minutos al mes, y con cuatro trabajos y unos ocho minutos por Pull Request el proyecto cabría igual.</w:t>
       </w:r>
     </w:p>
     <w:p>
@@ -12219,7 +9844,6 @@
             <w:pPr>
               <w:spacing w:line="260" w:lineRule="auto"/>
             </w:pPr>
-            <w:proofErr w:type="spellStart"/>
             <w:r>
               <w:rPr>
                 <w:sz w:val="20"/>
@@ -12227,7 +9851,6 @@
               </w:rPr>
               <w:t>black</w:t>
             </w:r>
-            <w:proofErr w:type="spellEnd"/>
           </w:p>
         </w:tc>
         <w:tc>
@@ -12303,7 +9926,6 @@
             <w:pPr>
               <w:spacing w:line="260" w:lineRule="auto"/>
             </w:pPr>
-            <w:proofErr w:type="spellStart"/>
             <w:r>
               <w:rPr>
                 <w:sz w:val="20"/>
@@ -12311,7 +9933,6 @@
               </w:rPr>
               <w:t>ruff</w:t>
             </w:r>
-            <w:proofErr w:type="spellEnd"/>
           </w:p>
         </w:tc>
         <w:tc>
@@ -12334,39 +9955,7 @@
                 <w:sz w:val="20"/>
                 <w:szCs w:val="20"/>
               </w:rPr>
-              <w:t xml:space="preserve">Reglas por defecto más el ordenamiento de importaciones. Un aviso de </w:t>
-            </w:r>
-            <w:proofErr w:type="spellStart"/>
-            <w:r>
-              <w:rPr>
-                <w:sz w:val="20"/>
-                <w:szCs w:val="20"/>
-              </w:rPr>
-              <w:t>ruff</w:t>
-            </w:r>
-            <w:proofErr w:type="spellEnd"/>
-            <w:r>
-              <w:rPr>
-                <w:sz w:val="20"/>
-                <w:szCs w:val="20"/>
-              </w:rPr>
-              <w:t xml:space="preserve"> es bloqueante en el Pull </w:t>
-            </w:r>
-            <w:proofErr w:type="spellStart"/>
-            <w:r>
-              <w:rPr>
-                <w:sz w:val="20"/>
-                <w:szCs w:val="20"/>
-              </w:rPr>
-              <w:t>Request</w:t>
-            </w:r>
-            <w:proofErr w:type="spellEnd"/>
-            <w:r>
-              <w:rPr>
-                <w:sz w:val="20"/>
-                <w:szCs w:val="20"/>
-              </w:rPr>
-              <w:t>.</w:t>
+              <w:t xml:space="preserve">Reglas por defecto más el ordenamiento de importaciones. Un aviso de ruff es bloqueante en el Pull Request.</w:t>
             </w:r>
           </w:p>
         </w:tc>
@@ -12395,7 +9984,6 @@
             <w:pPr>
               <w:spacing w:line="260" w:lineRule="auto"/>
             </w:pPr>
-            <w:proofErr w:type="spellStart"/>
             <w:r>
               <w:rPr>
                 <w:sz w:val="20"/>
@@ -12403,7 +9991,6 @@
               </w:rPr>
               <w:t>Frontend</w:t>
             </w:r>
-            <w:proofErr w:type="spellEnd"/>
           </w:p>
         </w:tc>
         <w:tc>
@@ -12420,31 +10007,13 @@
             <w:pPr>
               <w:spacing w:line="260" w:lineRule="auto"/>
             </w:pPr>
-            <w:proofErr w:type="spellStart"/>
-            <w:r>
-              <w:rPr>
-                <w:sz w:val="20"/>
-                <w:szCs w:val="20"/>
-              </w:rPr>
-              <w:t>ESLint</w:t>
-            </w:r>
-            <w:proofErr w:type="spellEnd"/>
-            <w:r>
-              <w:rPr>
-                <w:sz w:val="20"/>
-                <w:szCs w:val="20"/>
-              </w:rPr>
-              <w:t xml:space="preserve"> + </w:t>
-            </w:r>
-            <w:proofErr w:type="spellStart"/>
-            <w:r>
-              <w:rPr>
-                <w:sz w:val="20"/>
-                <w:szCs w:val="20"/>
-              </w:rPr>
-              <w:t>Prettier</w:t>
-            </w:r>
-            <w:proofErr w:type="spellEnd"/>
+            <w:r>
+              <w:rPr>
+                <w:sz w:val="20"/>
+                <w:szCs w:val="20"/>
+              </w:rPr>
+              <w:t xml:space="preserve">ESLint + Prettier</w:t>
+            </w:r>
           </w:p>
         </w:tc>
         <w:tc>
@@ -12466,55 +10035,7 @@
                 <w:sz w:val="20"/>
                 <w:szCs w:val="20"/>
               </w:rPr>
-              <w:t xml:space="preserve">Configuración estándar de </w:t>
-            </w:r>
-            <w:proofErr w:type="spellStart"/>
-            <w:r>
-              <w:rPr>
-                <w:sz w:val="20"/>
-                <w:szCs w:val="20"/>
-              </w:rPr>
-              <w:t>React</w:t>
-            </w:r>
-            <w:proofErr w:type="spellEnd"/>
-            <w:r>
-              <w:rPr>
-                <w:sz w:val="20"/>
-                <w:szCs w:val="20"/>
-              </w:rPr>
-              <w:t xml:space="preserve"> con </w:t>
-            </w:r>
-            <w:proofErr w:type="spellStart"/>
-            <w:r>
-              <w:rPr>
-                <w:sz w:val="20"/>
-                <w:szCs w:val="20"/>
-              </w:rPr>
-              <w:t>hooks</w:t>
-            </w:r>
-            <w:proofErr w:type="spellEnd"/>
-            <w:r>
-              <w:rPr>
-                <w:sz w:val="20"/>
-                <w:szCs w:val="20"/>
-              </w:rPr>
-              <w:t xml:space="preserve">. </w:t>
-            </w:r>
-            <w:proofErr w:type="spellStart"/>
-            <w:r>
-              <w:rPr>
-                <w:sz w:val="20"/>
-                <w:szCs w:val="20"/>
-              </w:rPr>
-              <w:t>Prettier</w:t>
-            </w:r>
-            <w:proofErr w:type="spellEnd"/>
-            <w:r>
-              <w:rPr>
-                <w:sz w:val="20"/>
-                <w:szCs w:val="20"/>
-              </w:rPr>
-              <w:t xml:space="preserve"> decide el formato.</w:t>
+              <w:t xml:space="preserve">Configuración estándar de React con hooks. Prettier decide el formato.</w:t>
             </w:r>
           </w:p>
         </w:tc>
@@ -12568,7 +10089,6 @@
             <w:pPr>
               <w:spacing w:line="260" w:lineRule="auto"/>
             </w:pPr>
-            <w:proofErr w:type="spellStart"/>
             <w:r>
               <w:rPr>
                 <w:sz w:val="20"/>
@@ -12576,7 +10096,6 @@
               </w:rPr>
               <w:t>coverage</w:t>
             </w:r>
-            <w:proofErr w:type="spellEnd"/>
           </w:p>
         </w:tc>
         <w:tc>
@@ -12594,20 +10113,6 @@
             <w:pPr>
               <w:spacing w:line="260" w:lineRule="auto"/>
             </w:pPr>
-            <w:r>
-              <w:rPr>
-                <w:sz w:val="20"/>
-                <w:szCs w:val="20"/>
-              </w:rPr>
-            </w:r>
-            <w:proofErr w:type="spellStart"/>
-            <w:r>
-              <w:rPr>
-                <w:sz w:val="20"/>
-                <w:szCs w:val="20"/>
-              </w:rPr>
-            </w:r>
-            <w:proofErr w:type="spellEnd"/>
             <w:r>
               <w:rPr>
                 <w:sz w:val="20"/>
@@ -12665,21 +10170,12 @@
             <w:pPr>
               <w:spacing w:line="260" w:lineRule="auto"/>
             </w:pPr>
-            <w:proofErr w:type="spellStart"/>
-            <w:r>
-              <w:rPr>
-                <w:sz w:val="20"/>
-                <w:szCs w:val="20"/>
-              </w:rPr>
-              <w:t>pre-commit</w:t>
-            </w:r>
-            <w:proofErr w:type="spellEnd"/>
-            <w:r>
-              <w:rPr>
-                <w:sz w:val="20"/>
-                <w:szCs w:val="20"/>
-              </w:rPr>
-              <w:t xml:space="preserve"> (opcional)</w:t>
+            <w:r>
+              <w:rPr>
+                <w:sz w:val="20"/>
+                <w:szCs w:val="20"/>
+              </w:rPr>
+              <w:t xml:space="preserve">pre-commit (opcional)</w:t>
             </w:r>
           </w:p>
         </w:tc>
@@ -12702,23 +10198,7 @@
                 <w:sz w:val="20"/>
                 <w:szCs w:val="20"/>
               </w:rPr>
-              <w:t xml:space="preserve">Cada uno puede instalarlo para que el formato se corrija solo al hacer </w:t>
-            </w:r>
-            <w:proofErr w:type="spellStart"/>
-            <w:r>
-              <w:rPr>
-                <w:sz w:val="20"/>
-                <w:szCs w:val="20"/>
-              </w:rPr>
-              <w:t>commit</w:t>
-            </w:r>
-            <w:proofErr w:type="spellEnd"/>
-            <w:r>
-              <w:rPr>
-                <w:sz w:val="20"/>
-                <w:szCs w:val="20"/>
-              </w:rPr>
-              <w:t>. La autoridad sigue siendo la integración continua.</w:t>
+              <w:t xml:space="preserve">Cada uno puede instalarlo para que el formato se corrija solo al hacer commit. La autoridad sigue siendo la integración continua.</w:t>
             </w:r>
           </w:p>
         </w:tc>
@@ -12777,17 +10257,8 @@
                 <w:sz w:val="20"/>
                 <w:szCs w:val="20"/>
               </w:rPr>
-              <w:t>.</w:t>
-            </w:r>
-            <w:proofErr w:type="spellStart"/>
-            <w:r>
-              <w:rPr>
-                <w:sz w:val="20"/>
-                <w:szCs w:val="20"/>
-              </w:rPr>
-              <w:t>gitattributes</w:t>
-            </w:r>
-            <w:proofErr w:type="spellEnd"/>
+              <w:t>.gitattributes</w:t>
+            </w:r>
           </w:p>
         </w:tc>
         <w:tc>
@@ -12810,55 +10281,7 @@
                 <w:sz w:val="20"/>
                 <w:szCs w:val="20"/>
               </w:rPr>
-              <w:t xml:space="preserve">"* </w:t>
-            </w:r>
-            <w:proofErr w:type="spellStart"/>
-            <w:r>
-              <w:rPr>
-                <w:sz w:val="20"/>
-                <w:szCs w:val="20"/>
-              </w:rPr>
-              <w:t>text</w:t>
-            </w:r>
-            <w:proofErr w:type="spellEnd"/>
-            <w:r>
-              <w:rPr>
-                <w:sz w:val="20"/>
-                <w:szCs w:val="20"/>
-              </w:rPr>
-              <w:t xml:space="preserve">=auto </w:t>
-            </w:r>
-            <w:proofErr w:type="spellStart"/>
-            <w:r>
-              <w:rPr>
-                <w:sz w:val="20"/>
-                <w:szCs w:val="20"/>
-              </w:rPr>
-              <w:t>eol</w:t>
-            </w:r>
-            <w:proofErr w:type="spellEnd"/>
-            <w:r>
-              <w:rPr>
-                <w:sz w:val="20"/>
-                <w:szCs w:val="20"/>
-              </w:rPr>
-              <w:t>=</w:t>
-            </w:r>
-            <w:proofErr w:type="spellStart"/>
-            <w:r>
-              <w:rPr>
-                <w:sz w:val="20"/>
-                <w:szCs w:val="20"/>
-              </w:rPr>
-              <w:t>lf</w:t>
-            </w:r>
-            <w:proofErr w:type="spellEnd"/>
-            <w:r>
-              <w:rPr>
-                <w:sz w:val="20"/>
-                <w:szCs w:val="20"/>
-              </w:rPr>
-              <w:t>". Los tres trabajan en Windows y sin esta regla el repositorio se llena de diferencias falsas.</w:t>
+              <w:t xml:space="preserve">"* text=auto eol=lf". Los tres trabajan en Windows y sin esta regla el repositorio se llena de diferencias falsas.</w:t>
             </w:r>
           </w:p>
         </w:tc>
@@ -12910,31 +10333,13 @@
             <w:pPr>
               <w:spacing w:line="260" w:lineRule="auto"/>
             </w:pPr>
-            <w:proofErr w:type="gramStart"/>
-            <w:r>
-              <w:rPr>
-                <w:sz w:val="20"/>
-                <w:szCs w:val="20"/>
-              </w:rPr>
-              <w:t>.</w:t>
-            </w:r>
-            <w:proofErr w:type="spellStart"/>
-            <w:r>
-              <w:rPr>
-                <w:sz w:val="20"/>
-                <w:szCs w:val="20"/>
-              </w:rPr>
-              <w:t>env</w:t>
-            </w:r>
-            <w:proofErr w:type="gramEnd"/>
-            <w:r>
-              <w:rPr>
-                <w:sz w:val="20"/>
-                <w:szCs w:val="20"/>
-              </w:rPr>
-              <w:t>.example</w:t>
-            </w:r>
-            <w:proofErr w:type="spellEnd"/>
+            <w:r>
+              <w:rPr>
+                <w:sz w:val="20"/>
+                <w:szCs w:val="20"/>
+              </w:rPr>
+              <w:t>.env.example</w:t>
+            </w:r>
           </w:p>
         </w:tc>
         <w:tc>
@@ -12956,32 +10361,7 @@
                 <w:sz w:val="20"/>
                 <w:szCs w:val="20"/>
               </w:rPr>
-              <w:t xml:space="preserve">El archivo de ejemplo, con todas las variables y valores ficticios, está en el repositorio. </w:t>
-            </w:r>
-            <w:proofErr w:type="gramStart"/>
-            <w:r>
-              <w:rPr>
-                <w:sz w:val="20"/>
-                <w:szCs w:val="20"/>
-              </w:rPr>
-              <w:t>El .</w:t>
-            </w:r>
-            <w:proofErr w:type="spellStart"/>
-            <w:r>
-              <w:rPr>
-                <w:sz w:val="20"/>
-                <w:szCs w:val="20"/>
-              </w:rPr>
-              <w:t>env</w:t>
-            </w:r>
-            <w:proofErr w:type="spellEnd"/>
-            <w:proofErr w:type="gramEnd"/>
-            <w:r>
-              <w:rPr>
-                <w:sz w:val="20"/>
-                <w:szCs w:val="20"/>
-              </w:rPr>
-              <w:t xml:space="preserve"> real, nunca.</w:t>
+              <w:t xml:space="preserve">El archivo de ejemplo, con todas las variables y valores ficticios, está en el repositorio. El .env real, nunca.</w:t>
             </w:r>
           </w:p>
         </w:tc>
@@ -13064,23 +10444,7 @@
                 <w:sz w:val="20"/>
                 <w:szCs w:val="20"/>
               </w:rPr>
-              <w:t xml:space="preserve">Una migración por Pull </w:t>
-            </w:r>
-            <w:proofErr w:type="spellStart"/>
-            <w:r>
-              <w:rPr>
-                <w:sz w:val="20"/>
-                <w:szCs w:val="20"/>
-              </w:rPr>
-              <w:t>Request</w:t>
-            </w:r>
-            <w:proofErr w:type="spellEnd"/>
-            <w:r>
-              <w:rPr>
-                <w:sz w:val="20"/>
-                <w:szCs w:val="20"/>
-              </w:rPr>
-              <w:t>, incluida en el mismo cambio. Una migración ya fusionada no se edita: se corrige con otra.</w:t>
+              <w:t xml:space="preserve">Una migración por Pull Request, incluida en el mismo cambio. Una migración ya fusionada no se edita: se corrige con otra.</w:t>
             </w:r>
           </w:p>
         </w:tc>
@@ -13137,26 +10501,8 @@
                 <w:sz w:val="20"/>
                 <w:szCs w:val="20"/>
               </w:rPr>
-              <w:t xml:space="preserve">requirements.txt / </w:t>
-            </w:r>
-            <w:proofErr w:type="spellStart"/>
-            <w:r>
-              <w:rPr>
-                <w:sz w:val="20"/>
-                <w:szCs w:val="20"/>
-              </w:rPr>
-              <w:t>package-</w:t>
-            </w:r>
-            <w:proofErr w:type="gramStart"/>
-            <w:r>
-              <w:rPr>
-                <w:sz w:val="20"/>
-                <w:szCs w:val="20"/>
-              </w:rPr>
-              <w:t>lock.json</w:t>
-            </w:r>
-            <w:proofErr w:type="spellEnd"/>
-            <w:proofErr w:type="gramEnd"/>
+              <w:t xml:space="preserve">requirements.txt / package-lock.json</w:t>
+            </w:r>
           </w:p>
         </w:tc>
         <w:tc>
@@ -13261,23 +10607,7 @@
                 <w:sz w:val="20"/>
                 <w:szCs w:val="20"/>
               </w:rPr>
-              <w:t>Etiqueta fija y explícita (python:3.12-slim, node:20-alpine, postgres:16). Nunca "</w:t>
-            </w:r>
-            <w:proofErr w:type="spellStart"/>
-            <w:r>
-              <w:rPr>
-                <w:sz w:val="20"/>
-                <w:szCs w:val="20"/>
-              </w:rPr>
-              <w:t>latest</w:t>
-            </w:r>
-            <w:proofErr w:type="spellEnd"/>
-            <w:r>
-              <w:rPr>
-                <w:sz w:val="20"/>
-                <w:szCs w:val="20"/>
-              </w:rPr>
-              <w:t>": es la causa clásica del "en mi máquina funciona".</w:t>
+              <w:t>Etiqueta fija y explícita (python:3.12-slim, node:20-alpine, postgres:16). Nunca "latest": es la causa clásica del "en mi máquina funciona".</w:t>
             </w:r>
           </w:p>
         </w:tc>
@@ -13298,8 +10628,6 @@
       </w:pPr>
       <w:r>
         <w:t xml:space="preserve">Hasta esta versión, los riesgos del proyecto vivían en cuatro tablas separadas: alcance en el Pilar 1, técnicos en el Pilar 2, de equipo en el Pilar 3 y de cronograma en el Pilar 4. Cuatro listas significan, en la </w:t>
-      </w:r>
-      <w:r>
         <w:lastRenderedPageBreak/>
         <w:t>práctica, ninguna: nadie revisa cuatro tablas al cierre de un sprint, y tres riesgos aparecían repetidos con palabras distintas.</w:t>
       </w:r>
@@ -13455,21 +10783,12 @@
             <w:pPr>
               <w:spacing w:line="260" w:lineRule="auto"/>
             </w:pPr>
-            <w:proofErr w:type="gramStart"/>
-            <w:r>
-              <w:rPr>
-                <w:sz w:val="20"/>
-                <w:szCs w:val="20"/>
-              </w:rPr>
-              <w:t>Cuándo</w:t>
-            </w:r>
-            <w:proofErr w:type="gramEnd"/>
-            <w:r>
-              <w:rPr>
-                <w:sz w:val="20"/>
-                <w:szCs w:val="20"/>
-              </w:rPr>
-              <w:t xml:space="preserve"> se revisa</w:t>
+            <w:r>
+              <w:rPr>
+                <w:sz w:val="20"/>
+                <w:szCs w:val="20"/>
+              </w:rPr>
+              <w:t xml:space="preserve">Cuándo se revisa</w:t>
             </w:r>
           </w:p>
         </w:tc>
@@ -13736,15 +11055,7 @@
         <w:jc w:val="both"/>
       </w:pPr>
       <w:r>
-        <w:t xml:space="preserve">De los veintiún riesgos, cuatro tienen </w:t>
-      </w:r>
-      <w:proofErr w:type="gramStart"/>
-      <w:r>
-        <w:t>impacto alto y probabilidad alta</w:t>
-      </w:r>
-      <w:proofErr w:type="gramEnd"/>
-      <w:r>
-        <w:t xml:space="preserve"> al mismo tiempo: la capacidad real bajo las 20 horas (R-01), el costo de la infraestructura de microservicios (R-02), la sobrecarga del líder (R-03) y el conocimiento concentrado en una sola persona (R-04). Los cuatro están en el anexo con su disparador y con una respuesta ya decidida; ninguno se descubre el día que ocurra.</w:t>
+        <w:t xml:space="preserve">De los veintiún riesgos, cuatro tienen impacto alto y probabilidad alta al mismo tiempo: la capacidad real bajo las 20 horas (R-01), el costo de la infraestructura de microservicios (R-02), la sobrecarga del líder (R-03) y el conocimiento concentrado en una sola persona (R-04). Los cuatro están en el anexo con su disparador y con una respuesta ya decidida; ninguno se descubre el día que ocurra.</w:t>
       </w:r>
     </w:p>
     <w:p>
@@ -13932,39 +11243,7 @@
                 <w:sz w:val="20"/>
                 <w:szCs w:val="20"/>
               </w:rPr>
-              <w:t xml:space="preserve">El historial de </w:t>
-            </w:r>
-            <w:proofErr w:type="spellStart"/>
-            <w:r>
-              <w:rPr>
-                <w:sz w:val="20"/>
-                <w:szCs w:val="20"/>
-              </w:rPr>
-              <w:t>commits</w:t>
-            </w:r>
-            <w:proofErr w:type="spellEnd"/>
-            <w:r>
-              <w:rPr>
-                <w:sz w:val="20"/>
-                <w:szCs w:val="20"/>
-              </w:rPr>
-              <w:t xml:space="preserve"> y la lista de Pull </w:t>
-            </w:r>
-            <w:proofErr w:type="spellStart"/>
-            <w:r>
-              <w:rPr>
-                <w:sz w:val="20"/>
-                <w:szCs w:val="20"/>
-              </w:rPr>
-              <w:t>Request</w:t>
-            </w:r>
-            <w:proofErr w:type="spellEnd"/>
-            <w:r>
-              <w:rPr>
-                <w:sz w:val="20"/>
-                <w:szCs w:val="20"/>
-              </w:rPr>
-              <w:t>, con el identificador de la historia en cada título.</w:t>
+              <w:t xml:space="preserve">El historial de commits y la lista de Pull Request, con el identificador de la historia en cada título.</w:t>
             </w:r>
           </w:p>
         </w:tc>
@@ -14046,23 +11325,7 @@
                 <w:sz w:val="20"/>
                 <w:szCs w:val="20"/>
               </w:rPr>
-              <w:t xml:space="preserve">Los comentarios y las aprobaciones en cada Pull </w:t>
-            </w:r>
-            <w:proofErr w:type="spellStart"/>
-            <w:r>
-              <w:rPr>
-                <w:sz w:val="20"/>
-                <w:szCs w:val="20"/>
-              </w:rPr>
-              <w:t>Request</w:t>
-            </w:r>
-            <w:proofErr w:type="spellEnd"/>
-            <w:r>
-              <w:rPr>
-                <w:sz w:val="20"/>
-                <w:szCs w:val="20"/>
-              </w:rPr>
-              <w:t>.</w:t>
+              <w:t xml:space="preserve">Los comentarios y las aprobaciones en cada Pull Request.</w:t>
             </w:r>
           </w:p>
         </w:tc>
@@ -14143,23 +11406,7 @@
                 <w:sz w:val="20"/>
                 <w:szCs w:val="20"/>
               </w:rPr>
-              <w:t xml:space="preserve">El historial de ejecuciones de GitHub </w:t>
-            </w:r>
-            <w:proofErr w:type="spellStart"/>
-            <w:r>
-              <w:rPr>
-                <w:sz w:val="20"/>
-                <w:szCs w:val="20"/>
-              </w:rPr>
-              <w:t>Actions</w:t>
-            </w:r>
-            <w:proofErr w:type="spellEnd"/>
-            <w:r>
-              <w:rPr>
-                <w:sz w:val="20"/>
-                <w:szCs w:val="20"/>
-              </w:rPr>
-              <w:t>, con su marca verde por cada cambio.</w:t>
+              <w:t xml:space="preserve">El historial de ejecuciones de GitHub Actions, con su marca verde por cada cambio.</w:t>
             </w:r>
           </w:p>
         </w:tc>
@@ -14241,39 +11488,7 @@
                 <w:sz w:val="20"/>
                 <w:szCs w:val="20"/>
               </w:rPr>
-              <w:t xml:space="preserve">Informe de </w:t>
-            </w:r>
-            <w:proofErr w:type="spellStart"/>
-            <w:r>
-              <w:rPr>
-                <w:sz w:val="20"/>
-                <w:szCs w:val="20"/>
-              </w:rPr>
-              <w:t>coverage</w:t>
-            </w:r>
-            <w:proofErr w:type="spellEnd"/>
-            <w:r>
-              <w:rPr>
-                <w:sz w:val="20"/>
-                <w:szCs w:val="20"/>
-              </w:rPr>
-              <w:t xml:space="preserve"> por sprint, en </w:t>
-            </w:r>
-            <w:proofErr w:type="spellStart"/>
-            <w:r>
-              <w:rPr>
-                <w:sz w:val="20"/>
-                <w:szCs w:val="20"/>
-              </w:rPr>
-              <w:t>docs</w:t>
-            </w:r>
-            <w:proofErr w:type="spellEnd"/>
-            <w:r>
-              <w:rPr>
-                <w:sz w:val="20"/>
-                <w:szCs w:val="20"/>
-              </w:rPr>
-              <w:t>/evidencia.</w:t>
+              <w:t xml:space="preserve">Informe de coverage por sprint, en docs/evidencia.</w:t>
             </w:r>
           </w:p>
         </w:tc>
@@ -14354,23 +11569,7 @@
                 <w:sz w:val="20"/>
                 <w:szCs w:val="20"/>
               </w:rPr>
-              <w:t xml:space="preserve">Las etiquetas v0.1 a v0.5 en </w:t>
-            </w:r>
-            <w:proofErr w:type="spellStart"/>
-            <w:r>
-              <w:rPr>
-                <w:sz w:val="20"/>
-                <w:szCs w:val="20"/>
-              </w:rPr>
-              <w:t>main</w:t>
-            </w:r>
-            <w:proofErr w:type="spellEnd"/>
-            <w:r>
-              <w:rPr>
-                <w:sz w:val="20"/>
-                <w:szCs w:val="20"/>
-              </w:rPr>
-              <w:t xml:space="preserve"> y la carta Gantt del Pilar 4 con el avance real.</w:t>
+              <w:t xml:space="preserve">Las etiquetas v0.1 a v0.5 en main y la carta Gantt del Pilar 4 con el avance real.</w:t>
             </w:r>
           </w:p>
         </w:tc>
@@ -14453,39 +11652,7 @@
                 <w:sz w:val="20"/>
                 <w:szCs w:val="20"/>
               </w:rPr>
-              <w:t xml:space="preserve">Los cinco pilares en </w:t>
-            </w:r>
-            <w:proofErr w:type="spellStart"/>
-            <w:r>
-              <w:rPr>
-                <w:sz w:val="20"/>
-                <w:szCs w:val="20"/>
-              </w:rPr>
-              <w:t>docs</w:t>
-            </w:r>
-            <w:proofErr w:type="spellEnd"/>
-            <w:r>
-              <w:rPr>
-                <w:sz w:val="20"/>
-                <w:szCs w:val="20"/>
-              </w:rPr>
-              <w:t>/</w:t>
-            </w:r>
-            <w:proofErr w:type="spellStart"/>
-            <w:r>
-              <w:rPr>
-                <w:sz w:val="20"/>
-                <w:szCs w:val="20"/>
-              </w:rPr>
-              <w:t>planificacion</w:t>
-            </w:r>
-            <w:proofErr w:type="spellEnd"/>
-            <w:r>
-              <w:rPr>
-                <w:sz w:val="20"/>
-                <w:szCs w:val="20"/>
-              </w:rPr>
-              <w:t>, con su control de cambios.</w:t>
+              <w:t xml:space="preserve">Los cinco pilares en docs/planificacion, con su control de cambios.</w:t>
             </w:r>
           </w:p>
         </w:tc>
@@ -14674,46 +11841,12 @@
             <w:pPr>
               <w:spacing w:line="260" w:lineRule="auto"/>
             </w:pPr>
-            <w:proofErr w:type="gramStart"/>
-            <w:r>
-              <w:rPr>
-                <w:sz w:val="20"/>
-                <w:szCs w:val="20"/>
-              </w:rPr>
-              <w:t>Crear .</w:t>
-            </w:r>
-            <w:proofErr w:type="spellStart"/>
-            <w:r>
-              <w:rPr>
-                <w:sz w:val="20"/>
-                <w:szCs w:val="20"/>
-              </w:rPr>
-              <w:t>gitignore</w:t>
-            </w:r>
-            <w:proofErr w:type="spellEnd"/>
-            <w:proofErr w:type="gramEnd"/>
-            <w:r>
-              <w:rPr>
-                <w:sz w:val="20"/>
-                <w:szCs w:val="20"/>
-              </w:rPr>
-              <w:t xml:space="preserve"> y .</w:t>
-            </w:r>
-            <w:proofErr w:type="spellStart"/>
-            <w:r>
-              <w:rPr>
-                <w:sz w:val="20"/>
-                <w:szCs w:val="20"/>
-              </w:rPr>
-              <w:t>gitattributes</w:t>
-            </w:r>
-            <w:proofErr w:type="spellEnd"/>
-            <w:r>
-              <w:rPr>
-                <w:sz w:val="20"/>
-                <w:szCs w:val="20"/>
-              </w:rPr>
-              <w:t>, y confirmar que ningún archivo queda marcado como modificado en los tres computadores.</w:t>
+            <w:r>
+              <w:rPr>
+                <w:sz w:val="20"/>
+                <w:szCs w:val="20"/>
+              </w:rPr>
+              <w:t xml:space="preserve">Crear .gitignore y .gitattributes, y confirmar que ningún archivo queda marcado como modificado en los tres computadores.</w:t>
             </w:r>
           </w:p>
         </w:tc>
@@ -14796,39 +11929,7 @@
                 <w:sz w:val="20"/>
                 <w:szCs w:val="20"/>
               </w:rPr>
-              <w:t xml:space="preserve">Crear la rama </w:t>
-            </w:r>
-            <w:proofErr w:type="spellStart"/>
-            <w:r>
-              <w:rPr>
-                <w:sz w:val="20"/>
-                <w:szCs w:val="20"/>
-              </w:rPr>
-              <w:t>develop</w:t>
-            </w:r>
-            <w:proofErr w:type="spellEnd"/>
-            <w:r>
-              <w:rPr>
-                <w:sz w:val="20"/>
-                <w:szCs w:val="20"/>
-              </w:rPr>
-              <w:t xml:space="preserve"> desde </w:t>
-            </w:r>
-            <w:proofErr w:type="spellStart"/>
-            <w:r>
-              <w:rPr>
-                <w:sz w:val="20"/>
-                <w:szCs w:val="20"/>
-              </w:rPr>
-              <w:t>main</w:t>
-            </w:r>
-            <w:proofErr w:type="spellEnd"/>
-            <w:r>
-              <w:rPr>
-                <w:sz w:val="20"/>
-                <w:szCs w:val="20"/>
-              </w:rPr>
-              <w:t xml:space="preserve"> y proteger ambas ramas con las reglas de la sección 10.2.</w:t>
+              <w:t xml:space="preserve">Crear la rama develop desde main y proteger ambas ramas con las reglas de la sección 10.2.</w:t>
             </w:r>
           </w:p>
         </w:tc>
@@ -14912,39 +12013,7 @@
                 <w:sz w:val="20"/>
                 <w:szCs w:val="20"/>
               </w:rPr>
-              <w:t xml:space="preserve">Crear la estructura de carpetas de la sección 3, con el README y </w:t>
-            </w:r>
-            <w:proofErr w:type="gramStart"/>
-            <w:r>
-              <w:rPr>
-                <w:sz w:val="20"/>
-                <w:szCs w:val="20"/>
-              </w:rPr>
-              <w:t>el .</w:t>
-            </w:r>
-            <w:proofErr w:type="spellStart"/>
-            <w:r>
-              <w:rPr>
-                <w:sz w:val="20"/>
-                <w:szCs w:val="20"/>
-              </w:rPr>
-              <w:t>env</w:t>
-            </w:r>
-            <w:proofErr w:type="gramEnd"/>
-            <w:r>
-              <w:rPr>
-                <w:sz w:val="20"/>
-                <w:szCs w:val="20"/>
-              </w:rPr>
-              <w:t>.example</w:t>
-            </w:r>
-            <w:proofErr w:type="spellEnd"/>
-            <w:r>
-              <w:rPr>
-                <w:sz w:val="20"/>
-                <w:szCs w:val="20"/>
-              </w:rPr>
-              <w:t>.</w:t>
+              <w:t xml:space="preserve">Crear la estructura de carpetas de la sección 3, con el README y el .env.example.</w:t>
             </w:r>
           </w:p>
         </w:tc>
@@ -15111,23 +12180,7 @@
                 <w:sz w:val="20"/>
                 <w:szCs w:val="20"/>
               </w:rPr>
-              <w:t xml:space="preserve">Agregar la plantilla de Pull </w:t>
-            </w:r>
-            <w:proofErr w:type="spellStart"/>
-            <w:r>
-              <w:rPr>
-                <w:sz w:val="20"/>
-                <w:szCs w:val="20"/>
-              </w:rPr>
-              <w:t>Request</w:t>
-            </w:r>
-            <w:proofErr w:type="spellEnd"/>
-            <w:r>
-              <w:rPr>
-                <w:sz w:val="20"/>
-                <w:szCs w:val="20"/>
-              </w:rPr>
-              <w:t xml:space="preserve"> al repositorio.</w:t>
+              <w:t xml:space="preserve">Agregar la plantilla de Pull Request al repositorio.</w:t>
             </w:r>
           </w:p>
         </w:tc>
@@ -15210,71 +12263,7 @@
                 <w:sz w:val="20"/>
                 <w:szCs w:val="20"/>
               </w:rPr>
-              <w:t xml:space="preserve">Instalar y configurar </w:t>
-            </w:r>
-            <w:proofErr w:type="spellStart"/>
-            <w:r>
-              <w:rPr>
-                <w:sz w:val="20"/>
-                <w:szCs w:val="20"/>
-              </w:rPr>
-              <w:t>black</w:t>
-            </w:r>
-            <w:proofErr w:type="spellEnd"/>
-            <w:r>
-              <w:rPr>
-                <w:sz w:val="20"/>
-                <w:szCs w:val="20"/>
-              </w:rPr>
-              <w:t xml:space="preserve">, </w:t>
-            </w:r>
-            <w:proofErr w:type="spellStart"/>
-            <w:r>
-              <w:rPr>
-                <w:sz w:val="20"/>
-                <w:szCs w:val="20"/>
-              </w:rPr>
-              <w:t>ruff</w:t>
-            </w:r>
-            <w:proofErr w:type="spellEnd"/>
-            <w:r>
-              <w:rPr>
-                <w:sz w:val="20"/>
-                <w:szCs w:val="20"/>
-              </w:rPr>
-              <w:t xml:space="preserve">, </w:t>
-            </w:r>
-            <w:proofErr w:type="spellStart"/>
-            <w:r>
-              <w:rPr>
-                <w:sz w:val="20"/>
-                <w:szCs w:val="20"/>
-              </w:rPr>
-              <w:t>ESLint</w:t>
-            </w:r>
-            <w:proofErr w:type="spellEnd"/>
-            <w:r>
-              <w:rPr>
-                <w:sz w:val="20"/>
-                <w:szCs w:val="20"/>
-              </w:rPr>
-              <w:t xml:space="preserve"> y </w:t>
-            </w:r>
-            <w:proofErr w:type="spellStart"/>
-            <w:r>
-              <w:rPr>
-                <w:sz w:val="20"/>
-                <w:szCs w:val="20"/>
-              </w:rPr>
-              <w:t>Prettier</w:t>
-            </w:r>
-            <w:proofErr w:type="spellEnd"/>
-            <w:r>
-              <w:rPr>
-                <w:sz w:val="20"/>
-                <w:szCs w:val="20"/>
-              </w:rPr>
-              <w:t xml:space="preserve"> en sus carpetas.</w:t>
+              <w:t xml:space="preserve">Instalar y configurar black, ruff, ESLint y Prettier en sus carpetas.</w:t>
             </w:r>
           </w:p>
         </w:tc>
@@ -15324,7 +12313,7 @@
                 <w:sz w:val="20"/>
                 <w:szCs w:val="20"/>
               </w:rPr>
-              <w:t>18-09-2026</w:t>
+              <w:t>17-09-2026</w:t>
             </w:r>
           </w:p>
         </w:tc>
@@ -15358,23 +12347,7 @@
                 <w:sz w:val="20"/>
                 <w:szCs w:val="20"/>
               </w:rPr>
-              <w:t xml:space="preserve">Leer este documento completo y confirmar en el grupo que se entienden las reglas de ramas, </w:t>
-            </w:r>
-            <w:proofErr w:type="spellStart"/>
-            <w:r>
-              <w:rPr>
-                <w:sz w:val="20"/>
-                <w:szCs w:val="20"/>
-              </w:rPr>
-              <w:t>commits</w:t>
-            </w:r>
-            <w:proofErr w:type="spellEnd"/>
-            <w:r>
-              <w:rPr>
-                <w:sz w:val="20"/>
-                <w:szCs w:val="20"/>
-              </w:rPr>
-              <w:t xml:space="preserve"> y revisión.</w:t>
+              <w:t xml:space="preserve">Leer este documento completo y confirmar en el grupo que se entienden las reglas de ramas, commits y revisión.</w:t>
             </w:r>
           </w:p>
         </w:tc>
@@ -15457,23 +12430,7 @@
                 <w:sz w:val="20"/>
                 <w:szCs w:val="20"/>
               </w:rPr>
-              <w:t xml:space="preserve">Primer Pull </w:t>
-            </w:r>
-            <w:proofErr w:type="spellStart"/>
-            <w:r>
-              <w:rPr>
-                <w:sz w:val="20"/>
-                <w:szCs w:val="20"/>
-              </w:rPr>
-              <w:t>Request</w:t>
-            </w:r>
-            <w:proofErr w:type="spellEnd"/>
-            <w:r>
-              <w:rPr>
-                <w:sz w:val="20"/>
-                <w:szCs w:val="20"/>
-              </w:rPr>
-              <w:t xml:space="preserve"> de prueba de cada integrante, para verificar que la protección y la revisión funcionan antes del sprint 1.</w:t>
+              <w:t xml:space="preserve">Primer Pull Request de prueba de cada integrante, para verificar que la protección y la revisión funcionan antes del sprint 1.</w:t>
             </w:r>
           </w:p>
         </w:tc>
@@ -15535,15 +12492,7 @@
         <w:jc w:val="both"/>
       </w:pPr>
       <w:r>
-        <w:t xml:space="preserve">El último punto no es un trámite. Es preferible descubrir que la protección de ramas está mal configurada con un cambio de una línea </w:t>
-      </w:r>
-      <w:proofErr w:type="gramStart"/>
-      <w:r>
-        <w:t>que</w:t>
-      </w:r>
-      <w:proofErr w:type="gramEnd"/>
-      <w:r>
-        <w:t xml:space="preserve"> con la primera historia real, un domingo por la noche.</w:t>
+        <w:t xml:space="preserve">El último punto no es un trámite. Es preferible descubrir que la protección de ramas está mal configurada con un cambio de una línea que con la primera historia real, un domingo por la noche.</w:t>
       </w:r>
     </w:p>
     <w:p>
@@ -15554,8 +12503,6 @@
       <w:r>
         <w:t>Un matiz sobre las dos últimas acciones: son de los tres y caen en la semana en que el Pilar 4 asume capacidad casi nula salvo la del líder. Son media hora por persona — leer el documento y abrir un Pull Request de una línea — y por eso no entran en la capacidad de esa semana, que la tabla del Pilar 4 calcula solo con las horas del líder. Si el fin de semana largo se los lleva, se hacen el lunes 21 antes de tomar la primera historia, nunca después.</w:t>
       </w:r>
-      <w:proofErr w:type="gramStart"/>
-      <w:proofErr w:type="gramEnd"/>
     </w:p>
     <w:p>
       <w:pPr>
@@ -15729,53 +12676,12 @@
             <w:pPr>
               <w:spacing w:line="260" w:lineRule="auto"/>
             </w:pPr>
-            <w:proofErr w:type="spellStart"/>
-            <w:r>
-              <w:rPr>
-                <w:sz w:val="20"/>
-                <w:szCs w:val="20"/>
-              </w:rPr>
-              <w:t>GitFlow</w:t>
-            </w:r>
-            <w:proofErr w:type="spellEnd"/>
-            <w:r>
-              <w:rPr>
-                <w:sz w:val="20"/>
-                <w:szCs w:val="20"/>
-              </w:rPr>
-              <w:t xml:space="preserve"> reducido: </w:t>
-            </w:r>
-            <w:proofErr w:type="spellStart"/>
-            <w:r>
-              <w:rPr>
-                <w:sz w:val="20"/>
-                <w:szCs w:val="20"/>
-              </w:rPr>
-              <w:t>main</w:t>
-            </w:r>
-            <w:proofErr w:type="spellEnd"/>
-            <w:r>
-              <w:rPr>
-                <w:sz w:val="20"/>
-                <w:szCs w:val="20"/>
-              </w:rPr>
-              <w:t xml:space="preserve"> y </w:t>
-            </w:r>
-            <w:proofErr w:type="spellStart"/>
-            <w:r>
-              <w:rPr>
-                <w:sz w:val="20"/>
-                <w:szCs w:val="20"/>
-              </w:rPr>
-              <w:t>develop</w:t>
-            </w:r>
-            <w:proofErr w:type="spellEnd"/>
-            <w:r>
-              <w:rPr>
-                <w:sz w:val="20"/>
-                <w:szCs w:val="20"/>
-              </w:rPr>
-              <w:t xml:space="preserve"> permanentes, ramas cortas por historia, etiqueta de versión al cierre de cada sprint.</w:t>
+            <w:r>
+              <w:rPr>
+                <w:sz w:val="20"/>
+                <w:szCs w:val="20"/>
+              </w:rPr>
+              <w:t xml:space="preserve">GitFlow reducido: main y develop permanentes, ramas cortas por historia, etiqueta de versión al cierre de cada sprint.</w:t>
             </w:r>
           </w:p>
         </w:tc>
@@ -15858,23 +12764,7 @@
                 <w:sz w:val="20"/>
                 <w:szCs w:val="20"/>
               </w:rPr>
-              <w:t xml:space="preserve">Una aprobación de cualquier integrante. El líder aprueba obligatoriamente infraestructura, contratos congelados, seguridad y las fusiones a </w:t>
-            </w:r>
-            <w:proofErr w:type="spellStart"/>
-            <w:r>
-              <w:rPr>
-                <w:sz w:val="20"/>
-                <w:szCs w:val="20"/>
-              </w:rPr>
-              <w:t>main</w:t>
-            </w:r>
-            <w:proofErr w:type="spellEnd"/>
-            <w:r>
-              <w:rPr>
-                <w:sz w:val="20"/>
-                <w:szCs w:val="20"/>
-              </w:rPr>
-              <w:t>.</w:t>
+              <w:t xml:space="preserve">Una aprobación de cualquier integrante. El líder aprueba obligatoriamente infraestructura, contratos congelados, seguridad y las fusiones a main.</w:t>
             </w:r>
           </w:p>
         </w:tc>
@@ -15956,23 +12846,7 @@
                 <w:sz w:val="20"/>
                 <w:szCs w:val="20"/>
               </w:rPr>
-              <w:t xml:space="preserve">Un Pull </w:t>
-            </w:r>
-            <w:proofErr w:type="spellStart"/>
-            <w:r>
-              <w:rPr>
-                <w:sz w:val="20"/>
-                <w:szCs w:val="20"/>
-              </w:rPr>
-              <w:t>Request</w:t>
-            </w:r>
-            <w:proofErr w:type="spellEnd"/>
-            <w:r>
-              <w:rPr>
-                <w:sz w:val="20"/>
-                <w:szCs w:val="20"/>
-              </w:rPr>
-              <w:t xml:space="preserve"> sin revisión por 24 horas se avisa en el grupo; a las 36 horas el líder aprueba o revisa.</w:t>
+              <w:t xml:space="preserve">Un Pull Request sin revisión por 24 horas se avisa en el grupo; a las 36 horas el líder aprueba o revisa.</w:t>
             </w:r>
           </w:p>
         </w:tc>
@@ -16056,55 +12930,7 @@
                 <w:sz w:val="20"/>
                 <w:szCs w:val="20"/>
               </w:rPr>
-              <w:t xml:space="preserve">GitHub </w:t>
-            </w:r>
-            <w:proofErr w:type="spellStart"/>
-            <w:r>
-              <w:rPr>
-                <w:sz w:val="20"/>
-                <w:szCs w:val="20"/>
-              </w:rPr>
-              <w:t>Actions</w:t>
-            </w:r>
-            <w:proofErr w:type="spellEnd"/>
-            <w:r>
-              <w:rPr>
-                <w:sz w:val="20"/>
-                <w:szCs w:val="20"/>
-              </w:rPr>
-              <w:t xml:space="preserve"> con cuatro trabajos: estilo, pruebas de </w:t>
-            </w:r>
-            <w:proofErr w:type="spellStart"/>
-            <w:r>
-              <w:rPr>
-                <w:sz w:val="20"/>
-                <w:szCs w:val="20"/>
-              </w:rPr>
-              <w:t>backend</w:t>
-            </w:r>
-            <w:proofErr w:type="spellEnd"/>
-            <w:r>
-              <w:rPr>
-                <w:sz w:val="20"/>
-                <w:szCs w:val="20"/>
-              </w:rPr>
-              <w:t xml:space="preserve">, pruebas de </w:t>
-            </w:r>
-            <w:proofErr w:type="spellStart"/>
-            <w:r>
-              <w:rPr>
-                <w:sz w:val="20"/>
-                <w:szCs w:val="20"/>
-              </w:rPr>
-              <w:t>frontend</w:t>
-            </w:r>
-            <w:proofErr w:type="spellEnd"/>
-            <w:r>
-              <w:rPr>
-                <w:sz w:val="20"/>
-                <w:szCs w:val="20"/>
-              </w:rPr>
-              <w:t xml:space="preserve"> y arranque del sistema completo. Todos bloquean la fusión.</w:t>
+              <w:t xml:space="preserve">GitHub Actions con cuatro trabajos: estilo, pruebas de backend, pruebas de frontend y arranque del sistema completo. Todos bloquean la fusión.</w:t>
             </w:r>
           </w:p>
         </w:tc>
@@ -16186,23 +13012,7 @@
                 <w:sz w:val="20"/>
                 <w:szCs w:val="20"/>
               </w:rPr>
-              <w:t xml:space="preserve">60 % mínimo en Identidad y Tutorías. Camino feliz y errores esperados en Catálogo y Pagos. Sin meta numérica en el </w:t>
-            </w:r>
-            <w:proofErr w:type="spellStart"/>
-            <w:r>
-              <w:rPr>
-                <w:sz w:val="20"/>
-                <w:szCs w:val="20"/>
-              </w:rPr>
-              <w:t>frontend</w:t>
-            </w:r>
-            <w:proofErr w:type="spellEnd"/>
-            <w:r>
-              <w:rPr>
-                <w:sz w:val="20"/>
-                <w:szCs w:val="20"/>
-              </w:rPr>
-              <w:t>.</w:t>
+              <w:t xml:space="preserve">60 % mínimo en Identidad y Tutorías. Camino feliz y errores esperados en Catálogo y Pagos. Sin meta numérica en el frontend.</w:t>
             </w:r>
           </w:p>
         </w:tc>
@@ -16367,23 +13177,7 @@
                 <w:sz w:val="20"/>
                 <w:szCs w:val="20"/>
               </w:rPr>
-              <w:t>Fin de línea de estilo Unix en todo el repositorio, forzado con .</w:t>
-            </w:r>
-            <w:proofErr w:type="spellStart"/>
-            <w:r>
-              <w:rPr>
-                <w:sz w:val="20"/>
-                <w:szCs w:val="20"/>
-              </w:rPr>
-              <w:t>gitattributes</w:t>
-            </w:r>
-            <w:proofErr w:type="spellEnd"/>
-            <w:r>
-              <w:rPr>
-                <w:sz w:val="20"/>
-                <w:szCs w:val="20"/>
-              </w:rPr>
-              <w:t>, por trabajar los tres en Windows.</w:t>
+              <w:t>Fin de línea de estilo Unix en todo el repositorio, forzado con .gitattributes, por trabajar los tres en Windows.</w:t>
             </w:r>
           </w:p>
         </w:tc>
@@ -16951,7 +13745,6 @@
               <w:spacing w:line="260" w:lineRule="auto"/>
               <w:jc w:val="center"/>
             </w:pPr>
-            <w:proofErr w:type="spellStart"/>
             <w:r>
               <w:rPr>
                 <w:b/>
@@ -16960,18 +13753,7 @@
                 <w:sz w:val="18"/>
                 <w:szCs w:val="18"/>
               </w:rPr>
-              <w:t>Prob</w:t>
-            </w:r>
-            <w:proofErr w:type="spellEnd"/>
-            <w:r>
-              <w:rPr>
-                <w:b/>
-                <w:bCs/>
-                <w:color w:val="FFFFFF"/>
-                <w:sz w:val="18"/>
-                <w:szCs w:val="18"/>
-              </w:rPr>
-              <w:t>.</w:t>
+              <w:t>Prob.</w:t>
             </w:r>
           </w:p>
         </w:tc>
@@ -17412,7 +14194,7 @@
                 <w:sz w:val="18"/>
                 <w:szCs w:val="18"/>
               </w:rPr>
-              <w:t>HU-01 no está terminada el 20 de septiembre, o supera en más de un 30 % las 18 h estimadas.</w:t>
+              <w:t>HU-01 no está terminada el 20 de septiembre, o supera en más de un 30 % las 18 h estimadas. Se activó: HU-01 se fusionó el 21-09, primer día del sprint 1, con los servicios respondiendo su endpoint de estado, que es la respuesta prevista.</w:t>
             </w:r>
           </w:p>
         </w:tc>
@@ -17436,23 +14218,7 @@
                 <w:sz w:val="18"/>
                 <w:szCs w:val="18"/>
               </w:rPr>
-              <w:t xml:space="preserve">El esqueleto se cierra con los servicios respondiendo solo su </w:t>
-            </w:r>
-            <w:proofErr w:type="spellStart"/>
-            <w:r>
-              <w:rPr>
-                <w:sz w:val="18"/>
-                <w:szCs w:val="18"/>
-              </w:rPr>
-              <w:t>endpoint</w:t>
-            </w:r>
-            <w:proofErr w:type="spellEnd"/>
-            <w:r>
-              <w:rPr>
-                <w:sz w:val="18"/>
-                <w:szCs w:val="18"/>
-              </w:rPr>
-              <w:t xml:space="preserve"> de estado; lo pendiente pasa a ser lo primero del sprint 1. Francisco, como segundo, puede continuarlo.</w:t>
+              <w:t xml:space="preserve">El esqueleto se cierra con los servicios respondiendo solo su endpoint de estado; lo pendiente pasa a ser lo primero del sprint 1. Francisco, como segundo, puede continuarlo.</w:t>
             </w:r>
           </w:p>
         </w:tc>
@@ -17836,23 +14602,7 @@
                 <w:sz w:val="18"/>
                 <w:szCs w:val="18"/>
               </w:rPr>
-              <w:t xml:space="preserve">Dos Pull </w:t>
-            </w:r>
-            <w:proofErr w:type="spellStart"/>
-            <w:r>
-              <w:rPr>
-                <w:sz w:val="18"/>
-                <w:szCs w:val="18"/>
-              </w:rPr>
-              <w:t>Request</w:t>
-            </w:r>
-            <w:proofErr w:type="spellEnd"/>
-            <w:r>
-              <w:rPr>
-                <w:sz w:val="18"/>
-                <w:szCs w:val="18"/>
-              </w:rPr>
-              <w:t xml:space="preserve"> del mismo sprint quedan sin revisor por más de 24 h, o solo una persona sabe levantar la infraestructura.</w:t>
+              <w:t xml:space="preserve">Dos Pull Request del mismo sprint quedan sin revisor por más de 24 h, o solo una persona sabe levantar la infraestructura.</w:t>
             </w:r>
           </w:p>
         </w:tc>
@@ -18072,37 +14822,12 @@
             <w:pPr>
               <w:spacing w:line="260" w:lineRule="auto"/>
             </w:pPr>
-            <w:proofErr w:type="gramStart"/>
-            <w:r>
-              <w:rPr>
-                <w:sz w:val="18"/>
-                <w:szCs w:val="18"/>
-              </w:rPr>
-              <w:t>Archivo .</w:t>
-            </w:r>
-            <w:proofErr w:type="spellStart"/>
-            <w:r>
-              <w:rPr>
-                <w:sz w:val="18"/>
-                <w:szCs w:val="18"/>
-              </w:rPr>
-              <w:t>env</w:t>
-            </w:r>
-            <w:proofErr w:type="gramEnd"/>
-            <w:r>
-              <w:rPr>
-                <w:sz w:val="18"/>
-                <w:szCs w:val="18"/>
-              </w:rPr>
-              <w:t>.example</w:t>
-            </w:r>
-            <w:proofErr w:type="spellEnd"/>
-            <w:r>
-              <w:rPr>
-                <w:sz w:val="18"/>
-                <w:szCs w:val="18"/>
-              </w:rPr>
-              <w:t xml:space="preserve"> completo y README probado sobre un clon limpio antes de cerrar la semana de cimientos. El trabajo "levantar" del canal de integración lo verifica en cada cambio.</w:t>
+            <w:r>
+              <w:rPr>
+                <w:sz w:val="18"/>
+                <w:szCs w:val="18"/>
+              </w:rPr>
+              <w:t xml:space="preserve">Archivo .env.example completo y README probado sobre un clon limpio antes de cerrar la semana de cimientos. El trabajo "levantar" del canal de integración lo verifica en cada cambio.</w:t>
             </w:r>
           </w:p>
         </w:tc>
@@ -18186,39 +14911,7 @@
                 <w:sz w:val="18"/>
                 <w:szCs w:val="18"/>
               </w:rPr>
-              <w:t xml:space="preserve">La base del </w:t>
-            </w:r>
-            <w:proofErr w:type="spellStart"/>
-            <w:r>
-              <w:rPr>
-                <w:sz w:val="18"/>
-                <w:szCs w:val="18"/>
-              </w:rPr>
-              <w:t>frontend</w:t>
-            </w:r>
-            <w:proofErr w:type="spellEnd"/>
-            <w:r>
-              <w:rPr>
-                <w:sz w:val="18"/>
-                <w:szCs w:val="18"/>
-              </w:rPr>
-              <w:t xml:space="preserve"> en </w:t>
-            </w:r>
-            <w:proofErr w:type="spellStart"/>
-            <w:r>
-              <w:rPr>
-                <w:sz w:val="18"/>
-                <w:szCs w:val="18"/>
-              </w:rPr>
-              <w:t>React</w:t>
-            </w:r>
-            <w:proofErr w:type="spellEnd"/>
-            <w:r>
-              <w:rPr>
-                <w:sz w:val="18"/>
-                <w:szCs w:val="18"/>
-              </w:rPr>
-              <w:t xml:space="preserve"> no está lista al cierre del sprint 1.</w:t>
+              <w:t xml:space="preserve">La base del frontend en React no está lista al cierre del sprint 1.</w:t>
             </w:r>
           </w:p>
         </w:tc>
@@ -18341,23 +15034,7 @@
                 <w:sz w:val="18"/>
                 <w:szCs w:val="18"/>
               </w:rPr>
-              <w:t xml:space="preserve">Se aplica el plan de AD-12: HTML, CSS y JavaScript servidos por </w:t>
-            </w:r>
-            <w:proofErr w:type="spellStart"/>
-            <w:r>
-              <w:rPr>
-                <w:sz w:val="18"/>
-                <w:szCs w:val="18"/>
-              </w:rPr>
-              <w:t>Nginx</w:t>
-            </w:r>
-            <w:proofErr w:type="spellEnd"/>
-            <w:r>
-              <w:rPr>
-                <w:sz w:val="18"/>
-                <w:szCs w:val="18"/>
-              </w:rPr>
-              <w:t>, reutilizando las páginas ya escritas.</w:t>
+              <w:t xml:space="preserve">Se aplica el plan de AD-12: HTML, CSS y JavaScript servidos por Nginx, reutilizando las páginas ya escritas.</w:t>
             </w:r>
           </w:p>
         </w:tc>
@@ -18535,39 +15212,7 @@
                 <w:sz w:val="18"/>
                 <w:szCs w:val="18"/>
               </w:rPr>
-              <w:t xml:space="preserve">Un Pull </w:t>
-            </w:r>
-            <w:proofErr w:type="spellStart"/>
-            <w:r>
-              <w:rPr>
-                <w:sz w:val="18"/>
-                <w:szCs w:val="18"/>
-              </w:rPr>
-              <w:t>Request</w:t>
-            </w:r>
-            <w:proofErr w:type="spellEnd"/>
-            <w:r>
-              <w:rPr>
-                <w:sz w:val="18"/>
-                <w:szCs w:val="18"/>
-              </w:rPr>
-              <w:t xml:space="preserve"> modifica un archivo de </w:t>
-            </w:r>
-            <w:proofErr w:type="spellStart"/>
-            <w:r>
-              <w:rPr>
-                <w:sz w:val="18"/>
-                <w:szCs w:val="18"/>
-              </w:rPr>
-              <w:t>docs</w:t>
-            </w:r>
-            <w:proofErr w:type="spellEnd"/>
-            <w:r>
-              <w:rPr>
-                <w:sz w:val="18"/>
-                <w:szCs w:val="18"/>
-              </w:rPr>
-              <w:t>/api ya congelado para el sprint.</w:t>
+              <w:t xml:space="preserve">Un Pull Request modifica un archivo de docs/api ya congelado para el sprint.</w:t>
             </w:r>
           </w:p>
         </w:tc>
@@ -18590,23 +15235,7 @@
                 <w:sz w:val="18"/>
                 <w:szCs w:val="18"/>
               </w:rPr>
-              <w:t xml:space="preserve">El cambio se acuerda entre los tres antes de implementarse. El Pull </w:t>
-            </w:r>
-            <w:proofErr w:type="spellStart"/>
-            <w:r>
-              <w:rPr>
-                <w:sz w:val="18"/>
-                <w:szCs w:val="18"/>
-              </w:rPr>
-              <w:t>Request</w:t>
-            </w:r>
-            <w:proofErr w:type="spellEnd"/>
-            <w:r>
-              <w:rPr>
-                <w:sz w:val="18"/>
-                <w:szCs w:val="18"/>
-              </w:rPr>
-              <w:t xml:space="preserve"> exige la aprobación del líder y del dueño del servicio que lo consume.</w:t>
+              <w:t xml:space="preserve">El cambio se acuerda entre los tres antes de implementarse. El Pull Request exige la aprobación del líder y del dueño del servicio que lo consume.</w:t>
             </w:r>
           </w:p>
         </w:tc>
@@ -18790,23 +15419,7 @@
                 <w:sz w:val="18"/>
                 <w:szCs w:val="18"/>
               </w:rPr>
-              <w:t xml:space="preserve">Un servicio cierra un sprint sin haber respondido nunca a través del </w:t>
-            </w:r>
-            <w:proofErr w:type="spellStart"/>
-            <w:r>
-              <w:rPr>
-                <w:sz w:val="18"/>
-                <w:szCs w:val="18"/>
-              </w:rPr>
-              <w:t>gateway</w:t>
-            </w:r>
-            <w:proofErr w:type="spellEnd"/>
-            <w:r>
-              <w:rPr>
-                <w:sz w:val="18"/>
-                <w:szCs w:val="18"/>
-              </w:rPr>
-              <w:t>.</w:t>
+              <w:t xml:space="preserve">Un servicio cierra un sprint sin haber respondido nunca a través del gateway.</w:t>
             </w:r>
           </w:p>
         </w:tc>
@@ -18908,21 +15521,12 @@
             <w:pPr>
               <w:spacing w:line="260" w:lineRule="auto"/>
             </w:pPr>
-            <w:proofErr w:type="gramStart"/>
-            <w:r>
-              <w:rPr>
-                <w:sz w:val="18"/>
-                <w:szCs w:val="18"/>
-              </w:rPr>
-              <w:t>Un integrante entrega</w:t>
-            </w:r>
-            <w:proofErr w:type="gramEnd"/>
-            <w:r>
-              <w:rPr>
-                <w:sz w:val="18"/>
-                <w:szCs w:val="18"/>
-              </w:rPr>
-              <w:t xml:space="preserve"> sistemáticamente por debajo de lo comprometido o se desconecta.</w:t>
+            <w:r>
+              <w:rPr>
+                <w:sz w:val="18"/>
+                <w:szCs w:val="18"/>
+              </w:rPr>
+              <w:t xml:space="preserve">Un integrante entrega sistemáticamente por debajo de lo comprometido o se desconecta.</w:t>
             </w:r>
           </w:p>
         </w:tc>
@@ -19223,23 +15827,7 @@
                 <w:sz w:val="18"/>
                 <w:szCs w:val="18"/>
               </w:rPr>
-              <w:t xml:space="preserve">Tutorías acumula historias sin terminar en dos </w:t>
-            </w:r>
-            <w:proofErr w:type="spellStart"/>
-            <w:r>
-              <w:rPr>
-                <w:sz w:val="18"/>
-                <w:szCs w:val="18"/>
-              </w:rPr>
-              <w:t>sprints</w:t>
-            </w:r>
-            <w:proofErr w:type="spellEnd"/>
-            <w:r>
-              <w:rPr>
-                <w:sz w:val="18"/>
-                <w:szCs w:val="18"/>
-              </w:rPr>
-              <w:t xml:space="preserve"> seguidos.</w:t>
+              <w:t xml:space="preserve">Tutorías acumula historias sin terminar en dos sprints seguidos.</w:t>
             </w:r>
           </w:p>
         </w:tc>
@@ -21074,55 +17662,7 @@
                 <w:sz w:val="18"/>
                 <w:szCs w:val="18"/>
               </w:rPr>
-              <w:t xml:space="preserve">Aparece un Pull </w:t>
-            </w:r>
-            <w:proofErr w:type="spellStart"/>
-            <w:r>
-              <w:rPr>
-                <w:sz w:val="18"/>
-                <w:szCs w:val="18"/>
-              </w:rPr>
-              <w:t>Request</w:t>
-            </w:r>
-            <w:proofErr w:type="spellEnd"/>
-            <w:r>
-              <w:rPr>
-                <w:sz w:val="18"/>
-                <w:szCs w:val="18"/>
-              </w:rPr>
-              <w:t xml:space="preserve"> que implementa lógica contra </w:t>
-            </w:r>
-            <w:proofErr w:type="spellStart"/>
-            <w:r>
-              <w:rPr>
-                <w:sz w:val="18"/>
-                <w:szCs w:val="18"/>
-              </w:rPr>
-              <w:t>endpoints</w:t>
-            </w:r>
-            <w:proofErr w:type="spellEnd"/>
-            <w:r>
-              <w:rPr>
-                <w:sz w:val="18"/>
-                <w:szCs w:val="18"/>
-              </w:rPr>
-              <w:t xml:space="preserve"> que no están en </w:t>
-            </w:r>
-            <w:proofErr w:type="spellStart"/>
-            <w:r>
-              <w:rPr>
-                <w:sz w:val="18"/>
-                <w:szCs w:val="18"/>
-              </w:rPr>
-              <w:t>docs</w:t>
-            </w:r>
-            <w:proofErr w:type="spellEnd"/>
-            <w:r>
-              <w:rPr>
-                <w:sz w:val="18"/>
-                <w:szCs w:val="18"/>
-              </w:rPr>
-              <w:t>/api.</w:t>
+              <w:t xml:space="preserve">Aparece un Pull Request que implementa lógica contra endpoints que no están en docs/api. Se materializó el 12-09, antes de que existiera el flujo de Pull Request: un prototipo de backend en Express y MySQL, contra AD-02. Se archivó en la rama legacy/prototipo-express y HU-01 lo sacó de develop.</w:t>
             </w:r>
           </w:p>
         </w:tc>
@@ -21328,23 +17868,7 @@
                 <w:sz w:val="18"/>
                 <w:szCs w:val="18"/>
               </w:rPr>
-              <w:t xml:space="preserve">Una discusión sigue abierta en un Pull </w:t>
-            </w:r>
-            <w:proofErr w:type="spellStart"/>
-            <w:r>
-              <w:rPr>
-                <w:sz w:val="18"/>
-                <w:szCs w:val="18"/>
-              </w:rPr>
-              <w:t>Request</w:t>
-            </w:r>
-            <w:proofErr w:type="spellEnd"/>
-            <w:r>
-              <w:rPr>
-                <w:sz w:val="18"/>
-                <w:szCs w:val="18"/>
-              </w:rPr>
-              <w:t xml:space="preserve"> por más de 24 h.</w:t>
+              <w:t xml:space="preserve">Una discusión sigue abierta en un Pull Request por más de 24 h.</w:t>
             </w:r>
           </w:p>
         </w:tc>
@@ -21982,23 +18506,7 @@
                 <w:sz w:val="18"/>
                 <w:szCs w:val="18"/>
               </w:rPr>
-              <w:t xml:space="preserve">Se </w:t>
-            </w:r>
-            <w:proofErr w:type="spellStart"/>
-            <w:r>
-              <w:rPr>
-                <w:sz w:val="18"/>
-                <w:szCs w:val="18"/>
-              </w:rPr>
-              <w:t>recompromete</w:t>
-            </w:r>
-            <w:proofErr w:type="spellEnd"/>
-            <w:r>
-              <w:rPr>
-                <w:sz w:val="18"/>
-                <w:szCs w:val="18"/>
-              </w:rPr>
-              <w:t xml:space="preserve"> el alcance sobre las horas reales, con el orden de recorte del Pilar 1. Activa R-01.</w:t>
+              <w:t xml:space="preserve">Se recompromete el alcance sobre las horas reales, con el orden de recorte del Pilar 1. Activa R-01.</w:t>
             </w:r>
           </w:p>
         </w:tc>
@@ -22107,39 +18615,7 @@
                 <w:sz w:val="18"/>
                 <w:szCs w:val="18"/>
               </w:rPr>
-              <w:t xml:space="preserve">Envío y </w:t>
-            </w:r>
-            <w:proofErr w:type="gramStart"/>
-            <w:r>
-              <w:rPr>
-                <w:sz w:val="18"/>
-                <w:szCs w:val="18"/>
-              </w:rPr>
-              <w:t>verificación reales</w:t>
-            </w:r>
-            <w:proofErr w:type="gramEnd"/>
-            <w:r>
-              <w:rPr>
-                <w:sz w:val="18"/>
-                <w:szCs w:val="18"/>
-              </w:rPr>
-              <w:t xml:space="preserve"> por </w:t>
-            </w:r>
-            <w:proofErr w:type="spellStart"/>
-            <w:r>
-              <w:rPr>
-                <w:sz w:val="18"/>
-                <w:szCs w:val="18"/>
-              </w:rPr>
-              <w:t>Mailpit</w:t>
-            </w:r>
-            <w:proofErr w:type="spellEnd"/>
-            <w:r>
-              <w:rPr>
-                <w:sz w:val="18"/>
-                <w:szCs w:val="18"/>
-              </w:rPr>
-              <w:t xml:space="preserve"> en HU-04.</w:t>
+              <w:t xml:space="preserve">Identidad envía un correo de verificación real a la casilla @duocuc.cl de un integrante, con una cuenta SMTP gratuita configurada solo en el .env local. Tiene que llegar a la bandeja de entrada y el enlace tiene que activar la cuenta. Mailpit no sirve para esto: prueba el flujo de HU-04, pero ningún correo sale a una casilla real.</w:t>
             </w:r>
           </w:p>
         </w:tc>
@@ -22188,7 +18664,7 @@
                 <w:sz w:val="18"/>
                 <w:szCs w:val="18"/>
               </w:rPr>
-              <w:t>Se acepta cualquier correo y la pertenencia queda declarada por el usuario, con la limitación documentada en el alcance.</w:t>
+              <w:t xml:space="preserve">Se acepta cualquier correo y la pertenencia queda declarada por el usuario, con la limitación documentada en el alcance. Si Duoc autoriza su inicio de sesión institucional (AD-14 del Pilar 2), ese pasa a ser el camino para probar la pertenencia.</w:t>
             </w:r>
           </w:p>
         </w:tc>
@@ -23021,23 +19497,7 @@
                 <w:sz w:val="18"/>
                 <w:szCs w:val="18"/>
               </w:rPr>
-              <w:t xml:space="preserve">Solo un integrante ha usado </w:t>
-            </w:r>
-            <w:proofErr w:type="spellStart"/>
-            <w:r>
-              <w:rPr>
-                <w:sz w:val="18"/>
-                <w:szCs w:val="18"/>
-              </w:rPr>
-              <w:t>React</w:t>
-            </w:r>
-            <w:proofErr w:type="spellEnd"/>
-            <w:r>
-              <w:rPr>
-                <w:sz w:val="18"/>
-                <w:szCs w:val="18"/>
-              </w:rPr>
-              <w:t xml:space="preserve"> y el resto puede aprenderlo sobre la marcha, con apoyo de herramientas de IA.</w:t>
+              <w:t xml:space="preserve">Solo un integrante ha usado React y el resto puede aprenderlo sobre la marcha, con apoyo de herramientas de IA.</w:t>
             </w:r>
           </w:p>
         </w:tc>
@@ -23135,23 +19595,7 @@
                 <w:sz w:val="18"/>
                 <w:szCs w:val="18"/>
               </w:rPr>
-              <w:t xml:space="preserve">Se aplica el plan de respaldo de AD-12: HTML, CSS y JavaScript servidos por </w:t>
-            </w:r>
-            <w:proofErr w:type="spellStart"/>
-            <w:r>
-              <w:rPr>
-                <w:sz w:val="18"/>
-                <w:szCs w:val="18"/>
-              </w:rPr>
-              <w:t>Nginx</w:t>
-            </w:r>
-            <w:proofErr w:type="spellEnd"/>
-            <w:r>
-              <w:rPr>
-                <w:sz w:val="18"/>
-                <w:szCs w:val="18"/>
-              </w:rPr>
-              <w:t>. Activa R-06.</w:t>
+              <w:t xml:space="preserve">Se aplica el plan de respaldo de AD-12: HTML, CSS y JavaScript servidos por Nginx. Activa R-06.</w:t>
             </w:r>
           </w:p>
         </w:tc>
@@ -23209,23 +19653,7 @@
                 <w:sz w:val="18"/>
                 <w:szCs w:val="18"/>
               </w:rPr>
-              <w:t xml:space="preserve">Los minutos gratuitos de GitHub </w:t>
-            </w:r>
-            <w:proofErr w:type="spellStart"/>
-            <w:r>
-              <w:rPr>
-                <w:sz w:val="18"/>
-                <w:szCs w:val="18"/>
-              </w:rPr>
-              <w:t>Actions</w:t>
-            </w:r>
-            <w:proofErr w:type="spellEnd"/>
-            <w:r>
-              <w:rPr>
-                <w:sz w:val="18"/>
-                <w:szCs w:val="18"/>
-              </w:rPr>
-              <w:t xml:space="preserve"> alcanzan para el canal de integración continua.</w:t>
+              <w:t xml:space="preserve">Los minutos gratuitos de GitHub Actions alcanzan para el canal de integración continua.</w:t>
             </w:r>
           </w:p>
         </w:tc>
@@ -23272,7 +19700,7 @@
                 <w:sz w:val="18"/>
                 <w:szCs w:val="18"/>
               </w:rPr>
-              <w:t>Consumo del primer mes en la configuración de la cuenta.</w:t>
+              <w:t>Consumo del primer mes en la configuración de la cuenta. Verificado el 14-09: el repositorio es público y los minutos no tienen tope.</w:t>
             </w:r>
           </w:p>
         </w:tc>
